--- a/downloads/student/ai-6-week-10.docx
+++ b/downloads/student/ai-6-week-10.docx
@@ -813,6 +813,16 @@
     <w:p>
       <w:r>
         <w:t>Four fictional cases illustrate a procedure, not broad quality or a stable future success rate.</w:t>
+      </w:r>
+    </w:p>
+    <w:p>
+      <w:r>
+        <w:t>Read the labelled picture: Calculate A’s and B’s correct rates on all four cases. Identify their shared failure and explain why removing that case after scoring changes the honesty of the comparison.</w:t>
+      </w:r>
+    </w:p>
+    <w:p>
+      <w:r>
+        <w:t>Change one thing: Remove the shared failed third case after scoring. Predict the result before checking the explanation. What remains the same?</w:t>
       </w:r>
     </w:p>
     <w:p>
@@ -1911,6 +1921,187 @@
         <w:t>Attempt the independent case before hints. Record whether you worked alone, used a hint or followed a model. After feedback, fix the first unsupported step and explain why it changed. A later check uses a changed case, not a copied answer.</w:t>
       </w:r>
     </w:p>
+    <w:p>
+      <w:pPr>
+        <w:pStyle w:val="Heading1"/>
+      </w:pPr>
+      <w:r>
+        <w:t>15. Your lesson route</w:t>
+      </w:r>
+    </w:p>
+    <w:p>
+      <w:r>
+        <w:t>Start with this question: Four cases through a scoring pipeline. Two fixed versions answer the same four questions with frozen correct-or-incorrect labels.</w:t>
+      </w:r>
+    </w:p>
+    <w:tbl>
+      <w:tblPr>
+        <w:tblStyle w:val="LightShading-Accent1"/>
+        <w:tblW w:type="auto" w:w="0"/>
+        <w:tblLook w:firstColumn="1" w:firstRow="1" w:lastColumn="0" w:lastRow="0" w:noHBand="0" w:noVBand="1" w:val="04A0"/>
+      </w:tblPr>
+      <w:tblGrid>
+        <w:gridCol w:w="5112"/>
+        <w:gridCol w:w="5112"/>
+      </w:tblGrid>
+      <w:tr>
+        <w:trPr>
+          <w:tblHeader/>
+        </w:trPr>
+        <w:tc>
+          <w:tcPr>
+            <w:tcW w:type="dxa" w:w="5112"/>
+          </w:tcPr>
+          <w:p>
+            <w:r>
+              <w:t>By the end, I can</w:t>
+            </w:r>
+          </w:p>
+        </w:tc>
+        <w:tc>
+          <w:tcPr>
+            <w:tcW w:type="dxa" w:w="5112"/>
+          </w:tcPr>
+          <w:p>
+            <w:r>
+              <w:t>How I will show it</w:t>
+            </w:r>
+          </w:p>
+        </w:tc>
+      </w:tr>
+      <w:tr>
+        <w:tc>
+          <w:tcPr>
+            <w:tcW w:type="dxa" w:w="5112"/>
+          </w:tcPr>
+          <w:p>
+            <w:r>
+              <w:t>Explain the mechanism and terminology of evaluation pipelines</w:t>
+            </w:r>
+          </w:p>
+        </w:tc>
+        <w:tc>
+          <w:tcPr>
+            <w:tcW w:type="dxa" w:w="5112"/>
+          </w:tcPr>
+          <w:p>
+            <w:r>
+              <w:t>Explain the deciding step, show a trace or test, and state one limit.</w:t>
+            </w:r>
+          </w:p>
+        </w:tc>
+      </w:tr>
+      <w:tr>
+        <w:tc>
+          <w:tcPr>
+            <w:tcW w:type="dxa" w:w="5112"/>
+          </w:tcPr>
+          <w:p>
+            <w:r>
+              <w:t>Apply the stated procedure to a new case with a traceable result</w:t>
+            </w:r>
+          </w:p>
+        </w:tc>
+        <w:tc>
+          <w:tcPr>
+            <w:tcW w:type="dxa" w:w="5112"/>
+          </w:tcPr>
+          <w:p>
+            <w:r>
+              <w:t>Explain the deciding step, show a trace or test, and state one limit.</w:t>
+            </w:r>
+          </w:p>
+        </w:tc>
+      </w:tr>
+      <w:tr>
+        <w:tc>
+          <w:tcPr>
+            <w:tcW w:type="dxa" w:w="5112"/>
+          </w:tcPr>
+          <w:p>
+            <w:r>
+              <w:t>Identify an assumption or limitation and design a revealing follow-up</w:t>
+            </w:r>
+          </w:p>
+        </w:tc>
+        <w:tc>
+          <w:tcPr>
+            <w:tcW w:type="dxa" w:w="5112"/>
+          </w:tcPr>
+          <w:p>
+            <w:r>
+              <w:t>Explain the deciding step, show a trace or test, and state one limit.</w:t>
+            </w:r>
+          </w:p>
+        </w:tc>
+      </w:tr>
+    </w:tbl>
+    <w:p>
+      <w:r>
+        <w:t>Remember → watch and explain → try with help → investigate → try independently → keep project evidence. Your teacher may spread this lesson across several classes.</w:t>
+      </w:r>
+    </w:p>
+    <w:p>
+      <w:r>
+        <w:t>Keep your first prediction. Compare it with what the evidence shows and explain any change.</w:t>
+      </w:r>
+    </w:p>
+    <w:p>
+      <w:pPr>
+        <w:pStyle w:val="Heading1"/>
+      </w:pPr>
+      <w:r>
+        <w:t>16. Finish and return</w:t>
+      </w:r>
+    </w:p>
+    <w:p>
+      <w:r>
+        <w:t>Close your notes. Explain this goal in your own words: Explain the mechanism and terminology of evaluation pipelines</w:t>
+      </w:r>
+    </w:p>
+    <w:p>
+      <w:pPr>
+        <w:pStyle w:val="Heading3"/>
+      </w:pPr>
+      <w:r>
+        <w:t>My deciding step, evidence and one remaining question</w:t>
+      </w:r>
+    </w:p>
+    <w:p>
+      <w:r>
+        <w:t>________________________________________________________________</w:t>
+      </w:r>
+    </w:p>
+    <w:p>
+      <w:r>
+        <w:t>________________________________________________________________</w:t>
+      </w:r>
+    </w:p>
+    <w:p>
+      <w:r>
+        <w:t>________________________________________________________________</w:t>
+      </w:r>
+    </w:p>
+    <w:p>
+      <w:r>
+        <w:t>________________________________________________________________</w:t>
+      </w:r>
+    </w:p>
+    <w:p>
+      <w:r>
+        <w:t>________________________________________________________________</w:t>
+      </w:r>
+    </w:p>
+    <w:p>
+      <w:r>
+        <w:t>If you are unsure, return to the worked picture and explain one arrow. If you are ready, change an input or assumption and justify your prediction.</w:t>
+      </w:r>
+    </w:p>
+    <w:p>
+      <w:r>
+        <w:t>Save your workbook evidence. At the next review, try a different case before opening your old answer.</w:t>
+      </w:r>
+    </w:p>
     <w:sectPr>
       <w:pgSz w:w="12240" w:h="15840"/>
       <w:pgMar w:top="936" w:right="1008" w:bottom="936" w:left="1008" w:header="720" w:footer="720" w:gutter="0"/>

--- a/downloads/student/ai-6-week-10.docx
+++ b/downloads/student/ai-6-week-10.docx
@@ -2102,6 +2102,202 @@
         <w:t>Save your workbook evidence. At the next review, try a different case before opening your old answer.</w:t>
       </w:r>
     </w:p>
+    <w:p>
+      <w:pPr>
+        <w:pStyle w:val="Heading1"/>
+      </w:pPr>
+      <w:r>
+        <w:t>17. Supported practice, repair and portfolio</w:t>
+      </w:r>
+    </w:p>
+    <w:p>
+      <w:r>
+        <w:t>Use this supported practice once, in the browser or on paper. Keep the reserved independent assessment for a separate first attempt before teacher feedback.</w:t>
+      </w:r>
+    </w:p>
+    <w:p>
+      <w:r>
+        <w:t>Four cases through a scoring pipeline. Two fixed versions answer the same four questions with frozen correct-or-incorrect labels.</w:t>
+      </w:r>
+    </w:p>
+    <w:p>
+      <w:pPr>
+        <w:pStyle w:val="Heading3"/>
+      </w:pPr>
+      <w:r>
+        <w:t>Practice 1: explain the deciding evidence</w:t>
+      </w:r>
+    </w:p>
+    <w:p>
+      <w:r>
+        <w:t>Which labelled step matches this detail? Case two separates the versions; case three fails for both.</w:t>
+      </w:r>
+    </w:p>
+    <w:p>
+      <w:r>
+        <w:t>1. Freeze cases</w:t>
+      </w:r>
+    </w:p>
+    <w:p>
+      <w:r>
+        <w:t>2. Inspect failures</w:t>
+      </w:r>
+    </w:p>
+    <w:p>
+      <w:r>
+        <w:t>3. Compute rates</w:t>
+      </w:r>
+    </w:p>
+    <w:p>
+      <w:pPr>
+        <w:pStyle w:val="Heading3"/>
+      </w:pPr>
+      <w:r>
+        <w:t>My selected conclusion, deciding fact and explanation</w:t>
+      </w:r>
+    </w:p>
+    <w:p>
+      <w:r>
+        <w:t>________________________________________________________________</w:t>
+      </w:r>
+    </w:p>
+    <w:p>
+      <w:r>
+        <w:t>________________________________________________________________</w:t>
+      </w:r>
+    </w:p>
+    <w:p>
+      <w:r>
+        <w:t>________________________________________________________________</w:t>
+      </w:r>
+    </w:p>
+    <w:p>
+      <w:r>
+        <w:t>________________________________________________________________</w:t>
+      </w:r>
+    </w:p>
+    <w:p>
+      <w:r>
+        <w:t>________________________________________________________________</w:t>
+      </w:r>
+    </w:p>
+    <w:p>
+      <w:r>
+        <w:t>Hint if needed: Read the steps in the pictorial case. Match the supplied detail to the stage that performs or records it.</w:t>
+      </w:r>
+    </w:p>
+    <w:p>
+      <w:r>
+        <w:t>After your attempt, compare with the supported explanation: Inspect failures Case two separates the versions; case three fails for both. A pipeline preserves comparable cases, version labels and scoring. Report the denominator and disagreements alongside percentages.</w:t>
+      </w:r>
+    </w:p>
+    <w:p>
+      <w:pPr>
+        <w:pStyle w:val="Heading3"/>
+      </w:pPr>
+      <w:r>
+        <w:t>Practice 2: explain the deciding evidence</w:t>
+      </w:r>
+    </w:p>
+    <w:p>
+      <w:r>
+        <w:t>Changed-case practice: Remove the shared failed third case after scoring. Which conclusion is supported by the supplied facts?</w:t>
+      </w:r>
+    </w:p>
+    <w:p>
+      <w:r>
+        <w:t>1. Rates become 3/3 and 2/3, but this selectively edited evaluation is misleading.</w:t>
+      </w:r>
+    </w:p>
+    <w:p>
+      <w:r>
+        <w:t>2. This one example guarantees correct results for every future input.</w:t>
+      </w:r>
+    </w:p>
+    <w:p>
+      <w:r>
+        <w:t>3. We can decide the result without examining the changed input or the procedure.</w:t>
+      </w:r>
+    </w:p>
+    <w:p>
+      <w:pPr>
+        <w:pStyle w:val="Heading3"/>
+      </w:pPr>
+      <w:r>
+        <w:t>My selected conclusion, deciding fact and explanation</w:t>
+      </w:r>
+    </w:p>
+    <w:p>
+      <w:r>
+        <w:t>________________________________________________________________</w:t>
+      </w:r>
+    </w:p>
+    <w:p>
+      <w:r>
+        <w:t>________________________________________________________________</w:t>
+      </w:r>
+    </w:p>
+    <w:p>
+      <w:r>
+        <w:t>________________________________________________________________</w:t>
+      </w:r>
+    </w:p>
+    <w:p>
+      <w:r>
+        <w:t>________________________________________________________________</w:t>
+      </w:r>
+    </w:p>
+    <w:p>
+      <w:r>
+        <w:t>________________________________________________________________</w:t>
+      </w:r>
+    </w:p>
+    <w:p>
+      <w:r>
+        <w:t>Hint if needed: Use the changed condition and the deciding step in the pictorial trace. The answer must say what follows from those facts.</w:t>
+      </w:r>
+    </w:p>
+    <w:p>
+      <w:r>
+        <w:t>After your attempt, compare with the supported explanation: Rates become 3/3 and 2/3, but this selectively edited evaluation is misleading. The population changed after seeing failures, concealing a weakness.</w:t>
+      </w:r>
+    </w:p>
+    <w:p>
+      <w:pPr>
+        <w:pStyle w:val="Heading3"/>
+      </w:pPr>
+      <w:r>
+        <w:t>Repair a missing building block</w:t>
+      </w:r>
+    </w:p>
+    <w:p>
+      <w:r>
+        <w:t>Review Integration tests and fixtures (ai-6/9). Goal: Explain the mechanism and terminology of integration tests and fixtures. Short practice: Follow request N through the fixture and adapter. Which source and item should appear in the reply, and what precisely fails when the adapter returns M?. Return to this week and explain what you changed.</w:t>
+      </w:r>
+    </w:p>
+    <w:p>
+      <w:r>
+        <w:t>Review Testing pure components (ai-6/7). Goal: Explain the mechanism and terminology of testing pure components. Short practice: Predict the formatter outputs for 7 and 12, including spacing. Why does input 0 need rejection under this contract rather than an ordinary formatted response?. Return to this week and explain what you changed.</w:t>
+      </w:r>
+    </w:p>
+    <w:p>
+      <w:r>
+        <w:t>Review Configuration and secrets (ai-6/4). Goal: Explain the mechanism and terminology of configuration and secrets. Short practice: Point to the public setting and the protected credential. What changes when maximum_words becomes 60, and which information must never appear in the startup log?. Return to this week and explain what you changed.</w:t>
+      </w:r>
+    </w:p>
+    <w:p>
+      <w:pPr>
+        <w:pStyle w:val="Heading3"/>
+      </w:pPr>
+      <w:r>
+        <w:t>Keep your completed work</w:t>
+      </w:r>
+    </w:p>
+    <w:p>
+      <w:r>
+        <w:t>Use Download completed work in the hosted lesson to export your answers, reflections, practice feedback and code-run evidence. Open the HTML copy to read or print it. Drafts stay in this browser when storage is available; clear drafts on a shared device.</w:t>
+      </w:r>
+    </w:p>
     <w:sectPr>
       <w:pgSz w:w="12240" w:h="15840"/>
       <w:pgMar w:top="936" w:right="1008" w:bottom="936" w:left="1008" w:header="720" w:footer="720" w:gutter="0"/>

--- a/downloads/student/ai-6-week-10.docx
+++ b/downloads/student/ai-6-week-10.docx
@@ -42,6 +42,11 @@
       </w:r>
     </w:p>
     <w:p>
+      <w:r>
+        <w:t>Start with the target: Explain the mechanism and terminology of evaluation pipelines. Try the recall before opening notes.</w:t>
+      </w:r>
+    </w:p>
+    <w:p>
       <w:pPr>
         <w:pStyle w:val="Heading3"/>
       </w:pPr>
@@ -50,17 +55,47 @@
       </w:r>
     </w:p>
     <w:p>
-      <w:r>
-        <w:t>I can explain the mechanism and terminology of evaluation pipelines.</w:t>
-      </w:r>
-    </w:p>
-    <w:p>
-      <w:r>
+      <w:pPr>
+        <w:spacing w:line="336" w:lineRule="auto" w:after="180"/>
+      </w:pPr>
+      <w:r>
+        <w:rPr>
+          <w:b w:val="0"/>
+        </w:rPr>
+        <w:t xml:space="preserve">I can explain the </w:t>
+      </w:r>
+      <w:r>
+        <w:rPr>
+          <w:b/>
+        </w:rPr>
+        <w:t>mechanism</w:t>
+      </w:r>
+      <w:r>
+        <w:rPr>
+          <w:b w:val="0"/>
+        </w:rPr>
+        <w:t xml:space="preserve"> and terminology of evaluation pipelines.</w:t>
+      </w:r>
+    </w:p>
+    <w:p>
+      <w:pPr>
+        <w:spacing w:line="336" w:lineRule="auto" w:after="180"/>
+      </w:pPr>
+      <w:r>
+        <w:rPr>
+          <w:b w:val="0"/>
+        </w:rPr>
         <w:t>I can apply the stated procedure to a new case with a traceable result.</w:t>
       </w:r>
     </w:p>
     <w:p>
-      <w:r>
+      <w:pPr>
+        <w:spacing w:line="336" w:lineRule="auto" w:after="180"/>
+      </w:pPr>
+      <w:r>
+        <w:rPr>
+          <w:b w:val="0"/>
+        </w:rPr>
         <w:t>I can identify an assumption or limitation and design a revealing follow-up.</w:t>
       </w:r>
     </w:p>
@@ -73,47 +108,125 @@
       </w:r>
     </w:p>
     <w:p>
-      <w:r>
+      <w:pPr>
+        <w:spacing w:line="336" w:lineRule="auto" w:after="180"/>
+      </w:pPr>
+      <w:r>
+        <w:rPr>
+          <w:b w:val="0"/>
+        </w:rPr>
         <w:t>Close your notes first. A rough first answer helps us choose the right starting point; it is not a score for your ability.</w:t>
       </w:r>
     </w:p>
     <w:p>
-      <w:r>
+      <w:pPr>
+        <w:spacing w:line="336" w:lineRule="auto" w:after="180"/>
+      </w:pPr>
+      <w:r>
+        <w:rPr>
+          <w:b w:val="0"/>
+        </w:rPr>
         <w:t>Without opening the old lesson, explain one key idea from Integration tests and fixtures. Give an example and a mistake that the idea helps you avoid.</w:t>
       </w:r>
     </w:p>
     <w:p>
-      <w:r>
+      <w:pPr>
+        <w:spacing w:line="336" w:lineRule="auto" w:after="180"/>
+      </w:pPr>
+      <w:r>
+        <w:rPr>
+          <w:b w:val="0"/>
+        </w:rPr>
         <w:t>Without opening the old lesson, explain one key idea from Testing pure components. Give an example and a mistake that the idea helps you avoid.</w:t>
       </w:r>
     </w:p>
     <w:p>
-      <w:r>
+      <w:pPr>
+        <w:spacing w:line="336" w:lineRule="auto" w:after="180"/>
+      </w:pPr>
+      <w:r>
+        <w:rPr>
+          <w:b w:val="0"/>
+        </w:rPr>
         <w:t>Without opening the old lesson, explain one key idea from Configuration and secrets. Give an example and a mistake that the idea helps you avoid.</w:t>
       </w:r>
     </w:p>
     <w:p>
-      <w:r>
-        <w:t>After trying, check the relevant lesson or ask your teacher. Change the part of your explanation that the evidence shows was wrong.</w:t>
-      </w:r>
-    </w:p>
-    <w:p>
-      <w:r>
+      <w:pPr>
+        <w:spacing w:line="336" w:lineRule="auto" w:after="180"/>
+      </w:pPr>
+      <w:r>
+        <w:rPr>
+          <w:b w:val="0"/>
+        </w:rPr>
+        <w:t xml:space="preserve">After trying, check the relevant lesson or ask your teacher. Change the part of your explanation that the </w:t>
+      </w:r>
+      <w:r>
+        <w:rPr>
+          <w:b/>
+        </w:rPr>
+        <w:t>evidence</w:t>
+      </w:r>
+      <w:r>
+        <w:rPr>
+          <w:b w:val="0"/>
+        </w:rPr>
+        <w:t xml:space="preserve"> shows was wrong.</w:t>
+      </w:r>
+    </w:p>
+    <w:p>
+      <w:pPr>
+        <w:spacing w:line="336" w:lineRule="auto" w:after="180"/>
+      </w:pPr>
+      <w:r>
+        <w:rPr>
+          <w:b w:val="0"/>
+        </w:rPr>
         <w:t>This week you will practise:</w:t>
       </w:r>
     </w:p>
     <w:p>
-      <w:r>
-        <w:t>Explain the mechanism and terminology of evaluation pipelines</w:t>
-      </w:r>
-    </w:p>
-    <w:p>
-      <w:r>
+      <w:pPr>
+        <w:spacing w:line="336" w:lineRule="auto" w:after="180"/>
+      </w:pPr>
+      <w:r>
+        <w:rPr>
+          <w:b w:val="0"/>
+        </w:rPr>
+        <w:t xml:space="preserve">Explain the </w:t>
+      </w:r>
+      <w:r>
+        <w:rPr>
+          <w:b/>
+        </w:rPr>
+        <w:t>mechanism</w:t>
+      </w:r>
+      <w:r>
+        <w:rPr>
+          <w:b w:val="0"/>
+        </w:rPr>
+        <w:t xml:space="preserve"> and terminology of evaluation pipelines</w:t>
+      </w:r>
+    </w:p>
+    <w:p>
+      <w:pPr>
+        <w:spacing w:line="336" w:lineRule="auto" w:after="180"/>
+      </w:pPr>
+      <w:r>
+        <w:rPr>
+          <w:b w:val="0"/>
+        </w:rPr>
         <w:t>Apply the stated procedure to a new case with a traceable result</w:t>
       </w:r>
     </w:p>
     <w:p>
-      <w:r>
+      <w:pPr>
+        <w:spacing w:line="336" w:lineRule="auto" w:after="180"/>
+      </w:pPr>
+      <w:r>
+        <w:rPr>
+          <w:b w:val="0"/>
+        </w:rPr>
         <w:t>Identify an assumption or limitation and design a revealing follow-up</w:t>
       </w:r>
     </w:p>
@@ -126,8 +239,38 @@
       </w:r>
     </w:p>
     <w:p>
-      <w:r>
-        <w:t>Recall Integration tests and fixtures. Explain why a recorded result needs its input conditions and evidence source before it can support a claim.</w:t>
+      <w:pPr>
+        <w:spacing w:line="336" w:lineRule="auto" w:after="180"/>
+      </w:pPr>
+      <w:r>
+        <w:rPr>
+          <w:b w:val="0"/>
+        </w:rPr>
+        <w:t xml:space="preserve">Recall Integration tests and fixtures. Explain why a recorded result needs its </w:t>
+      </w:r>
+      <w:r>
+        <w:rPr>
+          <w:b/>
+        </w:rPr>
+        <w:t>input</w:t>
+      </w:r>
+      <w:r>
+        <w:rPr>
+          <w:b w:val="0"/>
+        </w:rPr>
+        <w:t xml:space="preserve"> conditions and </w:t>
+      </w:r>
+      <w:r>
+        <w:rPr>
+          <w:b/>
+        </w:rPr>
+        <w:t>evidence</w:t>
+      </w:r>
+      <w:r>
+        <w:rPr>
+          <w:b w:val="0"/>
+        </w:rPr>
+        <w:t xml:space="preserve"> source before it can support a claim.</w:t>
       </w:r>
     </w:p>
     <w:p>
@@ -162,7 +305,13 @@
       </w:r>
     </w:p>
     <w:p>
-      <w:r>
+      <w:pPr>
+        <w:spacing w:line="336" w:lineRule="auto" w:after="180"/>
+      </w:pPr>
+      <w:r>
+        <w:rPr>
+          <w:b w:val="0"/>
+        </w:rPr>
         <w:t>Explain evaluation pipelines using the deciding step in this fictional service.</w:t>
       </w:r>
     </w:p>
@@ -176,12 +325,52 @@
     </w:p>
     <w:p>
       <w:r>
-        <w:t>Evaluation pipelines preserve case versions, procedure versions and raw outcomes before producing metrics. A rerun must identify what changed.</w:t>
-      </w:r>
-    </w:p>
-    <w:p>
-      <w:r>
-        <w:t>Begin by writing the question the procedure is intended to answer. Identify the information already supplied, the information it will produce and the information still missing. These are constructed classroom examples; they do not require live accounts, private records or an external service. Do not treat a plausible explanation as a measured outcome.</w:t>
+        <w:t>Investigate the supplied Evaluation pipelines case. Separate observations, given facts and assumptions before choosing an explanation.</w:t>
+      </w:r>
+    </w:p>
+    <w:p>
+      <w:pPr>
+        <w:spacing w:line="336" w:lineRule="auto" w:after="180"/>
+      </w:pPr>
+      <w:r>
+        <w:rPr>
+          <w:b w:val="0"/>
+        </w:rPr>
+        <w:t xml:space="preserve">Evaluation pipelines preserve case versions, procedure versions and </w:t>
+      </w:r>
+      <w:r>
+        <w:rPr>
+          <w:b/>
+        </w:rPr>
+        <w:t>raw outcome</w:t>
+      </w:r>
+      <w:r>
+        <w:rPr>
+          <w:b w:val="0"/>
+        </w:rPr>
+        <w:t>s before producing metrics. A rerun must identify what changed.</w:t>
+      </w:r>
+    </w:p>
+    <w:p>
+      <w:pPr>
+        <w:spacing w:line="336" w:lineRule="auto" w:after="180"/>
+      </w:pPr>
+      <w:r>
+        <w:rPr>
+          <w:b w:val="0"/>
+        </w:rPr>
+        <w:t>Begin by writing the question the procedure is intended to answer. Identify the information already supplied, the information it will produce and the information still missing.</w:t>
+      </w:r>
+    </w:p>
+    <w:p>
+      <w:pPr>
+        <w:spacing w:line="336" w:lineRule="auto" w:after="180"/>
+      </w:pPr>
+      <w:r>
+        <w:rPr>
+          <w:b w:val="0"/>
+        </w:rPr>
+        <w:t>These are constructed classroom examples; they do not require live accounts, private records or an external service. Do not treat a plausible explanation as a measured outcome.</w:t>
       </w:r>
     </w:p>
     <w:p>
@@ -217,6 +406,17 @@
     </w:p>
     <w:p>
       <w:r>
+        <w:t>Follow the mechanism for Evaluation pipelines. Connect each labelled input, deciding step and result.</w:t>
+      </w:r>
+    </w:p>
+    <w:p>
+      <w:pPr>
+        <w:spacing w:line="336" w:lineRule="auto" w:after="180"/>
+      </w:pPr>
+      <w:r>
+        <w:rPr>
+          <w:b w:val="0"/>
+        </w:rPr>
         <w:t>Load versioned cases, validate expected outcomes, execute the frozen system, store case-level results and compute declared denominators. Reject missing results rather than silently counting them as success.</w:t>
       </w:r>
     </w:p>
@@ -313,8 +513,49 @@
       </w:r>
     </w:p>
     <w:p>
-      <w:r>
-        <w:t>Before applying the procedure, write its units, denominator or decision boundary where relevant. A partner should be able to repeat each step using the same inputs. If a required input is absent or violates the stated contract, record that condition explicitly instead of quietly replacing it with a convenient value.</w:t>
+      <w:pPr>
+        <w:spacing w:line="336" w:lineRule="auto" w:after="180"/>
+      </w:pPr>
+      <w:r>
+        <w:rPr>
+          <w:b w:val="0"/>
+        </w:rPr>
+        <w:t xml:space="preserve">Before applying the procedure, write its units, denominator or decision boundary where relevant. A partner should be able to repeat each step using the same </w:t>
+      </w:r>
+      <w:r>
+        <w:rPr>
+          <w:b/>
+        </w:rPr>
+        <w:t>input</w:t>
+      </w:r>
+      <w:r>
+        <w:rPr>
+          <w:b w:val="0"/>
+        </w:rPr>
+        <w:t>s.</w:t>
+      </w:r>
+    </w:p>
+    <w:p>
+      <w:pPr>
+        <w:spacing w:line="336" w:lineRule="auto" w:after="180"/>
+      </w:pPr>
+      <w:r>
+        <w:rPr>
+          <w:b w:val="0"/>
+        </w:rPr>
+        <w:t xml:space="preserve">If a required </w:t>
+      </w:r>
+      <w:r>
+        <w:rPr>
+          <w:b/>
+        </w:rPr>
+        <w:t>input</w:t>
+      </w:r>
+      <w:r>
+        <w:rPr>
+          <w:b w:val="0"/>
+        </w:rPr>
+        <w:t xml:space="preserve"> is absent or violates the stated contract, record that condition explicitly instead of quietly replacing it with a convenient value.</w:t>
       </w:r>
     </w:p>
     <w:p>
@@ -326,8 +567,26 @@
       </w:r>
     </w:p>
     <w:p>
-      <w:r>
-        <w:t>Point to the input, the deciding step and the result in this week’s visual. Explain the same step in ordinary words. A picture helps when you can say what each part represents.</w:t>
+      <w:pPr>
+        <w:spacing w:line="336" w:lineRule="auto" w:after="180"/>
+      </w:pPr>
+      <w:r>
+        <w:rPr>
+          <w:b w:val="0"/>
+        </w:rPr>
+        <w:t xml:space="preserve">Point to the </w:t>
+      </w:r>
+      <w:r>
+        <w:rPr>
+          <w:b/>
+        </w:rPr>
+        <w:t>input</w:t>
+      </w:r>
+      <w:r>
+        <w:rPr>
+          <w:b w:val="0"/>
+        </w:rPr>
+        <w:t>, the deciding step and the result in this week’s visual. Explain the same step in ordinary words. A picture helps when you can say what each part represents.</w:t>
       </w:r>
     </w:p>
     <w:p>
@@ -339,6 +598,11 @@
       </w:r>
     </w:p>
     <w:p>
+      <w:r>
+        <w:t>Compare the supplied cases for Evaluation pipelines. Identify the detail that changes the conclusion.</w:t>
+      </w:r>
+    </w:p>
+    <w:p>
       <w:pPr>
         <w:pStyle w:val="Heading3"/>
       </w:pPr>
@@ -347,7 +611,13 @@
       </w:r>
     </w:p>
     <w:p>
-      <w:r>
+      <w:pPr>
+        <w:spacing w:line="336" w:lineRule="auto" w:after="180"/>
+      </w:pPr>
+      <w:r>
+        <w:rPr>
+          <w:b w:val="0"/>
+        </w:rPr>
         <w:t>Six cases are planned; five run, four pass and one fails. One is skipped. Show the intermediate steps and give the conclusion with its scope.</w:t>
       </w:r>
     </w:p>
@@ -393,17 +663,68 @@
       </w:r>
     </w:p>
     <w:p>
-      <w:r>
+      <w:pPr>
+        <w:pStyle w:val="Heading3"/>
+      </w:pPr>
+      <w:r>
+        <w:t>Change one thing</w:t>
+      </w:r>
+    </w:p>
+    <w:p>
+      <w:pPr>
+        <w:spacing w:line="336" w:lineRule="auto" w:after="180"/>
+        <w:shd w:fill="F5F1FB"/>
+      </w:pPr>
+      <w:r>
+        <w:rPr>
+          <w:b w:val="0"/>
+        </w:rPr>
         <w:t>Change: Remove the shared failed third case after scoring.</w:t>
       </w:r>
     </w:p>
     <w:p>
-      <w:r>
-        <w:t>Prediction: Rates become 3/3 and 2/3, but this selectively edited evaluation is misleading.</w:t>
-      </w:r>
-    </w:p>
-    <w:p>
-      <w:r>
+      <w:pPr>
+        <w:pStyle w:val="Heading3"/>
+      </w:pPr>
+      <w:r>
+        <w:t>Predicted result</w:t>
+      </w:r>
+    </w:p>
+    <w:p>
+      <w:pPr>
+        <w:spacing w:line="336" w:lineRule="auto" w:after="180"/>
+        <w:shd w:fill="F1F6FC"/>
+      </w:pPr>
+      <w:r>
+        <w:rPr>
+          <w:b/>
+        </w:rPr>
+        <w:t>Prediction</w:t>
+      </w:r>
+      <w:r>
+        <w:rPr>
+          <w:b w:val="0"/>
+        </w:rPr>
+        <w:t>: Rates become 3/3 and 2/3, but this selectively edited evaluation is misleading.</w:t>
+      </w:r>
+    </w:p>
+    <w:p>
+      <w:pPr>
+        <w:pStyle w:val="Heading3"/>
+      </w:pPr>
+      <w:r>
+        <w:t>Why the result follows</w:t>
+      </w:r>
+    </w:p>
+    <w:p>
+      <w:pPr>
+        <w:spacing w:line="336" w:lineRule="auto" w:after="180"/>
+        <w:shd w:fill="F1F6FC"/>
+      </w:pPr>
+      <w:r>
+        <w:rPr>
+          <w:b w:val="0"/>
+        </w:rPr>
         <w:t>Reason: The population changed after seeing failures, concealing a weakness.</w:t>
       </w:r>
     </w:p>
@@ -413,6 +734,11 @@
       </w:pPr>
       <w:r>
         <w:t>05. Words that unlock the idea</w:t>
+      </w:r>
+    </w:p>
+    <w:p>
+      <w:r>
+        <w:t>Use the vocabulary of Evaluation pipelines to explain a concrete decision, rather than only memorising definitions.</w:t>
       </w:r>
     </w:p>
     <w:tbl>
@@ -550,17 +876,41 @@
     </w:p>
     <w:p>
       <w:r>
+        <w:t>Follow the worked trace for Evaluation pipelines, predict a step, then compare with its explanation.</w:t>
+      </w:r>
+    </w:p>
+    <w:p>
+      <w:pPr>
+        <w:spacing w:line="336" w:lineRule="auto" w:after="180"/>
+      </w:pPr>
+      <w:r>
+        <w:rPr>
+          <w:b w:val="0"/>
+        </w:rPr>
         <w:t>Six cases are planned; five run, four pass and one fails. One is skipped.</w:t>
       </w:r>
     </w:p>
     <w:p>
-      <w:r>
-        <w:t>Completed-case rate 4/5=80%; coverage 5/6. Do not report 4/6 as completed accuracy without declaring that separate policy; skipped remains unassessed.</w:t>
-      </w:r>
-    </w:p>
-    <w:p>
-      <w:r>
-        <w:t>Compare the intermediate evidence with the final statement. Explain why each number or decision follows from the stated inputs. The conclusion belongs to this scenario and procedure; changing the inputs, evaluation population or authority can change what it establishes. Retain the raw record so a later revision can be compared honestly.</w:t>
+      <w:pPr>
+        <w:spacing w:line="336" w:lineRule="auto" w:after="180"/>
+      </w:pPr>
+      <w:r>
+        <w:rPr>
+          <w:b w:val="0"/>
+        </w:rPr>
+        <w:t>Completed-case rate 4/5=</w:t>
+      </w:r>
+      <w:r>
+        <w:rPr>
+          <w:b/>
+        </w:rPr>
+        <w:t>80%</w:t>
+      </w:r>
+      <w:r>
+        <w:rPr>
+          <w:b w:val="0"/>
+        </w:rPr>
+        <w:t>; coverage 5/6. Do not report 4/6 as completed accuracy without declaring that separate policy; skipped remains unassessed.</w:t>
       </w:r>
     </w:p>
     <w:p>
@@ -568,11 +918,85 @@
         <w:pStyle w:val="Heading3"/>
       </w:pPr>
       <w:r>
+        <w:t>Worked explanation · Evaluation pipelines</w:t>
+      </w:r>
+    </w:p>
+    <w:p>
+      <w:pPr>
+        <w:spacing w:line="336" w:lineRule="auto" w:after="180"/>
+        <w:shd w:fill="F1F6FC"/>
+      </w:pPr>
+      <w:r>
+        <w:rPr>
+          <w:b w:val="0"/>
+        </w:rPr>
+        <w:t xml:space="preserve">Compare the intermediate </w:t>
+      </w:r>
+      <w:r>
+        <w:rPr>
+          <w:b/>
+        </w:rPr>
+        <w:t>evidence</w:t>
+      </w:r>
+      <w:r>
+        <w:rPr>
+          <w:b w:val="0"/>
+        </w:rPr>
+        <w:t xml:space="preserve"> with the final statement. Explain why each number or decision follows from the stated </w:t>
+      </w:r>
+      <w:r>
+        <w:rPr>
+          <w:b/>
+        </w:rPr>
+        <w:t>input</w:t>
+      </w:r>
+      <w:r>
+        <w:rPr>
+          <w:b w:val="0"/>
+        </w:rPr>
+        <w:t>s.</w:t>
+      </w:r>
+    </w:p>
+    <w:p>
+      <w:pPr>
+        <w:spacing w:line="336" w:lineRule="auto" w:after="180"/>
+        <w:shd w:fill="F1F6FC"/>
+      </w:pPr>
+      <w:r>
+        <w:rPr>
+          <w:b w:val="0"/>
+        </w:rPr>
+        <w:t xml:space="preserve">The conclusion belongs to this scenario and procedure; changing the </w:t>
+      </w:r>
+      <w:r>
+        <w:rPr>
+          <w:b/>
+        </w:rPr>
+        <w:t>input</w:t>
+      </w:r>
+      <w:r>
+        <w:rPr>
+          <w:b w:val="0"/>
+        </w:rPr>
+        <w:t>s, evaluation population or authority can change what it establishes. Retain the raw record so a later revision can be compared honestly.</w:t>
+      </w:r>
+    </w:p>
+    <w:p>
+      <w:pPr>
+        <w:pStyle w:val="Heading3"/>
+      </w:pPr>
+      <w:r>
         <w:t>Learn from the worked case</w:t>
       </w:r>
     </w:p>
     <w:p>
-      <w:r>
+      <w:pPr>
+        <w:spacing w:line="336" w:lineRule="auto" w:after="180"/>
+      </w:pPr>
+      <w:r>
+        <w:rPr>
+          <w:b w:val="0"/>
+        </w:rPr>
         <w:t>Cover the result before checking it. Say what is given, choose the procedure, and follow one step at a time. Then uncover the result and explain your first mismatch. Ask why a step is allowed, not only what number it produces.</w:t>
       </w:r>
     </w:p>
@@ -585,7 +1009,13 @@
       </w:r>
     </w:p>
     <w:p>
-      <w:r>
+      <w:pPr>
+        <w:spacing w:line="336" w:lineRule="auto" w:after="180"/>
+      </w:pPr>
+      <w:r>
+        <w:rPr>
+          <w:b w:val="0"/>
+        </w:rPr>
         <w:t>Four cases through a scoring pipeline. Two fixed versions answer the same four questions with frozen correct-or-incorrect labels.</w:t>
       </w:r>
     </w:p>
@@ -598,7 +1028,22 @@
       </w:r>
     </w:p>
     <w:p>
-      <w:r>
+      <w:pPr>
+        <w:pStyle w:val="Heading3"/>
+      </w:pPr>
+      <w:r>
+        <w:t>Supplied facts</w:t>
+      </w:r>
+    </w:p>
+    <w:p>
+      <w:pPr>
+        <w:spacing w:line="336" w:lineRule="auto" w:after="180"/>
+        <w:shd w:fill="F1F6FC"/>
+      </w:pPr>
+      <w:r>
+        <w:rPr>
+          <w:b w:val="0"/>
+        </w:rPr>
         <w:t>A scores [1,1,0,1]; B scores [1,0,0,1]. Each 1 means agreement with the reference answer.</w:t>
       </w:r>
     </w:p>
@@ -798,7 +1243,22 @@
       </w:r>
     </w:p>
     <w:p>
-      <w:r>
+      <w:pPr>
+        <w:pStyle w:val="Heading3"/>
+      </w:pPr>
+      <w:r>
+        <w:t>Why the result follows</w:t>
+      </w:r>
+    </w:p>
+    <w:p>
+      <w:pPr>
+        <w:spacing w:line="336" w:lineRule="auto" w:after="180"/>
+        <w:shd w:fill="F1F6FC"/>
+      </w:pPr>
+      <w:r>
+        <w:rPr>
+          <w:b w:val="0"/>
+        </w:rPr>
         <w:t>A pipeline preserves comparable cases, version labels and scoring. Report the denominator and disagreements alongside percentages.</w:t>
       </w:r>
     </w:p>
@@ -811,17 +1271,62 @@
       </w:r>
     </w:p>
     <w:p>
-      <w:r>
+      <w:pPr>
+        <w:pStyle w:val="Heading3"/>
+      </w:pPr>
+      <w:r>
+        <w:t>Keep the stated limit</w:t>
+      </w:r>
+    </w:p>
+    <w:p>
+      <w:pPr>
+        <w:spacing w:line="336" w:lineRule="auto" w:after="180"/>
+        <w:shd w:fill="FFF5E6"/>
+      </w:pPr>
+      <w:r>
+        <w:rPr>
+          <w:b w:val="0"/>
+        </w:rPr>
         <w:t>Four fictional cases illustrate a procedure, not broad quality or a stable future success rate.</w:t>
       </w:r>
     </w:p>
     <w:p>
-      <w:r>
+      <w:pPr>
+        <w:pStyle w:val="Heading3"/>
+      </w:pPr>
+      <w:r>
+        <w:t>Keep the stated limit</w:t>
+      </w:r>
+    </w:p>
+    <w:p>
+      <w:pPr>
+        <w:spacing w:line="336" w:lineRule="auto" w:after="180"/>
+        <w:shd w:fill="FFF5E6"/>
+      </w:pPr>
+      <w:r>
+        <w:rPr>
+          <w:b w:val="0"/>
+        </w:rPr>
         <w:t>Read the labelled picture: Calculate A’s and B’s correct rates on all four cases. Identify their shared failure and explain why removing that case after scoring changes the honesty of the comparison.</w:t>
       </w:r>
     </w:p>
     <w:p>
-      <w:r>
+      <w:pPr>
+        <w:pStyle w:val="Heading3"/>
+      </w:pPr>
+      <w:r>
+        <w:t>Keep the stated limit</w:t>
+      </w:r>
+    </w:p>
+    <w:p>
+      <w:pPr>
+        <w:spacing w:line="336" w:lineRule="auto" w:after="180"/>
+        <w:shd w:fill="FFF5E6"/>
+      </w:pPr>
+      <w:r>
+        <w:rPr>
+          <w:b w:val="0"/>
+        </w:rPr>
         <w:t>Change one thing: Remove the shared failed third case after scoring. Predict the result before checking the explanation. What remains the same?</w:t>
       </w:r>
     </w:p>
@@ -835,19 +1340,69 @@
     </w:p>
     <w:p>
       <w:r>
+        <w:t>Find the unsupported step in the Evaluation pipelines claim and explain a repair using the supplied evidence.</w:t>
+      </w:r>
+    </w:p>
+    <w:p>
+      <w:pPr>
+        <w:spacing w:line="336" w:lineRule="auto" w:after="180"/>
+      </w:pPr>
+      <w:r>
+        <w:rPr>
+          <w:b w:val="0"/>
+        </w:rPr>
         <w:t>Missing evaluations can bias results; neither completion rate nor pass rate should hide the other.</w:t>
       </w:r>
     </w:p>
     <w:p>
-      <w:r>
-        <w:t>A useful check asks what would make the reasoning fail. Distinguish a failure to execute the declared procedure from a weakness in the procedure itself. The first may require a correction; the second requires an explicitly revised method and new evidence. Preserve unsuccessful cases so an improved result cannot hide the original problem.</w:t>
-      </w:r>
-    </w:p>
-    <w:p>
       <w:pPr>
         <w:pStyle w:val="Heading3"/>
       </w:pPr>
       <w:r>
+        <w:t>Check the claim against the facts</w:t>
+      </w:r>
+    </w:p>
+    <w:p>
+      <w:pPr>
+        <w:spacing w:line="336" w:lineRule="auto" w:after="180"/>
+        <w:shd w:fill="FFF5E6"/>
+      </w:pPr>
+      <w:r>
+        <w:rPr>
+          <w:b w:val="0"/>
+        </w:rPr>
+        <w:t>A useful check asks what would make the reasoning fail. Distinguish a failure to execute the declared procedure from a weakness in the procedure itself.</w:t>
+      </w:r>
+    </w:p>
+    <w:p>
+      <w:pPr>
+        <w:spacing w:line="336" w:lineRule="auto" w:after="180"/>
+        <w:shd w:fill="FFF5E6"/>
+      </w:pPr>
+      <w:r>
+        <w:rPr>
+          <w:b w:val="0"/>
+        </w:rPr>
+        <w:t xml:space="preserve">The first may require a correction; the second requires an explicitly revised method and new </w:t>
+      </w:r>
+      <w:r>
+        <w:rPr>
+          <w:b/>
+        </w:rPr>
+        <w:t>evidence</w:t>
+      </w:r>
+      <w:r>
+        <w:rPr>
+          <w:b w:val="0"/>
+        </w:rPr>
+        <w:t>. Preserve unsuccessful cases so an improved result cannot hide the original problem.</w:t>
+      </w:r>
+    </w:p>
+    <w:p>
+      <w:pPr>
+        <w:pStyle w:val="Heading3"/>
+      </w:pPr>
+      <w:r>
         <w:t>Guided: restate the worked result, then name the assumption or limitation that prevents a broader conclusion.</w:t>
       </w:r>
     </w:p>
@@ -885,8 +1440,25 @@
       </w:r>
     </w:p>
     <w:p>
-      <w:r>
-        <w:t>A report omits this qualification: Missing evaluations can bias results; neither completion rate nor pass rate should hide the other. Explain how omitting it could change a reader's interpretation, and write an accurate replacement.</w:t>
+      <w:pPr>
+        <w:spacing w:line="336" w:lineRule="auto" w:after="180"/>
+      </w:pPr>
+      <w:r>
+        <w:rPr>
+          <w:b w:val="0"/>
+        </w:rPr>
+        <w:t>A report omits this qualification: Missing evaluations can bias results; neither completion rate nor pass rate should hide the other.</w:t>
+      </w:r>
+    </w:p>
+    <w:p>
+      <w:pPr>
+        <w:spacing w:line="336" w:lineRule="auto" w:after="180"/>
+      </w:pPr>
+      <w:r>
+        <w:rPr>
+          <w:b w:val="0"/>
+        </w:rPr>
+        <w:t>Explain how omitting it could change a reader's interpretation, and write an accurate replacement.</w:t>
       </w:r>
     </w:p>
     <w:p>
@@ -937,7 +1509,54 @@
     </w:p>
     <w:p>
       <w:r>
-        <w:t>Explain the weekly mechanism in your own words. Use the worked scenario to name its input, decision rule and output.</w:t>
+        <w:t>Practise Evaluation pipelines with support, then explain the deciding step in your own words.</w:t>
+      </w:r>
+    </w:p>
+    <w:p>
+      <w:pPr>
+        <w:spacing w:line="336" w:lineRule="auto" w:after="180"/>
+      </w:pPr>
+      <w:r>
+        <w:rPr>
+          <w:b w:val="0"/>
+        </w:rPr>
+        <w:t xml:space="preserve">Explain the weekly </w:t>
+      </w:r>
+      <w:r>
+        <w:rPr>
+          <w:b/>
+        </w:rPr>
+        <w:t>mechanism</w:t>
+      </w:r>
+      <w:r>
+        <w:rPr>
+          <w:b w:val="0"/>
+        </w:rPr>
+        <w:t xml:space="preserve"> in your own words. Use the worked scenario to name its </w:t>
+      </w:r>
+      <w:r>
+        <w:rPr>
+          <w:b/>
+        </w:rPr>
+        <w:t>input</w:t>
+      </w:r>
+      <w:r>
+        <w:rPr>
+          <w:b w:val="0"/>
+        </w:rPr>
+        <w:t xml:space="preserve">, decision rule and </w:t>
+      </w:r>
+      <w:r>
+        <w:rPr>
+          <w:b/>
+        </w:rPr>
+        <w:t>output</w:t>
+      </w:r>
+      <w:r>
+        <w:rPr>
+          <w:b w:val="0"/>
+        </w:rPr>
+        <w:t>.</w:t>
       </w:r>
     </w:p>
     <w:p>
@@ -1010,8 +1629,26 @@
       </w:r>
     </w:p>
     <w:p>
-      <w:r>
-        <w:t>Use workbook W2 for the connected example “Evaluation pipelines”. First fill the input and rule boxes. Try the middle steps before asking for a hint. After a hint, try the next step yourself.</w:t>
+      <w:pPr>
+        <w:spacing w:line="336" w:lineRule="auto" w:after="180"/>
+      </w:pPr>
+      <w:r>
+        <w:rPr>
+          <w:b w:val="0"/>
+        </w:rPr>
+        <w:t xml:space="preserve">Use workbook W2 for the connected example “Evaluation pipelines”. First fill the </w:t>
+      </w:r>
+      <w:r>
+        <w:rPr>
+          <w:b/>
+        </w:rPr>
+        <w:t>input</w:t>
+      </w:r>
+      <w:r>
+        <w:rPr>
+          <w:b w:val="0"/>
+        </w:rPr>
+        <w:t xml:space="preserve"> and rule boxes. Try the middle steps before asking for a hint. After a hint, try the next step yourself.</w:t>
       </w:r>
     </w:p>
     <w:tbl>
@@ -1094,7 +1731,13 @@
       </w:tr>
     </w:tbl>
     <w:p>
-      <w:r>
+      <w:pPr>
+        <w:spacing w:line="336" w:lineRule="auto" w:after="180"/>
+      </w:pPr>
+      <w:r>
+        <w:rPr>
+          <w:b w:val="0"/>
+        </w:rPr>
         <w:t>Explain your trace to a partner. Your partner points to one step to check. Swap roles on the next case. Each person writes their own explanation.</w:t>
       </w:r>
     </w:p>
@@ -1107,12 +1750,35 @@
       </w:r>
     </w:p>
     <w:p>
-      <w:r>
-        <w:t>Use the worked case for Evaluation pipelines. Proposed explanation: “The worked result establishes every future case”. Decide whether this explanation is supported. Point to the step or supplied fact that decides; explain your repair if needed.</w:t>
-      </w:r>
-    </w:p>
-    <w:p>
-      <w:r>
+      <w:pPr>
+        <w:spacing w:line="336" w:lineRule="auto" w:after="180"/>
+      </w:pPr>
+      <w:r>
+        <w:rPr>
+          <w:b w:val="0"/>
+        </w:rPr>
+        <w:t>Use the worked case for Evaluation pipelines. Proposed explanation: “The worked result establishes every future case”. Decide whether this explanation is supported.</w:t>
+      </w:r>
+    </w:p>
+    <w:p>
+      <w:pPr>
+        <w:spacing w:line="336" w:lineRule="auto" w:after="180"/>
+      </w:pPr>
+      <w:r>
+        <w:rPr>
+          <w:b w:val="0"/>
+        </w:rPr>
+        <w:t>Point to the step or supplied fact that decides; explain your repair if needed.</w:t>
+      </w:r>
+    </w:p>
+    <w:p>
+      <w:pPr>
+        <w:spacing w:line="336" w:lineRule="auto" w:after="180"/>
+      </w:pPr>
+      <w:r>
+        <w:rPr>
+          <w:b w:val="0"/>
+        </w:rPr>
         <w:t>Answer on your own before discussion. If you are unsure, say which step you need help with.</w:t>
       </w:r>
     </w:p>
@@ -1125,7 +1791,13 @@
       </w:r>
     </w:p>
     <w:p>
-      <w:r>
+      <w:pPr>
+        <w:spacing w:line="336" w:lineRule="auto" w:after="180"/>
+      </w:pPr>
+      <w:r>
+        <w:rPr>
+          <w:b w:val="0"/>
+        </w:rPr>
         <w:t>Calculate A’s and B’s correct rates on all four cases. Identify their shared failure and explain why removing that case after scoring changes the honesty of the comparison.</w:t>
       </w:r>
     </w:p>
@@ -1158,7 +1830,13 @@
       </w:r>
     </w:p>
     <w:p>
-      <w:r>
+      <w:pPr>
+        <w:spacing w:line="336" w:lineRule="auto" w:after="180"/>
+      </w:pPr>
+      <w:r>
+        <w:rPr>
+          <w:b w:val="0"/>
+        </w:rPr>
         <w:t>This is supported practice. Keep the separately named independent case for an attempt before feedback.</w:t>
       </w:r>
     </w:p>
@@ -1171,6 +1849,11 @@
       </w:r>
     </w:p>
     <w:p>
+      <w:r>
+        <w:t>Investigate Evaluation pipelines. Record the prediction, actual observation or labelled paper trace, explanation and next test separately.</w:t>
+      </w:r>
+    </w:p>
+    <w:p>
       <w:pPr>
         <w:pStyle w:val="Heading3"/>
       </w:pPr>
@@ -1179,7 +1862,13 @@
       </w:r>
     </w:p>
     <w:p>
-      <w:r>
+      <w:pPr>
+        <w:spacing w:line="336" w:lineRule="auto" w:after="180"/>
+      </w:pPr>
+      <w:r>
+        <w:rPr>
+          <w:b w:val="0"/>
+        </w:rPr>
         <w:t>Six cases are planned; five run, four pass and one fails. One is skipped. Show the intermediate steps and give the conclusion with its scope.</w:t>
       </w:r>
     </w:p>
@@ -1320,7 +2009,13 @@
       </w:tr>
     </w:tbl>
     <w:p>
-      <w:r>
+      <w:pPr>
+        <w:spacing w:line="336" w:lineRule="auto" w:after="180"/>
+      </w:pPr>
+      <w:r>
+        <w:rPr>
+          <w:b w:val="0"/>
+        </w:rPr>
         <w:t>On paper, trace the supplied procedure. If code is provided, predict before running it in a local practice file. Never write an expected answer as though it were an observed run.</w:t>
       </w:r>
     </w:p>
@@ -1333,7 +2028,13 @@
       </w:r>
     </w:p>
     <w:p>
-      <w:r>
+      <w:pPr>
+        <w:spacing w:line="336" w:lineRule="auto" w:after="180"/>
+      </w:pPr>
+      <w:r>
+        <w:rPr>
+          <w:b w:val="0"/>
+        </w:rPr>
         <w:t>Before trying: what do I expect, and why? While trying: which step could first go wrong? Afterwards: what did I actually observe, and what should change? Keep “not run” if you only traced the procedure.</w:t>
       </w:r>
     </w:p>
@@ -1346,6 +2047,11 @@
       </w:r>
     </w:p>
     <w:p>
+      <w:r>
+        <w:t>Move from recall to tracing, diagnosis and transfer in Evaluation pipelines. Explain why each step is justified.</w:t>
+      </w:r>
+    </w:p>
+    <w:p>
       <w:pPr>
         <w:pStyle w:val="Heading3"/>
       </w:pPr>
@@ -1354,18 +2060,94 @@
       </w:r>
     </w:p>
     <w:p>
-      <w:r>
-        <w:t>Explain the weekly mechanism in your own words. Use the worked scenario to name its input, decision rule and output.</w:t>
-      </w:r>
-    </w:p>
-    <w:p>
-      <w:r>
-        <w:t>A report omits this qualification: Missing evaluations can bias results; neither completion rate nor pass rate should hide the other. Explain how omitting it could change a reader's interpretation, and write an accurate replacement.</w:t>
-      </w:r>
-    </w:p>
-    <w:p>
-      <w:r>
-        <w:t>For the worked scenario, propose one additional case that could reveal a failure, describe its expected outcome before running it, and explain what would need to remain fixed for a fair comparison. Do not reuse W4 as a new final test after receiving feedback.</w:t>
+      <w:pPr>
+        <w:spacing w:line="336" w:lineRule="auto" w:after="180"/>
+      </w:pPr>
+      <w:r>
+        <w:rPr>
+          <w:b w:val="0"/>
+        </w:rPr>
+        <w:t xml:space="preserve">Explain the weekly </w:t>
+      </w:r>
+      <w:r>
+        <w:rPr>
+          <w:b/>
+        </w:rPr>
+        <w:t>mechanism</w:t>
+      </w:r>
+      <w:r>
+        <w:rPr>
+          <w:b w:val="0"/>
+        </w:rPr>
+        <w:t xml:space="preserve"> in your own words. Use the worked scenario to name its </w:t>
+      </w:r>
+      <w:r>
+        <w:rPr>
+          <w:b/>
+        </w:rPr>
+        <w:t>input</w:t>
+      </w:r>
+      <w:r>
+        <w:rPr>
+          <w:b w:val="0"/>
+        </w:rPr>
+        <w:t xml:space="preserve">, decision rule and </w:t>
+      </w:r>
+      <w:r>
+        <w:rPr>
+          <w:b/>
+        </w:rPr>
+        <w:t>output</w:t>
+      </w:r>
+      <w:r>
+        <w:rPr>
+          <w:b w:val="0"/>
+        </w:rPr>
+        <w:t>.</w:t>
+      </w:r>
+    </w:p>
+    <w:p>
+      <w:pPr>
+        <w:spacing w:line="336" w:lineRule="auto" w:after="180"/>
+      </w:pPr>
+      <w:r>
+        <w:rPr>
+          <w:b w:val="0"/>
+        </w:rPr>
+        <w:t>A report omits this qualification: Missing evaluations can bias results; neither completion rate nor pass rate should hide the other.</w:t>
+      </w:r>
+    </w:p>
+    <w:p>
+      <w:pPr>
+        <w:spacing w:line="336" w:lineRule="auto" w:after="180"/>
+      </w:pPr>
+      <w:r>
+        <w:rPr>
+          <w:b w:val="0"/>
+        </w:rPr>
+        <w:t>Explain how omitting it could change a reader's interpretation, and write an accurate replacement.</w:t>
+      </w:r>
+    </w:p>
+    <w:p>
+      <w:pPr>
+        <w:spacing w:line="336" w:lineRule="auto" w:after="180"/>
+      </w:pPr>
+      <w:r>
+        <w:rPr>
+          <w:b w:val="0"/>
+        </w:rPr>
+        <w:t>For the worked scenario, propose one additional case that could reveal a failure, describe its expected outcome before running it, and explain what would need to remain fixed for a fair comparison.</w:t>
+      </w:r>
+    </w:p>
+    <w:p>
+      <w:pPr>
+        <w:spacing w:line="336" w:lineRule="auto" w:after="180"/>
+      </w:pPr>
+      <w:r>
+        <w:rPr>
+          <w:b w:val="0"/>
+        </w:rPr>
+        <w:t>Do not reuse W4 as a new final test after receiving feedback.</w:t>
       </w:r>
     </w:p>
     <w:p>
@@ -1411,7 +2193,77 @@
     </w:p>
     <w:p>
       <w:r>
-        <w:t>Add a labelled evaluation pipelines evidence sheet to Grounded Learning Service. Show how you can explain the mechanism and terminology of evaluation pipelines. Use the supplied fictional case and keep its inputs, intermediate steps, calculation or prediction, and limitation. Connect this record to last week’s record; a matching answer without a trace is insufficient.</w:t>
+        <w:t>Apply this week’s idea to Grounded Learning Service. Keep an annotated decision and the evidence supporting it.</w:t>
+      </w:r>
+    </w:p>
+    <w:p>
+      <w:pPr>
+        <w:spacing w:line="336" w:lineRule="auto" w:after="180"/>
+      </w:pPr>
+      <w:r>
+        <w:rPr>
+          <w:b w:val="0"/>
+        </w:rPr>
+        <w:t xml:space="preserve">Add a labelled evaluation pipelines </w:t>
+      </w:r>
+      <w:r>
+        <w:rPr>
+          <w:b/>
+        </w:rPr>
+        <w:t>evidence</w:t>
+      </w:r>
+      <w:r>
+        <w:rPr>
+          <w:b w:val="0"/>
+        </w:rPr>
+        <w:t xml:space="preserve"> sheet to Grounded Learning Service. Show how you can explain the </w:t>
+      </w:r>
+      <w:r>
+        <w:rPr>
+          <w:b/>
+        </w:rPr>
+        <w:t>mechanism</w:t>
+      </w:r>
+      <w:r>
+        <w:rPr>
+          <w:b w:val="0"/>
+        </w:rPr>
+        <w:t xml:space="preserve"> and terminology of evaluation pipelines.</w:t>
+      </w:r>
+    </w:p>
+    <w:p>
+      <w:pPr>
+        <w:spacing w:line="336" w:lineRule="auto" w:after="180"/>
+      </w:pPr>
+      <w:r>
+        <w:rPr>
+          <w:b w:val="0"/>
+        </w:rPr>
+        <w:t xml:space="preserve">Use the supplied fictional case and keep its </w:t>
+      </w:r>
+      <w:r>
+        <w:rPr>
+          <w:b/>
+        </w:rPr>
+        <w:t>input</w:t>
+      </w:r>
+      <w:r>
+        <w:rPr>
+          <w:b w:val="0"/>
+        </w:rPr>
+        <w:t xml:space="preserve">s, intermediate steps, calculation or </w:t>
+      </w:r>
+      <w:r>
+        <w:rPr>
+          <w:b/>
+        </w:rPr>
+        <w:t>prediction</w:t>
+      </w:r>
+      <w:r>
+        <w:rPr>
+          <w:b w:val="0"/>
+        </w:rPr>
+        <w:t>, and limitation. Connect this record to last week’s record; a matching answer without a trace is insufficient.</w:t>
       </w:r>
     </w:p>
     <w:tbl>
@@ -1539,8 +2391,26 @@
       </w:r>
     </w:p>
     <w:p>
-      <w:r>
-        <w:t>For the Grounded Learning Service, retain an annotated trace and the changed-case result. Name the contract or evidence that makes the deciding step valid, so another team can review it.</w:t>
+      <w:pPr>
+        <w:spacing w:line="336" w:lineRule="auto" w:after="180"/>
+      </w:pPr>
+      <w:r>
+        <w:rPr>
+          <w:b w:val="0"/>
+        </w:rPr>
+        <w:t xml:space="preserve">For the Grounded Learning Service, retain an annotated trace and the changed-case result. Name the contract or </w:t>
+      </w:r>
+      <w:r>
+        <w:rPr>
+          <w:b/>
+        </w:rPr>
+        <w:t>evidence</w:t>
+      </w:r>
+      <w:r>
+        <w:rPr>
+          <w:b w:val="0"/>
+        </w:rPr>
+        <w:t xml:space="preserve"> that makes the deciding step valid, so another team can review it.</w:t>
       </w:r>
     </w:p>
     <w:p>
@@ -1553,7 +2423,29 @@
     </w:p>
     <w:p>
       <w:r>
-        <w:t>Complete the supported workbook tasks before attempting W4 independently. Record any hints or help used. After feedback, use the teacher's fresh retry rather than copying the earlier answer. For a project, select a relevant new case, predict the outcome from the declared rule and preserve the result alongside any revision.</w:t>
+        <w:t>Use a genuinely new case for independent evidence. Previously discussed examples remain practice; use the separately named independent case before feedback.</w:t>
+      </w:r>
+    </w:p>
+    <w:p>
+      <w:pPr>
+        <w:spacing w:line="336" w:lineRule="auto" w:after="180"/>
+      </w:pPr>
+      <w:r>
+        <w:rPr>
+          <w:b w:val="0"/>
+        </w:rPr>
+        <w:t>Complete the supported workbook tasks before attempting W4 independently. Record any hints or help used. After feedback, use the teacher's fresh retry rather than copying the earlier answer.</w:t>
+      </w:r>
+    </w:p>
+    <w:p>
+      <w:pPr>
+        <w:spacing w:line="336" w:lineRule="auto" w:after="180"/>
+      </w:pPr>
+      <w:r>
+        <w:rPr>
+          <w:b w:val="0"/>
+        </w:rPr>
+        <w:t>For a project, select a relevant new case, predict the outcome from the declared rule and preserve the result alongside any revision.</w:t>
       </w:r>
     </w:p>
     <w:p>
@@ -1590,8 +2482,25 @@
       </w:r>
     </w:p>
     <w:p>
-      <w:r>
-        <w:t>For the worked scenario, propose one additional case that could reveal a failure, describe its expected outcome before running it, and explain what would need to remain fixed for a fair comparison. Do not reuse W4 as a new final test after receiving feedback.</w:t>
+      <w:pPr>
+        <w:spacing w:line="336" w:lineRule="auto" w:after="180"/>
+      </w:pPr>
+      <w:r>
+        <w:rPr>
+          <w:b w:val="0"/>
+        </w:rPr>
+        <w:t>For the worked scenario, propose one additional case that could reveal a failure, describe its expected outcome before running it, and explain what would need to remain fixed for a fair comparison.</w:t>
+      </w:r>
+    </w:p>
+    <w:p>
+      <w:pPr>
+        <w:spacing w:line="336" w:lineRule="auto" w:after="180"/>
+      </w:pPr>
+      <w:r>
+        <w:rPr>
+          <w:b w:val="0"/>
+        </w:rPr>
+        <w:t>Do not reuse W4 as a new final test after receiving feedback.</w:t>
       </w:r>
     </w:p>
     <w:p>
@@ -1628,6 +2537,11 @@
       </w:pPr>
       <w:r>
         <w:t>13. Study a complete case</w:t>
+      </w:r>
+    </w:p>
+    <w:p>
+      <w:r>
+        <w:t>Revisit the complete Evaluation pipelines case for supported practice. Repeated examples do not become fresh assessments.</w:t>
       </w:r>
     </w:p>
     <w:p>
@@ -1731,8 +2645,26 @@
       </w:r>
     </w:p>
     <w:p>
-      <w:r>
-        <w:t>Follow the input through the stated procedure to its result. Cover the result first, predict it, then explain every intermediate step. The text/table accompanies the figure so the example can be read without colour.</w:t>
+      <w:pPr>
+        <w:spacing w:line="336" w:lineRule="auto" w:after="180"/>
+      </w:pPr>
+      <w:r>
+        <w:rPr>
+          <w:b w:val="0"/>
+        </w:rPr>
+        <w:t xml:space="preserve">Follow the </w:t>
+      </w:r>
+      <w:r>
+        <w:rPr>
+          <w:b/>
+        </w:rPr>
+        <w:t>input</w:t>
+      </w:r>
+      <w:r>
+        <w:rPr>
+          <w:b w:val="0"/>
+        </w:rPr>
+        <w:t xml:space="preserve"> through the stated procedure to its result. Cover the result first, predict it, then explain every intermediate step. The text/table accompanies the figure so the example can be read without colour.</w:t>
       </w:r>
     </w:p>
     <w:p>
@@ -1782,6 +2714,11 @@
       </w:r>
     </w:p>
     <w:p>
+      <w:r>
+        <w:t>Attempt the reserved new case before feedback. Record support; the earlier examples below remain additional practice.</w:t>
+      </w:r>
+    </w:p>
+    <w:p>
       <w:pPr>
         <w:pStyle w:val="Heading3"/>
       </w:pPr>
@@ -1790,7 +2727,13 @@
       </w:r>
     </w:p>
     <w:p>
-      <w:r>
+      <w:pPr>
+        <w:spacing w:line="336" w:lineRule="auto" w:after="180"/>
+      </w:pPr>
+      <w:r>
+        <w:rPr>
+          <w:b w:val="0"/>
+        </w:rPr>
         <w:t>Eight planned cases, six complete, five pass, one fail. Give observed pass rate and coverage.</w:t>
       </w:r>
     </w:p>
@@ -1838,7 +2781,13 @@
       </w:r>
     </w:p>
     <w:p>
-      <w:r>
+      <w:pPr>
+        <w:spacing w:line="336" w:lineRule="auto" w:after="180"/>
+      </w:pPr>
+      <w:r>
+        <w:rPr>
+          <w:b w:val="0"/>
+        </w:rPr>
         <w:t>Attempt this case before feedback. Record any help. Earlier examples below are further practice; a case already practised with feedback cannot establish fresh transfer.</w:t>
       </w:r>
     </w:p>
@@ -1851,7 +2800,13 @@
       </w:r>
     </w:p>
     <w:p>
-      <w:r>
+      <w:pPr>
+        <w:spacing w:line="336" w:lineRule="auto" w:after="180"/>
+      </w:pPr>
+      <w:r>
+        <w:rPr>
+          <w:b w:val="0"/>
+        </w:rPr>
         <w:t>Eight planned cases, six complete, five pass, one fail. Give observed pass rate and coverage.</w:t>
       </w:r>
     </w:p>
@@ -1904,7 +2859,13 @@
       </w:r>
     </w:p>
     <w:p>
-      <w:r>
+      <w:pPr>
+        <w:spacing w:line="336" w:lineRule="auto" w:after="180"/>
+      </w:pPr>
+      <w:r>
+        <w:rPr>
+          <w:b w:val="0"/>
+        </w:rPr>
         <w:t>Record support used: none, hint or teacher explanation. After feedback, a different case is needed to demonstrate independence.</w:t>
       </w:r>
     </w:p>
@@ -1917,8 +2878,25 @@
       </w:r>
     </w:p>
     <w:p>
-      <w:r>
-        <w:t>Attempt the independent case before hints. Record whether you worked alone, used a hint or followed a model. After feedback, fix the first unsupported step and explain why it changed. A later check uses a changed case, not a copied answer.</w:t>
+      <w:pPr>
+        <w:spacing w:line="336" w:lineRule="auto" w:after="180"/>
+      </w:pPr>
+      <w:r>
+        <w:rPr>
+          <w:b w:val="0"/>
+        </w:rPr>
+        <w:t>Attempt the independent case before hints. Record whether you worked alone, used a hint or followed a model. After feedback, fix the first unsupported step and explain why it changed.</w:t>
+      </w:r>
+    </w:p>
+    <w:p>
+      <w:pPr>
+        <w:spacing w:line="336" w:lineRule="auto" w:after="180"/>
+      </w:pPr>
+      <w:r>
+        <w:rPr>
+          <w:b w:val="0"/>
+        </w:rPr>
+        <w:t>A later check uses a changed case, not a copied answer.</w:t>
       </w:r>
     </w:p>
     <w:p>
@@ -1931,6 +2909,17 @@
     </w:p>
     <w:p>
       <w:r>
+        <w:t>Use this map to navigate Evaluation pipelines, connect the goals to tasks and keep one evidence record for each attempt.</w:t>
+      </w:r>
+    </w:p>
+    <w:p>
+      <w:pPr>
+        <w:spacing w:line="336" w:lineRule="auto" w:after="180"/>
+      </w:pPr>
+      <w:r>
+        <w:rPr>
+          <w:b w:val="0"/>
+        </w:rPr>
         <w:t>Start with this question: Four cases through a scoring pipeline. Two fixed versions answer the same four questions with frozen correct-or-incorrect labels.</w:t>
       </w:r>
     </w:p>
@@ -2037,13 +3026,61 @@
       </w:tr>
     </w:tbl>
     <w:p>
-      <w:r>
-        <w:t>Remember → watch and explain → try with help → investigate → try independently → keep project evidence. Your teacher may spread this lesson across several classes.</w:t>
-      </w:r>
-    </w:p>
-    <w:p>
-      <w:r>
-        <w:t>Keep your first prediction. Compare it with what the evidence shows and explain any change.</w:t>
+      <w:pPr>
+        <w:spacing w:line="336" w:lineRule="auto" w:after="180"/>
+      </w:pPr>
+      <w:r>
+        <w:rPr>
+          <w:b w:val="0"/>
+        </w:rPr>
+        <w:t xml:space="preserve">Remember → watch and explain → try with help → investigate → try independently → keep project </w:t>
+      </w:r>
+      <w:r>
+        <w:rPr>
+          <w:b/>
+        </w:rPr>
+        <w:t>evidence</w:t>
+      </w:r>
+      <w:r>
+        <w:rPr>
+          <w:b w:val="0"/>
+        </w:rPr>
+        <w:t>. Your teacher may spread this lesson across several classes.</w:t>
+      </w:r>
+    </w:p>
+    <w:p>
+      <w:pPr>
+        <w:spacing w:line="336" w:lineRule="auto" w:after="180"/>
+      </w:pPr>
+      <w:r>
+        <w:rPr>
+          <w:b w:val="0"/>
+        </w:rPr>
+        <w:t xml:space="preserve">Keep your first </w:t>
+      </w:r>
+      <w:r>
+        <w:rPr>
+          <w:b/>
+        </w:rPr>
+        <w:t>prediction</w:t>
+      </w:r>
+      <w:r>
+        <w:rPr>
+          <w:b w:val="0"/>
+        </w:rPr>
+        <w:t xml:space="preserve">. Compare it with what the </w:t>
+      </w:r>
+      <w:r>
+        <w:rPr>
+          <w:b/>
+        </w:rPr>
+        <w:t>evidence</w:t>
+      </w:r>
+      <w:r>
+        <w:rPr>
+          <w:b w:val="0"/>
+        </w:rPr>
+        <w:t xml:space="preserve"> shows and explain any change.</w:t>
       </w:r>
     </w:p>
     <w:p>
@@ -2056,7 +3093,30 @@
     </w:p>
     <w:p>
       <w:r>
-        <w:t>Close your notes. Explain this goal in your own words: Explain the mechanism and terminology of evaluation pipelines</w:t>
+        <w:t>Explain Evaluation pipelines without notes, identify a remaining question and plan a later check with a changed case.</w:t>
+      </w:r>
+    </w:p>
+    <w:p>
+      <w:pPr>
+        <w:spacing w:line="336" w:lineRule="auto" w:after="180"/>
+      </w:pPr>
+      <w:r>
+        <w:rPr>
+          <w:b w:val="0"/>
+        </w:rPr>
+        <w:t xml:space="preserve">Close your notes. Explain this goal in your own words: Explain the </w:t>
+      </w:r>
+      <w:r>
+        <w:rPr>
+          <w:b/>
+        </w:rPr>
+        <w:t>mechanism</w:t>
+      </w:r>
+      <w:r>
+        <w:rPr>
+          <w:b w:val="0"/>
+        </w:rPr>
+        <w:t xml:space="preserve"> and terminology of evaluation pipelines</w:t>
       </w:r>
     </w:p>
     <w:p>
@@ -2093,13 +3153,61 @@
       </w:r>
     </w:p>
     <w:p>
-      <w:r>
-        <w:t>If you are unsure, return to the worked picture and explain one arrow. If you are ready, change an input or assumption and justify your prediction.</w:t>
-      </w:r>
-    </w:p>
-    <w:p>
-      <w:r>
-        <w:t>Save your workbook evidence. At the next review, try a different case before opening your old answer.</w:t>
+      <w:pPr>
+        <w:spacing w:line="336" w:lineRule="auto" w:after="180"/>
+      </w:pPr>
+      <w:r>
+        <w:rPr>
+          <w:b w:val="0"/>
+        </w:rPr>
+        <w:t xml:space="preserve">If you are unsure, return to the worked picture and explain one arrow. If you are ready, change an </w:t>
+      </w:r>
+      <w:r>
+        <w:rPr>
+          <w:b/>
+        </w:rPr>
+        <w:t>input</w:t>
+      </w:r>
+      <w:r>
+        <w:rPr>
+          <w:b w:val="0"/>
+        </w:rPr>
+        <w:t xml:space="preserve"> or assumption and justify your </w:t>
+      </w:r>
+      <w:r>
+        <w:rPr>
+          <w:b/>
+        </w:rPr>
+        <w:t>prediction</w:t>
+      </w:r>
+      <w:r>
+        <w:rPr>
+          <w:b w:val="0"/>
+        </w:rPr>
+        <w:t>.</w:t>
+      </w:r>
+    </w:p>
+    <w:p>
+      <w:pPr>
+        <w:spacing w:line="336" w:lineRule="auto" w:after="180"/>
+      </w:pPr>
+      <w:r>
+        <w:rPr>
+          <w:b w:val="0"/>
+        </w:rPr>
+        <w:t xml:space="preserve">Save your workbook </w:t>
+      </w:r>
+      <w:r>
+        <w:rPr>
+          <w:b/>
+        </w:rPr>
+        <w:t>evidence</w:t>
+      </w:r>
+      <w:r>
+        <w:rPr>
+          <w:b w:val="0"/>
+        </w:rPr>
+        <w:t>. At the next review, try a different case before opening your old answer.</w:t>
       </w:r>
     </w:p>
     <w:p>
@@ -2112,11 +3220,28 @@
     </w:p>
     <w:p>
       <w:r>
+        <w:t>Attempt supported questions before using hints or feedback. Review a missing building block, then keep the completed work.</w:t>
+      </w:r>
+    </w:p>
+    <w:p>
+      <w:pPr>
+        <w:spacing w:line="336" w:lineRule="auto" w:after="180"/>
+      </w:pPr>
+      <w:r>
+        <w:rPr>
+          <w:b w:val="0"/>
+        </w:rPr>
         <w:t>Use this supported practice once, in the browser or on paper. Keep the reserved independent assessment for a separate first attempt before teacher feedback.</w:t>
       </w:r>
     </w:p>
     <w:p>
-      <w:r>
+      <w:pPr>
+        <w:spacing w:line="336" w:lineRule="auto" w:after="180"/>
+      </w:pPr>
+      <w:r>
+        <w:rPr>
+          <w:b w:val="0"/>
+        </w:rPr>
         <w:t>Four cases through a scoring pipeline. Two fixed versions answer the same four questions with frozen correct-or-incorrect labels.</w:t>
       </w:r>
     </w:p>
@@ -2129,22 +3254,49 @@
       </w:r>
     </w:p>
     <w:p>
-      <w:r>
+      <w:pPr>
+        <w:spacing w:line="336" w:lineRule="auto" w:after="180"/>
+      </w:pPr>
+      <w:r>
+        <w:rPr>
+          <w:b w:val="0"/>
+        </w:rPr>
         <w:t>Which labelled step matches this detail? Case two separates the versions; case three fails for both.</w:t>
       </w:r>
     </w:p>
     <w:p>
-      <w:r>
+      <w:pPr>
+        <w:spacing w:line="336" w:lineRule="auto" w:after="180"/>
+        <w:shd w:fill="F4F9FC"/>
+      </w:pPr>
+      <w:r>
+        <w:rPr>
+          <w:b w:val="0"/>
+        </w:rPr>
         <w:t>1. Freeze cases</w:t>
       </w:r>
     </w:p>
     <w:p>
-      <w:r>
+      <w:pPr>
+        <w:spacing w:line="336" w:lineRule="auto" w:after="180"/>
+        <w:shd w:fill="F4F9FC"/>
+      </w:pPr>
+      <w:r>
+        <w:rPr>
+          <w:b w:val="0"/>
+        </w:rPr>
         <w:t>2. Inspect failures</w:t>
       </w:r>
     </w:p>
     <w:p>
-      <w:r>
+      <w:pPr>
+        <w:spacing w:line="336" w:lineRule="auto" w:after="180"/>
+        <w:shd w:fill="F4F9FC"/>
+      </w:pPr>
+      <w:r>
+        <w:rPr>
+          <w:b w:val="0"/>
+        </w:rPr>
         <w:t>3. Compute rates</w:t>
       </w:r>
     </w:p>
@@ -2182,41 +3334,143 @@
       </w:r>
     </w:p>
     <w:p>
-      <w:r>
+      <w:pPr>
+        <w:pStyle w:val="Heading3"/>
+      </w:pPr>
+      <w:r>
+        <w:t>Hint · try first</w:t>
+      </w:r>
+    </w:p>
+    <w:p>
+      <w:pPr>
+        <w:spacing w:line="336" w:lineRule="auto" w:after="180"/>
+        <w:shd w:fill="F1F6F8"/>
+      </w:pPr>
+      <w:r>
+        <w:rPr>
+          <w:b w:val="0"/>
+        </w:rPr>
         <w:t>Hint if needed: Read the steps in the pictorial case. Match the supplied detail to the stage that performs or records it.</w:t>
       </w:r>
     </w:p>
     <w:p>
-      <w:r>
-        <w:t>After your attempt, compare with the supported explanation: Inspect failures Case two separates the versions; case three fails for both. A pipeline preserves comparable cases, version labels and scoring. Report the denominator and disagreements alongside percentages.</w:t>
-      </w:r>
-    </w:p>
-    <w:p>
       <w:pPr>
         <w:pStyle w:val="Heading3"/>
       </w:pPr>
       <w:r>
+        <w:t>Feedback · compare after trying</w:t>
+      </w:r>
+    </w:p>
+    <w:p>
+      <w:pPr>
+        <w:spacing w:line="336" w:lineRule="auto" w:after="180"/>
+        <w:shd w:fill="F1F6FC"/>
+      </w:pPr>
+      <w:r>
+        <w:rPr>
+          <w:b w:val="0"/>
+        </w:rPr>
+        <w:t>After your attempt, compare with the supported explanation: Inspect failures Case two separates the versions; case three fails for both. A pipeline preserves comparable cases, version labels and scoring.</w:t>
+      </w:r>
+    </w:p>
+    <w:p>
+      <w:pPr>
+        <w:spacing w:line="336" w:lineRule="auto" w:after="180"/>
+        <w:shd w:fill="F1F6FC"/>
+      </w:pPr>
+      <w:r>
+        <w:rPr>
+          <w:b w:val="0"/>
+        </w:rPr>
+        <w:t>Report the denominator and disagreements alongside percentages.</w:t>
+      </w:r>
+    </w:p>
+    <w:p>
+      <w:pPr>
+        <w:pStyle w:val="Heading3"/>
+      </w:pPr>
+      <w:r>
         <w:t>Practice 2: explain the deciding evidence</w:t>
       </w:r>
     </w:p>
     <w:p>
-      <w:r>
+      <w:pPr>
+        <w:pStyle w:val="Heading3"/>
+      </w:pPr>
+      <w:r>
+        <w:t>Changed case · predict first</w:t>
+      </w:r>
+    </w:p>
+    <w:p>
+      <w:pPr>
+        <w:spacing w:line="336" w:lineRule="auto" w:after="180"/>
+        <w:shd w:fill="F5F1FB"/>
+      </w:pPr>
+      <w:r>
+        <w:rPr>
+          <w:b w:val="0"/>
+        </w:rPr>
         <w:t>Changed-case practice: Remove the shared failed third case after scoring. Which conclusion is supported by the supplied facts?</w:t>
       </w:r>
     </w:p>
     <w:p>
-      <w:r>
+      <w:pPr>
+        <w:spacing w:line="336" w:lineRule="auto" w:after="180"/>
+        <w:shd w:fill="F4F9FC"/>
+      </w:pPr>
+      <w:r>
+        <w:rPr>
+          <w:b w:val="0"/>
+        </w:rPr>
         <w:t>1. Rates become 3/3 and 2/3, but this selectively edited evaluation is misleading.</w:t>
       </w:r>
     </w:p>
     <w:p>
-      <w:r>
-        <w:t>2. This one example guarantees correct results for every future input.</w:t>
-      </w:r>
-    </w:p>
-    <w:p>
-      <w:r>
-        <w:t>3. We can decide the result without examining the changed input or the procedure.</w:t>
+      <w:pPr>
+        <w:spacing w:line="336" w:lineRule="auto" w:after="180"/>
+        <w:shd w:fill="F4F9FC"/>
+      </w:pPr>
+      <w:r>
+        <w:rPr>
+          <w:b w:val="0"/>
+        </w:rPr>
+        <w:t xml:space="preserve">2. This one example guarantees correct results for every future </w:t>
+      </w:r>
+      <w:r>
+        <w:rPr>
+          <w:b/>
+        </w:rPr>
+        <w:t>input</w:t>
+      </w:r>
+      <w:r>
+        <w:rPr>
+          <w:b w:val="0"/>
+        </w:rPr>
+        <w:t>.</w:t>
+      </w:r>
+    </w:p>
+    <w:p>
+      <w:pPr>
+        <w:spacing w:line="336" w:lineRule="auto" w:after="180"/>
+        <w:shd w:fill="F4F9FC"/>
+      </w:pPr>
+      <w:r>
+        <w:rPr>
+          <w:b w:val="0"/>
+        </w:rPr>
+        <w:t xml:space="preserve">3. We can decide the result without examining the changed </w:t>
+      </w:r>
+      <w:r>
+        <w:rPr>
+          <w:b/>
+        </w:rPr>
+        <w:t>input</w:t>
+      </w:r>
+      <w:r>
+        <w:rPr>
+          <w:b w:val="0"/>
+        </w:rPr>
+        <w:t xml:space="preserve"> or the procedure.</w:t>
       </w:r>
     </w:p>
     <w:p>
@@ -2253,12 +3507,42 @@
       </w:r>
     </w:p>
     <w:p>
-      <w:r>
+      <w:pPr>
+        <w:pStyle w:val="Heading3"/>
+      </w:pPr>
+      <w:r>
+        <w:t>Hint · try first</w:t>
+      </w:r>
+    </w:p>
+    <w:p>
+      <w:pPr>
+        <w:spacing w:line="336" w:lineRule="auto" w:after="180"/>
+        <w:shd w:fill="F1F6F8"/>
+      </w:pPr>
+      <w:r>
+        <w:rPr>
+          <w:b w:val="0"/>
+        </w:rPr>
         <w:t>Hint if needed: Use the changed condition and the deciding step in the pictorial trace. The answer must say what follows from those facts.</w:t>
       </w:r>
     </w:p>
     <w:p>
-      <w:r>
+      <w:pPr>
+        <w:pStyle w:val="Heading3"/>
+      </w:pPr>
+      <w:r>
+        <w:t>Feedback · compare after trying</w:t>
+      </w:r>
+    </w:p>
+    <w:p>
+      <w:pPr>
+        <w:spacing w:line="336" w:lineRule="auto" w:after="180"/>
+        <w:shd w:fill="F1F6FC"/>
+      </w:pPr>
+      <w:r>
+        <w:rPr>
+          <w:b w:val="0"/>
+        </w:rPr>
         <w:t>After your attempt, compare with the supported explanation: Rates become 3/3 and 2/3, but this selectively edited evaluation is misleading. The population changed after seeing failures, concealing a weakness.</w:t>
       </w:r>
     </w:p>
@@ -2271,18 +3555,129 @@
       </w:r>
     </w:p>
     <w:p>
-      <w:r>
-        <w:t>Review Integration tests and fixtures (ai-6/9). Goal: Explain the mechanism and terminology of integration tests and fixtures. Short practice: Follow request N through the fixture and adapter. Which source and item should appear in the reply, and what precisely fails when the adapter returns M?. Return to this week and explain what you changed.</w:t>
-      </w:r>
-    </w:p>
-    <w:p>
-      <w:r>
-        <w:t>Review Testing pure components (ai-6/7). Goal: Explain the mechanism and terminology of testing pure components. Short practice: Predict the formatter outputs for 7 and 12, including spacing. Why does input 0 need rejection under this contract rather than an ordinary formatted response?. Return to this week and explain what you changed.</w:t>
-      </w:r>
-    </w:p>
-    <w:p>
-      <w:r>
-        <w:t>Review Configuration and secrets (ai-6/4). Goal: Explain the mechanism and terminology of configuration and secrets. Short practice: Point to the public setting and the protected credential. What changes when maximum_words becomes 60, and which information must never appear in the startup log?. Return to this week and explain what you changed.</w:t>
+      <w:pPr>
+        <w:spacing w:line="336" w:lineRule="auto" w:after="180"/>
+      </w:pPr>
+      <w:r>
+        <w:rPr>
+          <w:b w:val="0"/>
+        </w:rPr>
+        <w:t xml:space="preserve">Review Integration tests and fixtures (ai-6/9). Goal: Explain the </w:t>
+      </w:r>
+      <w:r>
+        <w:rPr>
+          <w:b/>
+        </w:rPr>
+        <w:t>mechanism</w:t>
+      </w:r>
+      <w:r>
+        <w:rPr>
+          <w:b w:val="0"/>
+        </w:rPr>
+        <w:t xml:space="preserve"> and terminology of integration tests and fixtures. Short practice: Follow request N through the fixture and adapter.</w:t>
+      </w:r>
+    </w:p>
+    <w:p>
+      <w:pPr>
+        <w:spacing w:line="336" w:lineRule="auto" w:after="180"/>
+      </w:pPr>
+      <w:r>
+        <w:rPr>
+          <w:b w:val="0"/>
+        </w:rPr>
+        <w:t>Which source and item should appear in the reply, and what precisely fails when the adapter returns M?. Return to this week and explain what you changed.</w:t>
+      </w:r>
+    </w:p>
+    <w:p>
+      <w:pPr>
+        <w:spacing w:line="336" w:lineRule="auto" w:after="180"/>
+      </w:pPr>
+      <w:r>
+        <w:rPr>
+          <w:b w:val="0"/>
+        </w:rPr>
+        <w:t xml:space="preserve">Review Testing pure components (ai-6/7). Goal: Explain the </w:t>
+      </w:r>
+      <w:r>
+        <w:rPr>
+          <w:b/>
+        </w:rPr>
+        <w:t>mechanism</w:t>
+      </w:r>
+      <w:r>
+        <w:rPr>
+          <w:b w:val="0"/>
+        </w:rPr>
+        <w:t xml:space="preserve"> and terminology of testing pure components. Short practice: Predict the formatter </w:t>
+      </w:r>
+      <w:r>
+        <w:rPr>
+          <w:b/>
+        </w:rPr>
+        <w:t>output</w:t>
+      </w:r>
+      <w:r>
+        <w:rPr>
+          <w:b w:val="0"/>
+        </w:rPr>
+        <w:t>s for 7 and 12, including spacing.</w:t>
+      </w:r>
+    </w:p>
+    <w:p>
+      <w:pPr>
+        <w:spacing w:line="336" w:lineRule="auto" w:after="180"/>
+      </w:pPr>
+      <w:r>
+        <w:rPr>
+          <w:b w:val="0"/>
+        </w:rPr>
+        <w:t xml:space="preserve">Why does </w:t>
+      </w:r>
+      <w:r>
+        <w:rPr>
+          <w:b/>
+        </w:rPr>
+        <w:t>input</w:t>
+      </w:r>
+      <w:r>
+        <w:rPr>
+          <w:b w:val="0"/>
+        </w:rPr>
+        <w:t xml:space="preserve"> 0 need rejection under this contract rather than an ordinary formatted response?. Return to this week and explain what you changed.</w:t>
+      </w:r>
+    </w:p>
+    <w:p>
+      <w:pPr>
+        <w:spacing w:line="336" w:lineRule="auto" w:after="180"/>
+      </w:pPr>
+      <w:r>
+        <w:rPr>
+          <w:b w:val="0"/>
+        </w:rPr>
+        <w:t xml:space="preserve">Review Configuration and secrets (ai-6/4). Goal: Explain the </w:t>
+      </w:r>
+      <w:r>
+        <w:rPr>
+          <w:b/>
+        </w:rPr>
+        <w:t>mechanism</w:t>
+      </w:r>
+      <w:r>
+        <w:rPr>
+          <w:b w:val="0"/>
+        </w:rPr>
+        <w:t xml:space="preserve"> and terminology of configuration and secrets. Short practice: Point to the public setting and the protected credential.</w:t>
+      </w:r>
+    </w:p>
+    <w:p>
+      <w:pPr>
+        <w:spacing w:line="336" w:lineRule="auto" w:after="180"/>
+      </w:pPr>
+      <w:r>
+        <w:rPr>
+          <w:b w:val="0"/>
+        </w:rPr>
+        <w:t>What changes when maximum_words becomes 60, and which information must never appear in the startup log?. Return to this week and explain what you changed.</w:t>
       </w:r>
     </w:p>
     <w:p>
@@ -2294,8 +3689,555 @@
       </w:r>
     </w:p>
     <w:p>
-      <w:r>
-        <w:t>Use Download completed work in the hosted lesson to export your answers, reflections, practice feedback and code-run evidence. Open the HTML copy to read or print it. Drafts stay in this browser when storage is available; clear drafts on a shared device.</w:t>
+      <w:pPr>
+        <w:spacing w:line="336" w:lineRule="auto" w:after="180"/>
+      </w:pPr>
+      <w:r>
+        <w:rPr>
+          <w:b w:val="0"/>
+        </w:rPr>
+        <w:t xml:space="preserve">Use Download completed work in the hosted lesson to export your answers, reflections, practice feedback and code-run </w:t>
+      </w:r>
+      <w:r>
+        <w:rPr>
+          <w:b/>
+        </w:rPr>
+        <w:t>evidence</w:t>
+      </w:r>
+      <w:r>
+        <w:rPr>
+          <w:b w:val="0"/>
+        </w:rPr>
+        <w:t>. Open the HTML copy to read or print it.</w:t>
+      </w:r>
+    </w:p>
+    <w:p>
+      <w:pPr>
+        <w:spacing w:line="336" w:lineRule="auto" w:after="180"/>
+      </w:pPr>
+      <w:r>
+        <w:rPr>
+          <w:b w:val="0"/>
+        </w:rPr>
+        <w:t>Drafts stay in this browser when storage is available; clear drafts on a shared device.</w:t>
+      </w:r>
+    </w:p>
+    <w:p>
+      <w:pPr>
+        <w:pStyle w:val="Heading1"/>
+      </w:pPr>
+      <w:r>
+        <w:t>18. Visual concept journey</w:t>
+      </w:r>
+    </w:p>
+    <w:p>
+      <w:r>
+        <w:t>Explain each Evaluation pipelines graphic using its labels, deciding evidence and relevant limitation.</w:t>
+      </w:r>
+    </w:p>
+    <w:p>
+      <w:pPr>
+        <w:pStyle w:val="Heading3"/>
+      </w:pPr>
+      <w:r>
+        <w:t>01. Evaluation pipelines: the case</w:t>
+      </w:r>
+    </w:p>
+    <w:p>
+      <w:r>
+        <w:drawing>
+          <wp:inline xmlns:a="http://schemas.openxmlformats.org/drawingml/2006/main" xmlns:pic="http://schemas.openxmlformats.org/drawingml/2006/picture">
+            <wp:extent cx="5486400" cy="2834640"/>
+            <wp:docPr id="3" name="Picture 3" descr="Four cases through a scoring pipeline. Two fixed versions answer the same four questions with frozen correct-or-incorrect labels. Supplied facts: A scores [1,1,0,1]; B scores [1,0,0,1]. Each 1 means agreement with the reference answer."/>
+            <wp:cNvGraphicFramePr>
+              <a:graphicFrameLocks noChangeAspect="1"/>
+            </wp:cNvGraphicFramePr>
+            <a:graphic>
+              <a:graphicData uri="http://schemas.openxmlformats.org/drawingml/2006/picture">
+                <pic:pic>
+                  <pic:nvPicPr>
+                    <pic:cNvPr id="0" name="academy-story-ai-6-10-01.png"/>
+                    <pic:cNvPicPr/>
+                  </pic:nvPicPr>
+                  <pic:blipFill>
+                    <a:blip r:embed="rId11"/>
+                    <a:stretch>
+                      <a:fillRect/>
+                    </a:stretch>
+                  </pic:blipFill>
+                  <pic:spPr>
+                    <a:xfrm>
+                      <a:off x="0" y="0"/>
+                      <a:ext cx="5486400" cy="2834640"/>
+                    </a:xfrm>
+                    <a:prstGeom prst="rect"/>
+                  </pic:spPr>
+                </pic:pic>
+              </a:graphicData>
+            </a:graphic>
+          </wp:inline>
+        </w:drawing>
+      </w:r>
+    </w:p>
+    <w:p>
+      <w:pPr>
+        <w:spacing w:line="336" w:lineRule="auto" w:after="180"/>
+      </w:pPr>
+      <w:r>
+        <w:rPr>
+          <w:b w:val="0"/>
+        </w:rPr>
+        <w:t>Four cases through a scoring pipeline. Two fixed versions answer the same four questions with frozen correct-or-incorrect labels. Supplied facts: A scores [1,1,0,1]; B scores [1,0,0,1].</w:t>
+      </w:r>
+    </w:p>
+    <w:p>
+      <w:pPr>
+        <w:spacing w:line="336" w:lineRule="auto" w:after="180"/>
+      </w:pPr>
+      <w:r>
+        <w:rPr>
+          <w:b w:val="0"/>
+        </w:rPr>
+        <w:t>Each 1 means agreement with the reference answer.</w:t>
+      </w:r>
+    </w:p>
+    <w:p>
+      <w:pPr>
+        <w:spacing w:line="336" w:lineRule="auto" w:after="180"/>
+        <w:shd w:fill="F5F1FB"/>
+      </w:pPr>
+      <w:r>
+        <w:rPr>
+          <w:b w:val="0"/>
+        </w:rPr>
+        <w:t>Point to the given fact that matters most. Explain why it matters.</w:t>
+      </w:r>
+    </w:p>
+    <w:p>
+      <w:pPr>
+        <w:pStyle w:val="Heading3"/>
+      </w:pPr>
+      <w:r>
+        <w:t>02. Follow the deciding steps</w:t>
+      </w:r>
+    </w:p>
+    <w:p>
+      <w:r>
+        <w:drawing>
+          <wp:inline xmlns:a="http://schemas.openxmlformats.org/drawingml/2006/main" xmlns:pic="http://schemas.openxmlformats.org/drawingml/2006/picture">
+            <wp:extent cx="5486400" cy="3182112"/>
+            <wp:docPr id="4" name="Picture 4" descr="Freeze cases: Keep questions and reference labels unchanged for both versions. → Compute rates: A is 3/4=75%; B is 2/4=50%. → Inspect failures: Case two separates the versions; case three fails for both."/>
+            <wp:cNvGraphicFramePr>
+              <a:graphicFrameLocks noChangeAspect="1"/>
+            </wp:cNvGraphicFramePr>
+            <a:graphic>
+              <a:graphicData uri="http://schemas.openxmlformats.org/drawingml/2006/picture">
+                <pic:pic>
+                  <pic:nvPicPr>
+                    <pic:cNvPr id="0" name="academy-story-ai-6-10-02.png"/>
+                    <pic:cNvPicPr/>
+                  </pic:nvPicPr>
+                  <pic:blipFill>
+                    <a:blip r:embed="rId12"/>
+                    <a:stretch>
+                      <a:fillRect/>
+                    </a:stretch>
+                  </pic:blipFill>
+                  <pic:spPr>
+                    <a:xfrm>
+                      <a:off x="0" y="0"/>
+                      <a:ext cx="5486400" cy="3182112"/>
+                    </a:xfrm>
+                    <a:prstGeom prst="rect"/>
+                  </pic:spPr>
+                </pic:pic>
+              </a:graphicData>
+            </a:graphic>
+          </wp:inline>
+        </w:drawing>
+      </w:r>
+    </w:p>
+    <w:p>
+      <w:pPr>
+        <w:spacing w:line="336" w:lineRule="auto" w:after="180"/>
+      </w:pPr>
+      <w:r>
+        <w:rPr>
+          <w:b w:val="0"/>
+        </w:rPr>
+        <w:t>Freeze cases: Keep questions and reference labels unchanged for both versions. → Compute rates: A is 3/4=75%; B is 2/4=50%. → Inspect failures: Case two separates the versions; case three fails for both.</w:t>
+      </w:r>
+    </w:p>
+    <w:p>
+      <w:pPr>
+        <w:spacing w:line="336" w:lineRule="auto" w:after="180"/>
+        <w:shd w:fill="F5F1FB"/>
+      </w:pPr>
+      <w:r>
+        <w:rPr>
+          <w:b w:val="0"/>
+        </w:rPr>
+        <w:t xml:space="preserve">Point to each numbered stage and explain which recorded </w:t>
+      </w:r>
+      <w:r>
+        <w:rPr>
+          <w:b/>
+        </w:rPr>
+        <w:t>input</w:t>
+      </w:r>
+      <w:r>
+        <w:rPr>
+          <w:b w:val="0"/>
+        </w:rPr>
+        <w:t xml:space="preserve"> it uses.</w:t>
+      </w:r>
+    </w:p>
+    <w:p>
+      <w:pPr>
+        <w:pStyle w:val="Heading3"/>
+      </w:pPr>
+      <w:r>
+        <w:t>03. Correct answers on four shared cases</w:t>
+      </w:r>
+    </w:p>
+    <w:p>
+      <w:r>
+        <w:drawing>
+          <wp:inline xmlns:a="http://schemas.openxmlformats.org/drawingml/2006/main" xmlns:pic="http://schemas.openxmlformats.org/drawingml/2006/picture">
+            <wp:extent cx="5486400" cy="2834640"/>
+            <wp:docPr id="5" name="Picture 5" descr="Correct answers on four shared cases. Units: correct answers out of 4. A: 3. B: 2."/>
+            <wp:cNvGraphicFramePr>
+              <a:graphicFrameLocks noChangeAspect="1"/>
+            </wp:cNvGraphicFramePr>
+            <a:graphic>
+              <a:graphicData uri="http://schemas.openxmlformats.org/drawingml/2006/picture">
+                <pic:pic>
+                  <pic:nvPicPr>
+                    <pic:cNvPr id="0" name="academy-story-ai-6-10-03.png"/>
+                    <pic:cNvPicPr/>
+                  </pic:nvPicPr>
+                  <pic:blipFill>
+                    <a:blip r:embed="rId13"/>
+                    <a:stretch>
+                      <a:fillRect/>
+                    </a:stretch>
+                  </pic:blipFill>
+                  <pic:spPr>
+                    <a:xfrm>
+                      <a:off x="0" y="0"/>
+                      <a:ext cx="5486400" cy="2834640"/>
+                    </a:xfrm>
+                    <a:prstGeom prst="rect"/>
+                  </pic:spPr>
+                </pic:pic>
+              </a:graphicData>
+            </a:graphic>
+          </wp:inline>
+        </w:drawing>
+      </w:r>
+    </w:p>
+    <w:p>
+      <w:pPr>
+        <w:spacing w:line="336" w:lineRule="auto" w:after="180"/>
+      </w:pPr>
+      <w:r>
+        <w:rPr>
+          <w:b w:val="0"/>
+        </w:rPr>
+        <w:t>Correct answers on four shared cases. Units: correct answers out of 4. A: 3. B: 2.</w:t>
+      </w:r>
+    </w:p>
+    <w:p>
+      <w:pPr>
+        <w:spacing w:line="336" w:lineRule="auto" w:after="180"/>
+        <w:shd w:fill="F5F1FB"/>
+      </w:pPr>
+      <w:r>
+        <w:rPr>
+          <w:b w:val="0"/>
+        </w:rPr>
+        <w:t>Read the labels and values. Explain the relationship the model shows.</w:t>
+      </w:r>
+    </w:p>
+    <w:p>
+      <w:pPr>
+        <w:pStyle w:val="Heading3"/>
+      </w:pPr>
+      <w:r>
+        <w:t>04. Change one thing. Trace what follows.</w:t>
+      </w:r>
+    </w:p>
+    <w:p>
+      <w:r>
+        <w:drawing>
+          <wp:inline xmlns:a="http://schemas.openxmlformats.org/drawingml/2006/main" xmlns:pic="http://schemas.openxmlformats.org/drawingml/2006/picture">
+            <wp:extent cx="5486400" cy="3026664"/>
+            <wp:docPr id="6" name="Picture 6" descr="Original case: Case two separates the versions; case three fails for both. Changed condition: Remove the shared failed third case after scoring. Expected result: Rates become 3/3 and 2/3, but this selectively edited evaluation is misleading. Reason: The population changed after seeing failures, concealing a weakness."/>
+            <wp:cNvGraphicFramePr>
+              <a:graphicFrameLocks noChangeAspect="1"/>
+            </wp:cNvGraphicFramePr>
+            <a:graphic>
+              <a:graphicData uri="http://schemas.openxmlformats.org/drawingml/2006/picture">
+                <pic:pic>
+                  <pic:nvPicPr>
+                    <pic:cNvPr id="0" name="academy-story-ai-6-10-04.png"/>
+                    <pic:cNvPicPr/>
+                  </pic:nvPicPr>
+                  <pic:blipFill>
+                    <a:blip r:embed="rId14"/>
+                    <a:stretch>
+                      <a:fillRect/>
+                    </a:stretch>
+                  </pic:blipFill>
+                  <pic:spPr>
+                    <a:xfrm>
+                      <a:off x="0" y="0"/>
+                      <a:ext cx="5486400" cy="3026664"/>
+                    </a:xfrm>
+                    <a:prstGeom prst="rect"/>
+                  </pic:spPr>
+                </pic:pic>
+              </a:graphicData>
+            </a:graphic>
+          </wp:inline>
+        </w:drawing>
+      </w:r>
+    </w:p>
+    <w:p>
+      <w:pPr>
+        <w:spacing w:line="336" w:lineRule="auto" w:after="180"/>
+      </w:pPr>
+      <w:r>
+        <w:rPr>
+          <w:b w:val="0"/>
+        </w:rPr>
+        <w:t>Original case: Case two separates the versions; case three fails for both. Changed condition: Remove the shared failed third case after scoring.</w:t>
+      </w:r>
+    </w:p>
+    <w:p>
+      <w:pPr>
+        <w:spacing w:line="336" w:lineRule="auto" w:after="180"/>
+      </w:pPr>
+      <w:r>
+        <w:rPr>
+          <w:b w:val="0"/>
+        </w:rPr>
+        <w:t>Expected result: Rates become 3/3 and 2/3, but this selectively edited evaluation is misleading. Reason: The population changed after seeing failures, concealing a weakness.</w:t>
+      </w:r>
+    </w:p>
+    <w:p>
+      <w:pPr>
+        <w:spacing w:line="336" w:lineRule="auto" w:after="180"/>
+        <w:shd w:fill="F5F1FB"/>
+      </w:pPr>
+      <w:r>
+        <w:rPr>
+          <w:b w:val="0"/>
+        </w:rPr>
+        <w:t>Predict before checking the worked changed-case result. Name what changed and what the supplied facts allow you to conclude.</w:t>
+      </w:r>
+    </w:p>
+    <w:p>
+      <w:pPr>
+        <w:pStyle w:val="Heading3"/>
+      </w:pPr>
+      <w:r>
+        <w:t>05. Connect the explanation to its limit</w:t>
+      </w:r>
+    </w:p>
+    <w:p>
+      <w:r>
+        <w:drawing>
+          <wp:inline xmlns:a="http://schemas.openxmlformats.org/drawingml/2006/main" xmlns:pic="http://schemas.openxmlformats.org/drawingml/2006/picture">
+            <wp:extent cx="5486400" cy="2834640"/>
+            <wp:docPr id="7" name="Picture 7" descr="A pipeline preserves comparable cases, version labels and scoring. Report the denominator and disagreements alongside percentages. Limit: Four fictional cases illustrate a procedure, not broad quality or a stable future success rate."/>
+            <wp:cNvGraphicFramePr>
+              <a:graphicFrameLocks noChangeAspect="1"/>
+            </wp:cNvGraphicFramePr>
+            <a:graphic>
+              <a:graphicData uri="http://schemas.openxmlformats.org/drawingml/2006/picture">
+                <pic:pic>
+                  <pic:nvPicPr>
+                    <pic:cNvPr id="0" name="academy-story-ai-6-10-05.png"/>
+                    <pic:cNvPicPr/>
+                  </pic:nvPicPr>
+                  <pic:blipFill>
+                    <a:blip r:embed="rId15"/>
+                    <a:stretch>
+                      <a:fillRect/>
+                    </a:stretch>
+                  </pic:blipFill>
+                  <pic:spPr>
+                    <a:xfrm>
+                      <a:off x="0" y="0"/>
+                      <a:ext cx="5486400" cy="2834640"/>
+                    </a:xfrm>
+                    <a:prstGeom prst="rect"/>
+                  </pic:spPr>
+                </pic:pic>
+              </a:graphicData>
+            </a:graphic>
+          </wp:inline>
+        </w:drawing>
+      </w:r>
+    </w:p>
+    <w:p>
+      <w:pPr>
+        <w:spacing w:line="336" w:lineRule="auto" w:after="180"/>
+      </w:pPr>
+      <w:r>
+        <w:rPr>
+          <w:b w:val="0"/>
+        </w:rPr>
+        <w:t>A pipeline preserves comparable cases, version labels and scoring. Report the denominator and disagreements alongside percentages.</w:t>
+      </w:r>
+    </w:p>
+    <w:p>
+      <w:pPr>
+        <w:spacing w:line="336" w:lineRule="auto" w:after="180"/>
+      </w:pPr>
+      <w:r>
+        <w:rPr>
+          <w:b w:val="0"/>
+        </w:rPr>
+        <w:t>Limit: Four fictional cases illustrate a procedure, not broad quality or a stable future success rate.</w:t>
+      </w:r>
+    </w:p>
+    <w:p>
+      <w:pPr>
+        <w:spacing w:line="336" w:lineRule="auto" w:after="180"/>
+        <w:shd w:fill="F5F1FB"/>
+      </w:pPr>
+      <w:r>
+        <w:rPr>
+          <w:b w:val="0"/>
+        </w:rPr>
+        <w:t>Explain the case, then point to a limit on the claim.</w:t>
+      </w:r>
+    </w:p>
+    <w:p>
+      <w:pPr>
+        <w:pStyle w:val="Heading3"/>
+      </w:pPr>
+      <w:r>
+        <w:t>06. Make the idea visible in your project</w:t>
+      </w:r>
+    </w:p>
+    <w:p>
+      <w:r>
+        <w:drawing>
+          <wp:inline xmlns:a="http://schemas.openxmlformats.org/drawingml/2006/main" xmlns:pic="http://schemas.openxmlformats.org/drawingml/2006/picture">
+            <wp:extent cx="5486400" cy="3529584"/>
+            <wp:docPr id="8" name="Picture 8" descr="For the Grounded Learning Service, retain an annotated trace and the changed-case result. Name the contract or evidence that makes the deciding step valid, so another team can review it. Draw your input, deciding step, result and limit. Supported question: Calculate A’s and B’s correct rates on all four cases. Identify their shared failure and explain why removing that case after scoring changes the honesty of the comparison."/>
+            <wp:cNvGraphicFramePr>
+              <a:graphicFrameLocks noChangeAspect="1"/>
+            </wp:cNvGraphicFramePr>
+            <a:graphic>
+              <a:graphicData uri="http://schemas.openxmlformats.org/drawingml/2006/picture">
+                <pic:pic>
+                  <pic:nvPicPr>
+                    <pic:cNvPr id="0" name="academy-story-ai-6-10-06.png"/>
+                    <pic:cNvPicPr/>
+                  </pic:nvPicPr>
+                  <pic:blipFill>
+                    <a:blip r:embed="rId16"/>
+                    <a:stretch>
+                      <a:fillRect/>
+                    </a:stretch>
+                  </pic:blipFill>
+                  <pic:spPr>
+                    <a:xfrm>
+                      <a:off x="0" y="0"/>
+                      <a:ext cx="5486400" cy="3529584"/>
+                    </a:xfrm>
+                    <a:prstGeom prst="rect"/>
+                  </pic:spPr>
+                </pic:pic>
+              </a:graphicData>
+            </a:graphic>
+          </wp:inline>
+        </w:drawing>
+      </w:r>
+    </w:p>
+    <w:p>
+      <w:pPr>
+        <w:spacing w:line="336" w:lineRule="auto" w:after="180"/>
+      </w:pPr>
+      <w:r>
+        <w:rPr>
+          <w:b w:val="0"/>
+        </w:rPr>
+        <w:t xml:space="preserve">For the Grounded Learning Service, retain an annotated trace and the changed-case result. Name the contract or </w:t>
+      </w:r>
+      <w:r>
+        <w:rPr>
+          <w:b/>
+        </w:rPr>
+        <w:t>evidence</w:t>
+      </w:r>
+      <w:r>
+        <w:rPr>
+          <w:b w:val="0"/>
+        </w:rPr>
+        <w:t xml:space="preserve"> that makes the deciding step valid, so another team can review it.</w:t>
+      </w:r>
+    </w:p>
+    <w:p>
+      <w:pPr>
+        <w:spacing w:line="336" w:lineRule="auto" w:after="180"/>
+      </w:pPr>
+      <w:r>
+        <w:rPr>
+          <w:b w:val="0"/>
+        </w:rPr>
+        <w:t xml:space="preserve">Draw your </w:t>
+      </w:r>
+      <w:r>
+        <w:rPr>
+          <w:b/>
+        </w:rPr>
+        <w:t>input</w:t>
+      </w:r>
+      <w:r>
+        <w:rPr>
+          <w:b w:val="0"/>
+        </w:rPr>
+        <w:t>, deciding step, result and limit. Supported question: Calculate A’s and B’s correct rates on all four cases.</w:t>
+      </w:r>
+    </w:p>
+    <w:p>
+      <w:pPr>
+        <w:spacing w:line="336" w:lineRule="auto" w:after="180"/>
+      </w:pPr>
+      <w:r>
+        <w:rPr>
+          <w:b w:val="0"/>
+        </w:rPr>
+        <w:t>Identify their shared failure and explain why removing that case after scoring changes the honesty of the comparison.</w:t>
+      </w:r>
+    </w:p>
+    <w:p>
+      <w:pPr>
+        <w:spacing w:line="336" w:lineRule="auto" w:after="180"/>
+        <w:shd w:fill="F5F1FB"/>
+      </w:pPr>
+      <w:r>
+        <w:rPr>
+          <w:b w:val="0"/>
+        </w:rPr>
+        <w:t xml:space="preserve">Draw your project trace and justify the deciding step using </w:t>
+      </w:r>
+      <w:r>
+        <w:rPr>
+          <w:b/>
+        </w:rPr>
+        <w:t>evidence</w:t>
+      </w:r>
+      <w:r>
+        <w:rPr>
+          <w:b w:val="0"/>
+        </w:rPr>
+        <w:t>.</w:t>
       </w:r>
     </w:p>
     <w:sectPr>

--- a/downloads/student/ai-6-week-10.docx
+++ b/downloads/student/ai-6-week-10.docx
@@ -25,12 +25,17 @@
         <w:pStyle w:val="Heading1"/>
       </w:pPr>
       <w:r>
-        <w:t>Before you start</w:t>
-      </w:r>
-    </w:p>
-    <w:p>
-      <w:r>
-        <w:t>Recall Integration tests and fixtures. Explain why a recorded result needs its input conditions and evidence source before it can support a claim.</w:t>
+        <w:t>Keep the plan. Preserve every outcome. Name the denominator.</w:t>
+      </w:r>
+    </w:p>
+    <w:p>
+      <w:r>
+        <w:t>Build a versioned evaluation record that reports completion coverage alongside pass rate and preserves missing/skip distinctions.</w:t>
+      </w:r>
+    </w:p>
+    <w:p>
+      <w:r>
+        <w:t>Manifest → complete six-case ledger → paired-picture comparison → record-integrity probes → executable summarizer → independent eight-case counts.</w:t>
       </w:r>
     </w:p>
     <w:p>
@@ -38,20 +43,20 @@
         <w:pStyle w:val="Heading1"/>
       </w:pPr>
       <w:r>
-        <w:t>01. Your mission</w:t>
-      </w:r>
-    </w:p>
-    <w:p>
-      <w:r>
-        <w:t>Start with the target: Explain the mechanism and terminology of evaluation pipelines. Try the recall before opening notes.</w:t>
-      </w:r>
-    </w:p>
-    <w:p>
-      <w:pPr>
-        <w:pStyle w:val="Heading3"/>
-      </w:pPr>
-      <w:r>
-        <w:t>Your learning target</w:t>
+        <w:t>01. Keep every planned case visible when computing a result</w:t>
+      </w:r>
+    </w:p>
+    <w:p>
+      <w:r>
+        <w:t>Pass rate and completion coverage need different denominators.</w:t>
+      </w:r>
+    </w:p>
+    <w:p>
+      <w:pPr>
+        <w:pStyle w:val="Heading2"/>
+      </w:pPr>
+      <w:r>
+        <w:t>Learning goals</w:t>
       </w:r>
     </w:p>
     <w:p>
@@ -101,10 +106,10 @@
     </w:p>
     <w:p>
       <w:pPr>
-        <w:pStyle w:val="Heading3"/>
-      </w:pPr>
-      <w:r>
-        <w:t>Remember before reading</w:t>
+        <w:pStyle w:val="Heading2"/>
+      </w:pPr>
+      <w:r>
+        <w:t>Retrieve fixture and repeated-case evidence</w:t>
       </w:r>
     </w:p>
     <w:p>
@@ -176,6 +181,88 @@
     </w:p>
     <w:p>
       <w:pPr>
+        <w:pStyle w:val="Heading2"/>
+      </w:pPr>
+      <w:r>
+        <w:t>Prerequisite and starting response</w:t>
+      </w:r>
+    </w:p>
+    <w:p>
+      <w:pPr>
+        <w:pStyle w:val="ListBullet"/>
+      </w:pPr>
+      <w:r>
+        <w:t>Recall Integration tests and fixtures. Explain why a recorded result needs its input conditions and evidence source before it can support a claim.</w:t>
+      </w:r>
+    </w:p>
+    <w:p>
+      <w:pPr>
+        <w:pStyle w:val="Heading3"/>
+      </w:pPr>
+      <w:r>
+        <w:t>My starting explanation</w:t>
+      </w:r>
+    </w:p>
+    <w:p>
+      <w:r>
+        <w:t>________________________________________________________________</w:t>
+      </w:r>
+    </w:p>
+    <w:p>
+      <w:r>
+        <w:t>________________________________________________________________</w:t>
+      </w:r>
+    </w:p>
+    <w:p>
+      <w:r>
+        <w:t>________________________________________________________________</w:t>
+      </w:r>
+    </w:p>
+    <w:p>
+      <w:pPr>
+        <w:pStyle w:val="Heading2"/>
+      </w:pPr>
+      <w:r>
+        <w:t>End goal</w:t>
+      </w:r>
+    </w:p>
+    <w:p>
+      <w:pPr>
+        <w:spacing w:line="336" w:lineRule="auto" w:after="180"/>
+      </w:pPr>
+      <w:r>
+        <w:rPr>
+          <w:b w:val="0"/>
+        </w:rPr>
+        <w:t>Explain evaluation pipelines using the deciding step in this fictional service.</w:t>
+      </w:r>
+    </w:p>
+    <w:p>
+      <w:pPr>
+        <w:pStyle w:val="Heading2"/>
+      </w:pPr>
+      <w:r>
+        <w:t>Earlier wording, alternatives and picture transcripts · reference / check after trying</w:t>
+      </w:r>
+    </w:p>
+    <w:p>
+      <w:pPr>
+        <w:pStyle w:val="Heading3"/>
+      </w:pPr>
+      <w:r>
+        <w:t>Your learning target</w:t>
+      </w:r>
+    </w:p>
+    <w:p>
+      <w:pPr>
+        <w:pStyle w:val="Heading3"/>
+      </w:pPr>
+      <w:r>
+        <w:t>Remember before reading</w:t>
+      </w:r>
+    </w:p>
+    <w:p>
+      <w:pPr>
         <w:spacing w:line="336" w:lineRule="auto" w:after="180"/>
       </w:pPr>
       <w:r>
@@ -240,13 +327,879 @@
     </w:p>
     <w:p>
       <w:pPr>
+        <w:pStyle w:val="Heading3"/>
+      </w:pPr>
+      <w:r>
+        <w:t>This week’s end goal</w:t>
+      </w:r>
+    </w:p>
+    <w:p>
+      <w:pPr>
+        <w:pStyle w:val="Heading1"/>
+      </w:pPr>
+      <w:r>
+        <w:t>02. Version the plan and declare how each status is counted</w:t>
+      </w:r>
+    </w:p>
+    <w:p>
+      <w:r>
+        <w:t>A summary cannot repair absent or selectively removed raw outcomes.</w:t>
+      </w:r>
+    </w:p>
+    <w:p>
+      <w:pPr>
+        <w:pStyle w:val="Heading2"/>
+      </w:pPr>
+      <w:r>
+        <w:t>Begin with six planned checks</w:t>
+      </w:r>
+    </w:p>
+    <w:p>
+      <w:pPr>
         <w:spacing w:line="336" w:lineRule="auto" w:after="180"/>
       </w:pPr>
       <w:r>
         <w:rPr>
           <w:b w:val="0"/>
         </w:rPr>
-        <w:t xml:space="preserve">Recall Integration tests and fixtures. Explain why a recorded result needs its </w:t>
+        <w:t>Suppose a class plans six service checks. Five finish, with four passes and one failure; the sixth is explicitly skipped. “Four passed” is incomplete without saying what happened to the rest. An evaluation pipeline keeps the plan, versioned cases, procedure, raw outputs and scoring rule together before it reports a percentage.</w:t>
+      </w:r>
+    </w:p>
+    <w:p>
+      <w:pPr>
+        <w:spacing w:line="336" w:lineRule="auto" w:after="180"/>
+      </w:pPr>
+      <w:r>
+        <w:rPr>
+          <w:b w:val="0"/>
+        </w:rPr>
+        <w:t>A missing result record is an error in that record set; an explicit skipped record is an unassessed case, not a success.</w:t>
+      </w:r>
+    </w:p>
+    <w:p>
+      <w:pPr>
+        <w:pStyle w:val="Heading2"/>
+      </w:pPr>
+      <w:r>
+        <w:t>Define evaluation pipelines and rerun versions</w:t>
+      </w:r>
+    </w:p>
+    <w:p>
+      <w:pPr>
+        <w:spacing w:line="336" w:lineRule="auto" w:after="180"/>
+      </w:pPr>
+      <w:r>
+        <w:rPr>
+          <w:b w:val="0"/>
+        </w:rPr>
+        <w:t xml:space="preserve">Evaluation pipelines preserve case versions, procedure versions and </w:t>
+      </w:r>
+      <w:r>
+        <w:rPr>
+          <w:b/>
+        </w:rPr>
+        <w:t>raw outcome</w:t>
+      </w:r>
+      <w:r>
+        <w:rPr>
+          <w:b w:val="0"/>
+        </w:rPr>
+        <w:t>s before producing metrics. A rerun must identify what changed.</w:t>
+      </w:r>
+    </w:p>
+    <w:p>
+      <w:pPr>
+        <w:pStyle w:val="Heading2"/>
+      </w:pPr>
+      <w:r>
+        <w:t>Complete manifest and denominator policy</w:t>
+      </w:r>
+    </w:p>
+    <w:tbl>
+      <w:tblPr>
+        <w:tblStyle w:val="LightShading-Accent1"/>
+        <w:tblW w:type="auto" w:w="0"/>
+        <w:tblLook w:firstColumn="1" w:firstRow="1" w:lastColumn="0" w:lastRow="0" w:noHBand="0" w:noVBand="1" w:val="04A0"/>
+      </w:tblPr>
+      <w:tblGrid>
+        <w:gridCol w:w="5112"/>
+        <w:gridCol w:w="5112"/>
+      </w:tblGrid>
+      <w:tr>
+        <w:trPr>
+          <w:tblHeader/>
+        </w:trPr>
+        <w:tc>
+          <w:tcPr>
+            <w:tcW w:type="dxa" w:w="5112"/>
+          </w:tcPr>
+          <w:p>
+            <w:r>
+              <w:t>Pipeline item</w:t>
+            </w:r>
+          </w:p>
+        </w:tc>
+        <w:tc>
+          <w:tcPr>
+            <w:tcW w:type="dxa" w:w="5112"/>
+          </w:tcPr>
+          <w:p>
+            <w:r>
+              <w:t>Declared local exercise</w:t>
+            </w:r>
+          </w:p>
+        </w:tc>
+      </w:tr>
+      <w:tr>
+        <w:tc>
+          <w:tcPr>
+            <w:tcW w:type="dxa" w:w="5112"/>
+          </w:tcPr>
+          <w:p>
+            <w:r>
+              <w:t>Case suite</w:t>
+            </w:r>
+          </w:p>
+        </w:tc>
+        <w:tc>
+          <w:tcPr>
+            <w:tcW w:type="dxa" w:w="5112"/>
+          </w:tcPr>
+          <w:p>
+            <w:r>
+              <w:t>ROOM-CAPACITY, case version classroom-v1</w:t>
+            </w:r>
+          </w:p>
+        </w:tc>
+      </w:tr>
+      <w:tr>
+        <w:tc>
+          <w:tcPr>
+            <w:tcW w:type="dxa" w:w="5112"/>
+          </w:tcPr>
+          <w:p>
+            <w:r>
+              <w:t>Frozen procedure</w:t>
+            </w:r>
+          </w:p>
+        </w:tc>
+        <w:tc>
+          <w:tcPr>
+            <w:tcW w:type="dxa" w:w="5112"/>
+          </w:tcPr>
+          <w:p>
+            <w:r>
+              <w:t>fixed-lookup-stub-v1; no actual model call</w:t>
+            </w:r>
+          </w:p>
+        </w:tc>
+      </w:tr>
+      <w:tr>
+        <w:tc>
+          <w:tcPr>
+            <w:tcW w:type="dxa" w:w="5112"/>
+          </w:tcPr>
+          <w:p>
+            <w:r>
+              <w:t>Planned IDs</w:t>
+            </w:r>
+          </w:p>
+        </w:tc>
+        <w:tc>
+          <w:tcPr>
+            <w:tcW w:type="dxa" w:w="5112"/>
+          </w:tcPr>
+          <w:p>
+            <w:r>
+              <w:t>C1–C6, one explicit outcome record per ID</w:t>
+            </w:r>
+          </w:p>
+        </w:tc>
+      </w:tr>
+      <w:tr>
+        <w:tc>
+          <w:tcPr>
+            <w:tcW w:type="dxa" w:w="5112"/>
+          </w:tcPr>
+          <w:p>
+            <w:r>
+              <w:t>Metric</w:t>
+            </w:r>
+          </w:p>
+        </w:tc>
+        <w:tc>
+          <w:tcPr>
+            <w:tcW w:type="dxa" w:w="5112"/>
+          </w:tcPr>
+          <w:p>
+            <w:r>
+              <w:t>Exact nonnegative integer capacity agreement with reference</w:t>
+            </w:r>
+          </w:p>
+        </w:tc>
+      </w:tr>
+      <w:tr>
+        <w:tc>
+          <w:tcPr>
+            <w:tcW w:type="dxa" w:w="5112"/>
+          </w:tcPr>
+          <w:p>
+            <w:r>
+              <w:t>Completed-case pass rate</w:t>
+            </w:r>
+          </w:p>
+        </w:tc>
+        <w:tc>
+          <w:tcPr>
+            <w:tcW w:type="dxa" w:w="5112"/>
+          </w:tcPr>
+          <w:p>
+            <w:r>
+              <w:t>Passed completed cases / all completed cases</w:t>
+            </w:r>
+          </w:p>
+        </w:tc>
+      </w:tr>
+      <w:tr>
+        <w:tc>
+          <w:tcPr>
+            <w:tcW w:type="dxa" w:w="5112"/>
+          </w:tcPr>
+          <w:p>
+            <w:r>
+              <w:t>Coverage</w:t>
+            </w:r>
+          </w:p>
+        </w:tc>
+        <w:tc>
+          <w:tcPr>
+            <w:tcW w:type="dxa" w:w="5112"/>
+          </w:tcPr>
+          <w:p>
+            <w:r>
+              <w:t>Completed cases / all planned cases</w:t>
+            </w:r>
+          </w:p>
+        </w:tc>
+      </w:tr>
+      <w:tr>
+        <w:tc>
+          <w:tcPr>
+            <w:tcW w:type="dxa" w:w="5112"/>
+          </w:tcPr>
+          <w:p>
+            <w:r>
+              <w:t>Skipped case</w:t>
+            </w:r>
+          </w:p>
+        </w:tc>
+        <w:tc>
+          <w:tcPr>
+            <w:tcW w:type="dxa" w:w="5112"/>
+          </w:tcPr>
+          <w:p>
+            <w:r>
+              <w:t>Keep ID and reason; exclude from completed pass denominator but retain in coverage</w:t>
+            </w:r>
+          </w:p>
+        </w:tc>
+      </w:tr>
+      <w:tr>
+        <w:tc>
+          <w:tcPr>
+            <w:tcW w:type="dxa" w:w="5112"/>
+          </w:tcPr>
+          <w:p>
+            <w:r>
+              <w:t>Missing/duplicate/unknown ID</w:t>
+            </w:r>
+          </w:p>
+        </w:tc>
+        <w:tc>
+          <w:tcPr>
+            <w:tcW w:type="dxa" w:w="5112"/>
+          </w:tcPr>
+          <w:p>
+            <w:r>
+              <w:t>Reject inconsistent record set; do not silently classify</w:t>
+            </w:r>
+          </w:p>
+        </w:tc>
+      </w:tr>
+      <w:tr>
+        <w:tc>
+          <w:tcPr>
+            <w:tcW w:type="dxa" w:w="5112"/>
+          </w:tcPr>
+          <w:p>
+            <w:r>
+              <w:t>No completed cases</w:t>
+            </w:r>
+          </w:p>
+        </w:tc>
+        <w:tc>
+          <w:tcPr>
+            <w:tcW w:type="dxa" w:w="5112"/>
+          </w:tcPr>
+          <w:p>
+            <w:r>
+              <w:t>Coverage zero; completed-case pass rate unavailable</w:t>
+            </w:r>
+          </w:p>
+        </w:tc>
+      </w:tr>
+    </w:tbl>
+    <w:p>
+      <w:pPr>
+        <w:pStyle w:val="Heading2"/>
+      </w:pPr>
+      <w:r>
+        <w:t>Name supplied and missing evidence</w:t>
+      </w:r>
+    </w:p>
+    <w:p>
+      <w:pPr>
+        <w:pStyle w:val="Heading3"/>
+      </w:pPr>
+      <w:r>
+        <w:t>List the given facts and one fact that is not supplied.</w:t>
+      </w:r>
+    </w:p>
+    <w:p>
+      <w:r>
+        <w:t>________________________________________________________________</w:t>
+      </w:r>
+    </w:p>
+    <w:p>
+      <w:r>
+        <w:t>________________________________________________________________</w:t>
+      </w:r>
+    </w:p>
+    <w:p>
+      <w:r>
+        <w:t>________________________________________________________________</w:t>
+      </w:r>
+    </w:p>
+    <w:p>
+      <w:pPr>
+        <w:pStyle w:val="Heading2"/>
+      </w:pPr>
+      <w:r>
+        <w:t>Earlier wording, alternatives and picture transcripts · reference / check after trying</w:t>
+      </w:r>
+    </w:p>
+    <w:p>
+      <w:pPr>
+        <w:spacing w:line="336" w:lineRule="auto" w:after="180"/>
+      </w:pPr>
+      <w:r>
+        <w:rPr>
+          <w:b w:val="0"/>
+        </w:rPr>
+        <w:t>Begin by writing the question the procedure is intended to answer. Identify the information already supplied, the information it will produce and the information still missing.</w:t>
+      </w:r>
+    </w:p>
+    <w:p>
+      <w:pPr>
+        <w:spacing w:line="336" w:lineRule="auto" w:after="180"/>
+      </w:pPr>
+      <w:r>
+        <w:rPr>
+          <w:b w:val="0"/>
+        </w:rPr>
+        <w:t>These are constructed classroom examples; they do not require live accounts, private records or an external service. Do not treat a plausible explanation as a measured outcome.</w:t>
+      </w:r>
+    </w:p>
+    <w:p>
+      <w:pPr>
+        <w:pStyle w:val="Heading1"/>
+      </w:pPr>
+      <w:r>
+        <w:t>03. Compute the counts from the case-level ledger</w:t>
+      </w:r>
+    </w:p>
+    <w:p>
+      <w:r>
+        <w:t>A skipped row stays in the plan and must not appear as a passed completed case.</w:t>
+      </w:r>
+    </w:p>
+    <w:p>
+      <w:pPr>
+        <w:pStyle w:val="Heading2"/>
+      </w:pPr>
+      <w:r>
+        <w:t>Original pipeline stages and missing-result requirement</w:t>
+      </w:r>
+    </w:p>
+    <w:p>
+      <w:pPr>
+        <w:spacing w:line="336" w:lineRule="auto" w:after="180"/>
+      </w:pPr>
+      <w:r>
+        <w:rPr>
+          <w:b w:val="0"/>
+        </w:rPr>
+        <w:t>Load versioned cases, validate expected outcomes, execute the frozen system, store case-level results and compute declared denominators. Reject missing results rather than silently counting them as success.</w:t>
+      </w:r>
+    </w:p>
+    <w:p>
+      <w:pPr>
+        <w:pStyle w:val="Heading2"/>
+      </w:pPr>
+      <w:r>
+        <w:t>Complete six-case input/reference/output ledger</w:t>
+      </w:r>
+    </w:p>
+    <w:tbl>
+      <w:tblPr>
+        <w:tblStyle w:val="LightShading-Accent1"/>
+        <w:tblW w:type="auto" w:w="0"/>
+        <w:tblLook w:firstColumn="1" w:firstRow="1" w:lastColumn="0" w:lastRow="0" w:noHBand="0" w:noVBand="1" w:val="04A0"/>
+      </w:tblPr>
+      <w:tblGrid>
+        <w:gridCol w:w="2045"/>
+        <w:gridCol w:w="2045"/>
+        <w:gridCol w:w="2045"/>
+        <w:gridCol w:w="2045"/>
+        <w:gridCol w:w="2045"/>
+      </w:tblGrid>
+      <w:tr>
+        <w:trPr>
+          <w:tblHeader/>
+        </w:trPr>
+        <w:tc>
+          <w:tcPr>
+            <w:tcW w:type="dxa" w:w="2045"/>
+          </w:tcPr>
+          <w:p>
+            <w:r>
+              <w:t>Planned ID / room input</w:t>
+            </w:r>
+          </w:p>
+        </w:tc>
+        <w:tc>
+          <w:tcPr>
+            <w:tcW w:type="dxa" w:w="2045"/>
+          </w:tcPr>
+          <w:p>
+            <w:r>
+              <w:t>Reference capacity</w:t>
+            </w:r>
+          </w:p>
+        </w:tc>
+        <w:tc>
+          <w:tcPr>
+            <w:tcW w:type="dxa" w:w="2045"/>
+          </w:tcPr>
+          <w:p>
+            <w:r>
+              <w:t>Local stub output</w:t>
+            </w:r>
+          </w:p>
+        </w:tc>
+        <w:tc>
+          <w:tcPr>
+            <w:tcW w:type="dxa" w:w="2045"/>
+          </w:tcPr>
+          <w:p>
+            <w:r>
+              <w:t>Explicit status</w:t>
+            </w:r>
+          </w:p>
+        </w:tc>
+        <w:tc>
+          <w:tcPr>
+            <w:tcW w:type="dxa" w:w="2045"/>
+          </w:tcPr>
+          <w:p>
+            <w:r>
+              <w:t>Outcome</w:t>
+            </w:r>
+          </w:p>
+        </w:tc>
+      </w:tr>
+      <w:tr>
+        <w:tc>
+          <w:tcPr>
+            <w:tcW w:type="dxa" w:w="2045"/>
+          </w:tcPr>
+          <w:p>
+            <w:r>
+              <w:t>C1 / A</w:t>
+            </w:r>
+          </w:p>
+        </w:tc>
+        <w:tc>
+          <w:tcPr>
+            <w:tcW w:type="dxa" w:w="2045"/>
+          </w:tcPr>
+          <w:p>
+            <w:r>
+              <w:t>12</w:t>
+            </w:r>
+          </w:p>
+        </w:tc>
+        <w:tc>
+          <w:tcPr>
+            <w:tcW w:type="dxa" w:w="2045"/>
+          </w:tcPr>
+          <w:p>
+            <w:r>
+              <w:t>12</w:t>
+            </w:r>
+          </w:p>
+        </w:tc>
+        <w:tc>
+          <w:tcPr>
+            <w:tcW w:type="dxa" w:w="2045"/>
+          </w:tcPr>
+          <w:p>
+            <w:r>
+              <w:t>completed</w:t>
+            </w:r>
+          </w:p>
+        </w:tc>
+        <w:tc>
+          <w:tcPr>
+            <w:tcW w:type="dxa" w:w="2045"/>
+          </w:tcPr>
+          <w:p>
+            <w:r>
+              <w:t>pass</w:t>
+            </w:r>
+          </w:p>
+        </w:tc>
+      </w:tr>
+      <w:tr>
+        <w:tc>
+          <w:tcPr>
+            <w:tcW w:type="dxa" w:w="2045"/>
+          </w:tcPr>
+          <w:p>
+            <w:r>
+              <w:t>C2 / B</w:t>
+            </w:r>
+          </w:p>
+        </w:tc>
+        <w:tc>
+          <w:tcPr>
+            <w:tcW w:type="dxa" w:w="2045"/>
+          </w:tcPr>
+          <w:p>
+            <w:r>
+              <w:t>8</w:t>
+            </w:r>
+          </w:p>
+        </w:tc>
+        <w:tc>
+          <w:tcPr>
+            <w:tcW w:type="dxa" w:w="2045"/>
+          </w:tcPr>
+          <w:p>
+            <w:r>
+              <w:t>8</w:t>
+            </w:r>
+          </w:p>
+        </w:tc>
+        <w:tc>
+          <w:tcPr>
+            <w:tcW w:type="dxa" w:w="2045"/>
+          </w:tcPr>
+          <w:p>
+            <w:r>
+              <w:t>completed</w:t>
+            </w:r>
+          </w:p>
+        </w:tc>
+        <w:tc>
+          <w:tcPr>
+            <w:tcW w:type="dxa" w:w="2045"/>
+          </w:tcPr>
+          <w:p>
+            <w:r>
+              <w:t>pass</w:t>
+            </w:r>
+          </w:p>
+        </w:tc>
+      </w:tr>
+      <w:tr>
+        <w:tc>
+          <w:tcPr>
+            <w:tcW w:type="dxa" w:w="2045"/>
+          </w:tcPr>
+          <w:p>
+            <w:r>
+              <w:t>C3 / C</w:t>
+            </w:r>
+          </w:p>
+        </w:tc>
+        <w:tc>
+          <w:tcPr>
+            <w:tcW w:type="dxa" w:w="2045"/>
+          </w:tcPr>
+          <w:p>
+            <w:r>
+              <w:t>10</w:t>
+            </w:r>
+          </w:p>
+        </w:tc>
+        <w:tc>
+          <w:tcPr>
+            <w:tcW w:type="dxa" w:w="2045"/>
+          </w:tcPr>
+          <w:p>
+            <w:r>
+              <w:t>10</w:t>
+            </w:r>
+          </w:p>
+        </w:tc>
+        <w:tc>
+          <w:tcPr>
+            <w:tcW w:type="dxa" w:w="2045"/>
+          </w:tcPr>
+          <w:p>
+            <w:r>
+              <w:t>completed</w:t>
+            </w:r>
+          </w:p>
+        </w:tc>
+        <w:tc>
+          <w:tcPr>
+            <w:tcW w:type="dxa" w:w="2045"/>
+          </w:tcPr>
+          <w:p>
+            <w:r>
+              <w:t>pass</w:t>
+            </w:r>
+          </w:p>
+        </w:tc>
+      </w:tr>
+      <w:tr>
+        <w:tc>
+          <w:tcPr>
+            <w:tcW w:type="dxa" w:w="2045"/>
+          </w:tcPr>
+          <w:p>
+            <w:r>
+              <w:t>C4 / D</w:t>
+            </w:r>
+          </w:p>
+        </w:tc>
+        <w:tc>
+          <w:tcPr>
+            <w:tcW w:type="dxa" w:w="2045"/>
+          </w:tcPr>
+          <w:p>
+            <w:r>
+              <w:t>6</w:t>
+            </w:r>
+          </w:p>
+        </w:tc>
+        <w:tc>
+          <w:tcPr>
+            <w:tcW w:type="dxa" w:w="2045"/>
+          </w:tcPr>
+          <w:p>
+            <w:r>
+              <w:t>6</w:t>
+            </w:r>
+          </w:p>
+        </w:tc>
+        <w:tc>
+          <w:tcPr>
+            <w:tcW w:type="dxa" w:w="2045"/>
+          </w:tcPr>
+          <w:p>
+            <w:r>
+              <w:t>completed</w:t>
+            </w:r>
+          </w:p>
+        </w:tc>
+        <w:tc>
+          <w:tcPr>
+            <w:tcW w:type="dxa" w:w="2045"/>
+          </w:tcPr>
+          <w:p>
+            <w:r>
+              <w:t>pass</w:t>
+            </w:r>
+          </w:p>
+        </w:tc>
+      </w:tr>
+      <w:tr>
+        <w:tc>
+          <w:tcPr>
+            <w:tcW w:type="dxa" w:w="2045"/>
+          </w:tcPr>
+          <w:p>
+            <w:r>
+              <w:t>C5 / E</w:t>
+            </w:r>
+          </w:p>
+        </w:tc>
+        <w:tc>
+          <w:tcPr>
+            <w:tcW w:type="dxa" w:w="2045"/>
+          </w:tcPr>
+          <w:p>
+            <w:r>
+              <w:t>4</w:t>
+            </w:r>
+          </w:p>
+        </w:tc>
+        <w:tc>
+          <w:tcPr>
+            <w:tcW w:type="dxa" w:w="2045"/>
+          </w:tcPr>
+          <w:p>
+            <w:r>
+              <w:t>5</w:t>
+            </w:r>
+          </w:p>
+        </w:tc>
+        <w:tc>
+          <w:tcPr>
+            <w:tcW w:type="dxa" w:w="2045"/>
+          </w:tcPr>
+          <w:p>
+            <w:r>
+              <w:t>completed</w:t>
+            </w:r>
+          </w:p>
+        </w:tc>
+        <w:tc>
+          <w:tcPr>
+            <w:tcW w:type="dxa" w:w="2045"/>
+          </w:tcPr>
+          <w:p>
+            <w:r>
+              <w:t>fail</w:t>
+            </w:r>
+          </w:p>
+        </w:tc>
+      </w:tr>
+      <w:tr>
+        <w:tc>
+          <w:tcPr>
+            <w:tcW w:type="dxa" w:w="2045"/>
+          </w:tcPr>
+          <w:p>
+            <w:r>
+              <w:t>C6 / F</w:t>
+            </w:r>
+          </w:p>
+        </w:tc>
+        <w:tc>
+          <w:tcPr>
+            <w:tcW w:type="dxa" w:w="2045"/>
+          </w:tcPr>
+          <w:p>
+            <w:r>
+              <w:t>2</w:t>
+            </w:r>
+          </w:p>
+        </w:tc>
+        <w:tc>
+          <w:tcPr>
+            <w:tcW w:type="dxa" w:w="2045"/>
+          </w:tcPr>
+          <w:p>
+            <w:r>
+              <w:t>not run</w:t>
+            </w:r>
+          </w:p>
+        </w:tc>
+        <w:tc>
+          <w:tcPr>
+            <w:tcW w:type="dxa" w:w="2045"/>
+          </w:tcPr>
+          <w:p>
+            <w:r>
+              <w:t>skipped: declared classroom skip</w:t>
+            </w:r>
+          </w:p>
+        </w:tc>
+        <w:tc>
+          <w:tcPr>
+            <w:tcW w:type="dxa" w:w="2045"/>
+          </w:tcPr>
+          <w:p>
+            <w:r>
+              <w:t>unassessed</w:t>
+            </w:r>
+          </w:p>
+        </w:tc>
+      </w:tr>
+      <w:tr>
+        <w:tc>
+          <w:tcPr>
+            <w:tcW w:type="dxa" w:w="2045"/>
+          </w:tcPr>
+          <w:p>
+            <w:r>
+              <w:t>Totals</w:t>
+            </w:r>
+          </w:p>
+        </w:tc>
+        <w:tc>
+          <w:tcPr>
+            <w:tcW w:type="dxa" w:w="2045"/>
+          </w:tcPr>
+          <w:p>
+            <w:r>
+              <w:t>6 planned</w:t>
+            </w:r>
+          </w:p>
+        </w:tc>
+        <w:tc>
+          <w:tcPr>
+            <w:tcW w:type="dxa" w:w="2045"/>
+          </w:tcPr>
+          <w:p>
+            <w:r>
+              <w:t>5 completed</w:t>
+            </w:r>
+          </w:p>
+        </w:tc>
+        <w:tc>
+          <w:tcPr>
+            <w:tcW w:type="dxa" w:w="2045"/>
+          </w:tcPr>
+          <w:p>
+            <w:r>
+              <w:t>4 pass / 1 fail / 1 skip</w:t>
+            </w:r>
+          </w:p>
+        </w:tc>
+        <w:tc>
+          <w:tcPr>
+            <w:tcW w:type="dxa" w:w="2045"/>
+          </w:tcPr>
+          <w:p>
+            <w:r>
+              <w:t>Pass4/5=80%; coverage 5/6≈83.33%</w:t>
+            </w:r>
+          </w:p>
+        </w:tc>
+      </w:tr>
+    </w:tbl>
+    <w:p>
+      <w:pPr>
+        <w:pStyle w:val="Heading2"/>
+      </w:pPr>
+      <w:r>
+        <w:t>State the denominator before calculating</w:t>
+      </w:r>
+    </w:p>
+    <w:p>
+      <w:pPr>
+        <w:spacing w:line="336" w:lineRule="auto" w:after="180"/>
+      </w:pPr>
+      <w:r>
+        <w:rPr>
+          <w:b w:val="0"/>
+        </w:rPr>
+        <w:t xml:space="preserve">Before applying the procedure, write its units, denominator or decision boundary where relevant. A partner should be able to repeat each step using the same </w:t>
       </w:r>
       <w:r>
         <w:rPr>
@@ -258,50 +1211,38 @@
         <w:rPr>
           <w:b w:val="0"/>
         </w:rPr>
-        <w:t xml:space="preserve"> conditions and </w:t>
+        <w:t>s.</w:t>
+      </w:r>
+    </w:p>
+    <w:p>
+      <w:pPr>
+        <w:spacing w:line="336" w:lineRule="auto" w:after="180"/>
+      </w:pPr>
+      <w:r>
+        <w:rPr>
+          <w:b w:val="0"/>
+        </w:rPr>
+        <w:t xml:space="preserve">If a required </w:t>
       </w:r>
       <w:r>
         <w:rPr>
           <w:b/>
         </w:rPr>
-        <w:t>evidence</w:t>
+        <w:t>input</w:t>
       </w:r>
       <w:r>
         <w:rPr>
           <w:b w:val="0"/>
         </w:rPr>
-        <w:t xml:space="preserve"> source before it can support a claim.</w:t>
-      </w:r>
-    </w:p>
-    <w:p>
-      <w:pPr>
-        <w:pStyle w:val="Heading3"/>
-      </w:pPr>
-      <w:r>
-        <w:t>My starting explanation</w:t>
-      </w:r>
-    </w:p>
-    <w:p>
-      <w:r>
-        <w:t>________________________________________________________________</w:t>
-      </w:r>
-    </w:p>
-    <w:p>
-      <w:r>
-        <w:t>________________________________________________________________</w:t>
-      </w:r>
-    </w:p>
-    <w:p>
-      <w:r>
-        <w:t>________________________________________________________________</w:t>
-      </w:r>
-    </w:p>
-    <w:p>
-      <w:pPr>
-        <w:pStyle w:val="Heading3"/>
-      </w:pPr>
-      <w:r>
-        <w:t>This week’s end goal</w:t>
+        <w:t xml:space="preserve"> is absent or violates the stated contract, record that condition explicitly instead of quietly replacing it with a convenient value.</w:t>
+      </w:r>
+    </w:p>
+    <w:p>
+      <w:pPr>
+        <w:pStyle w:val="Heading2"/>
+      </w:pPr>
+      <w:r>
+        <w:t>Explain the visual</w:t>
       </w:r>
     </w:p>
     <w:p>
@@ -312,112 +1253,27 @@
         <w:rPr>
           <w:b w:val="0"/>
         </w:rPr>
-        <w:t>Explain evaluation pipelines using the deciding step in this fictional service.</w:t>
-      </w:r>
-    </w:p>
-    <w:p>
-      <w:pPr>
-        <w:pStyle w:val="Heading1"/>
-      </w:pPr>
-      <w:r>
-        <w:t>02. Notice the evidence</w:t>
-      </w:r>
-    </w:p>
-    <w:p>
-      <w:r>
-        <w:t>Investigate the supplied Evaluation pipelines case. Separate observations, given facts and assumptions before choosing an explanation.</w:t>
-      </w:r>
-    </w:p>
-    <w:p>
-      <w:pPr>
-        <w:spacing w:line="336" w:lineRule="auto" w:after="180"/>
-      </w:pPr>
+        <w:t xml:space="preserve">Point to the </w:t>
+      </w:r>
+      <w:r>
+        <w:rPr>
+          <w:b/>
+        </w:rPr>
+        <w:t>input</w:t>
+      </w:r>
       <w:r>
         <w:rPr>
           <w:b w:val="0"/>
         </w:rPr>
-        <w:t xml:space="preserve">Evaluation pipelines preserve case versions, procedure versions and </w:t>
-      </w:r>
-      <w:r>
-        <w:rPr>
-          <w:b/>
-        </w:rPr>
-        <w:t>raw outcome</w:t>
-      </w:r>
-      <w:r>
-        <w:rPr>
-          <w:b w:val="0"/>
-        </w:rPr>
-        <w:t>s before producing metrics. A rerun must identify what changed.</w:t>
-      </w:r>
-    </w:p>
-    <w:p>
-      <w:pPr>
-        <w:spacing w:line="336" w:lineRule="auto" w:after="180"/>
-      </w:pPr>
-      <w:r>
-        <w:rPr>
-          <w:b w:val="0"/>
-        </w:rPr>
-        <w:t>Begin by writing the question the procedure is intended to answer. Identify the information already supplied, the information it will produce and the information still missing.</w:t>
-      </w:r>
-    </w:p>
-    <w:p>
-      <w:pPr>
-        <w:spacing w:line="336" w:lineRule="auto" w:after="180"/>
-      </w:pPr>
-      <w:r>
-        <w:rPr>
-          <w:b w:val="0"/>
-        </w:rPr>
-        <w:t>These are constructed classroom examples; they do not require live accounts, private records or an external service. Do not treat a plausible explanation as a measured outcome.</w:t>
-      </w:r>
-    </w:p>
-    <w:p>
-      <w:pPr>
-        <w:pStyle w:val="Heading3"/>
-      </w:pPr>
-      <w:r>
-        <w:t>List the given facts and one fact that is not supplied.</w:t>
-      </w:r>
-    </w:p>
-    <w:p>
-      <w:r>
-        <w:t>________________________________________________________________</w:t>
-      </w:r>
-    </w:p>
-    <w:p>
-      <w:r>
-        <w:t>________________________________________________________________</w:t>
-      </w:r>
-    </w:p>
-    <w:p>
-      <w:r>
-        <w:t>________________________________________________________________</w:t>
-      </w:r>
-    </w:p>
-    <w:p>
-      <w:pPr>
-        <w:pStyle w:val="Heading1"/>
-      </w:pPr>
-      <w:r>
-        <w:t>03. See how it works</w:t>
-      </w:r>
-    </w:p>
-    <w:p>
-      <w:r>
-        <w:t>Follow the mechanism for Evaluation pipelines. Connect each labelled input, deciding step and result.</w:t>
-      </w:r>
-    </w:p>
-    <w:p>
-      <w:pPr>
-        <w:spacing w:line="336" w:lineRule="auto" w:after="180"/>
-      </w:pPr>
-      <w:r>
-        <w:rPr>
-          <w:b w:val="0"/>
-        </w:rPr>
-        <w:t>Load versioned cases, validate expected outcomes, execute the frozen system, store case-level results and compute declared denominators. Reject missing results rather than silently counting them as success.</w:t>
+        <w:t>, the deciding step and the result in this week’s visual. Explain the same step in ordinary words. A picture helps when you can say what each part represents.</w:t>
+      </w:r>
+    </w:p>
+    <w:p>
+      <w:pPr>
+        <w:pStyle w:val="Heading2"/>
+      </w:pPr>
+      <w:r>
+        <w:t>Earlier wording, alternatives and picture transcripts · reference / check after trying</w:t>
       </w:r>
     </w:p>
     <w:p>
@@ -514,13 +1370,234 @@
     </w:p>
     <w:p>
       <w:pPr>
+        <w:pStyle w:val="Heading3"/>
+      </w:pPr>
+      <w:r>
+        <w:t>Connect the picture and the explanation</w:t>
+      </w:r>
+    </w:p>
+    <w:p>
+      <w:pPr>
+        <w:pStyle w:val="Heading1"/>
+      </w:pPr>
+      <w:r>
+        <w:t>04. Change the record set and predict the denominator effect</w:t>
+      </w:r>
+    </w:p>
+    <w:p>
+      <w:r>
+        <w:t>Keep the original plan and raw outcomes rather than overwriting them.</w:t>
+      </w:r>
+    </w:p>
+    <w:p>
+      <w:pPr>
+        <w:pStyle w:val="Heading2"/>
+      </w:pPr>
+      <w:r>
+        <w:t>Current task and response</w:t>
+      </w:r>
+    </w:p>
+    <w:p>
+      <w:pPr>
+        <w:pStyle w:val="ListBullet"/>
+      </w:pPr>
+      <w:r>
+        <w:t>Six cases are planned; five run, four pass and one fails. One is skipped. Show the intermediate steps and give the conclusion with its scope.</w:t>
+      </w:r>
+    </w:p>
+    <w:p>
+      <w:pPr>
+        <w:pStyle w:val="Heading3"/>
+      </w:pPr>
+      <w:r>
+        <w:t>Keep the procedure fixed. Explain what changed in the inputs and result.</w:t>
+      </w:r>
+    </w:p>
+    <w:p>
+      <w:r>
+        <w:t>________________________________________________________________</w:t>
+      </w:r>
+    </w:p>
+    <w:p>
+      <w:r>
+        <w:t>________________________________________________________________</w:t>
+      </w:r>
+    </w:p>
+    <w:p>
+      <w:r>
+        <w:t>________________________________________________________________</w:t>
+      </w:r>
+    </w:p>
+    <w:p>
+      <w:r>
+        <w:t>________________________________________________________________</w:t>
+      </w:r>
+    </w:p>
+    <w:p>
+      <w:r>
+        <w:t>________________________________________________________________</w:t>
+      </w:r>
+    </w:p>
+    <w:p>
+      <w:pPr>
+        <w:pStyle w:val="Heading2"/>
+      </w:pPr>
+      <w:r>
+        <w:t>Predict deleting the shared pictured failure</w:t>
+      </w:r>
+    </w:p>
+    <w:p>
+      <w:pPr>
+        <w:pStyle w:val="ListBullet"/>
+      </w:pPr>
+      <w:r>
+        <w:t>Change: Remove the shared failed third case after scoring.</w:t>
+      </w:r>
+    </w:p>
+    <w:p>
+      <w:pPr>
+        <w:pStyle w:val="Heading2"/>
+      </w:pPr>
+      <w:r>
+        <w:t>Check after predicting · reference / check after trying</w:t>
+      </w:r>
+    </w:p>
+    <w:p>
+      <w:pPr>
         <w:spacing w:line="336" w:lineRule="auto" w:after="180"/>
       </w:pPr>
+      <w:r>
+        <w:rPr>
+          <w:b/>
+        </w:rPr>
+        <w:t>Prediction</w:t>
+      </w:r>
       <w:r>
         <w:rPr>
           <w:b w:val="0"/>
         </w:rPr>
-        <w:t xml:space="preserve">Before applying the procedure, write its units, denominator or decision boundary where relevant. A partner should be able to repeat each step using the same </w:t>
+        <w:t>: Rates become 3/3 and 2/3, but this selectively edited evaluation is misleading.</w:t>
+      </w:r>
+    </w:p>
+    <w:p>
+      <w:pPr>
+        <w:spacing w:line="336" w:lineRule="auto" w:after="180"/>
+      </w:pPr>
+      <w:r>
+        <w:rPr>
+          <w:b w:val="0"/>
+        </w:rPr>
+        <w:t>Reason: The population changed after seeing failures, concealing a weakness.</w:t>
+      </w:r>
+    </w:p>
+    <w:p>
+      <w:pPr>
+        <w:pStyle w:val="Heading2"/>
+      </w:pPr>
+      <w:r>
+        <w:t>Earlier wording, alternatives and picture transcripts · reference / check after trying</w:t>
+      </w:r>
+    </w:p>
+    <w:p>
+      <w:pPr>
+        <w:pStyle w:val="Heading3"/>
+      </w:pPr>
+      <w:r>
+        <w:t>Compare a familiar case with a changed case</w:t>
+      </w:r>
+    </w:p>
+    <w:p>
+      <w:pPr>
+        <w:pStyle w:val="Heading3"/>
+      </w:pPr>
+      <w:r>
+        <w:t>Change one thing in the pictured case</w:t>
+      </w:r>
+    </w:p>
+    <w:p>
+      <w:pPr>
+        <w:pStyle w:val="Heading1"/>
+      </w:pPr>
+      <w:r>
+        <w:t>06. Compare shared cases without deleting inconvenient results</w:t>
+      </w:r>
+    </w:p>
+    <w:p>
+      <w:r>
+        <w:t>A post-result change in the evaluated population needs an explicit label.</w:t>
+      </w:r>
+    </w:p>
+    <w:p>
+      <w:pPr>
+        <w:pStyle w:val="Heading2"/>
+      </w:pPr>
+      <w:r>
+        <w:t>Main planned/completed counts and bounded rates</w:t>
+      </w:r>
+    </w:p>
+    <w:p>
+      <w:pPr>
+        <w:spacing w:line="336" w:lineRule="auto" w:after="180"/>
+      </w:pPr>
+      <w:r>
+        <w:rPr>
+          <w:b w:val="0"/>
+        </w:rPr>
+        <w:t>Six cases are planned; five run, four pass and one fails. One is skipped.</w:t>
+      </w:r>
+    </w:p>
+    <w:p>
+      <w:pPr>
+        <w:spacing w:line="336" w:lineRule="auto" w:after="180"/>
+      </w:pPr>
+      <w:r>
+        <w:rPr>
+          <w:b w:val="0"/>
+        </w:rPr>
+        <w:t>Completed-case rate 4/5=</w:t>
+      </w:r>
+      <w:r>
+        <w:rPr>
+          <w:b/>
+        </w:rPr>
+        <w:t>80%</w:t>
+      </w:r>
+      <w:r>
+        <w:rPr>
+          <w:b w:val="0"/>
+        </w:rPr>
+        <w:t>; coverage 5/6. Do not report 4/6 as completed accuracy without declaring that separate policy; skipped remains unassessed.</w:t>
+      </w:r>
+    </w:p>
+    <w:p>
+      <w:pPr>
+        <w:pStyle w:val="Heading2"/>
+      </w:pPr>
+      <w:r>
+        <w:t>Keep the reasoning’s scope</w:t>
+      </w:r>
+    </w:p>
+    <w:p>
+      <w:pPr>
+        <w:spacing w:line="336" w:lineRule="auto" w:after="180"/>
+      </w:pPr>
+      <w:r>
+        <w:rPr>
+          <w:b w:val="0"/>
+        </w:rPr>
+        <w:t xml:space="preserve">Compare the intermediate </w:t>
+      </w:r>
+      <w:r>
+        <w:rPr>
+          <w:b/>
+        </w:rPr>
+        <w:t>evidence</w:t>
+      </w:r>
+      <w:r>
+        <w:rPr>
+          <w:b w:val="0"/>
+        </w:rPr>
+        <w:t xml:space="preserve"> with the final statement. Explain why each number or decision follows from the stated </w:t>
       </w:r>
       <w:r>
         <w:rPr>
@@ -543,7 +1620,7 @@
         <w:rPr>
           <w:b w:val="0"/>
         </w:rPr>
-        <w:t xml:space="preserve">If a required </w:t>
+        <w:t xml:space="preserve">The conclusion belongs to this scenario and procedure; changing the </w:t>
       </w:r>
       <w:r>
         <w:rPr>
@@ -555,457 +1632,15 @@
         <w:rPr>
           <w:b w:val="0"/>
         </w:rPr>
-        <w:t xml:space="preserve"> is absent or violates the stated contract, record that condition explicitly instead of quietly replacing it with a convenient value.</w:t>
-      </w:r>
-    </w:p>
-    <w:p>
-      <w:pPr>
-        <w:pStyle w:val="Heading3"/>
-      </w:pPr>
-      <w:r>
-        <w:t>Connect the picture and the explanation</w:t>
-      </w:r>
-    </w:p>
-    <w:p>
-      <w:pPr>
-        <w:spacing w:line="336" w:lineRule="auto" w:after="180"/>
-      </w:pPr>
-      <w:r>
-        <w:rPr>
-          <w:b w:val="0"/>
-        </w:rPr>
-        <w:t xml:space="preserve">Point to the </w:t>
-      </w:r>
-      <w:r>
-        <w:rPr>
-          <w:b/>
-        </w:rPr>
-        <w:t>input</w:t>
-      </w:r>
-      <w:r>
-        <w:rPr>
-          <w:b w:val="0"/>
-        </w:rPr>
-        <w:t>, the deciding step and the result in this week’s visual. Explain the same step in ordinary words. A picture helps when you can say what each part represents.</w:t>
-      </w:r>
-    </w:p>
-    <w:p>
-      <w:pPr>
-        <w:pStyle w:val="Heading1"/>
-      </w:pPr>
-      <w:r>
-        <w:t>04. Compare the cases</w:t>
-      </w:r>
-    </w:p>
-    <w:p>
-      <w:r>
-        <w:t>Compare the supplied cases for Evaluation pipelines. Identify the detail that changes the conclusion.</w:t>
-      </w:r>
-    </w:p>
-    <w:p>
-      <w:pPr>
-        <w:pStyle w:val="Heading3"/>
-      </w:pPr>
-      <w:r>
-        <w:t>Compare a familiar case with a changed case</w:t>
-      </w:r>
-    </w:p>
-    <w:p>
-      <w:pPr>
-        <w:spacing w:line="336" w:lineRule="auto" w:after="180"/>
-      </w:pPr>
-      <w:r>
-        <w:rPr>
-          <w:b w:val="0"/>
-        </w:rPr>
-        <w:t>Six cases are planned; five run, four pass and one fails. One is skipped. Show the intermediate steps and give the conclusion with its scope.</w:t>
-      </w:r>
-    </w:p>
-    <w:p>
-      <w:pPr>
-        <w:pStyle w:val="Heading3"/>
-      </w:pPr>
-      <w:r>
-        <w:t>Keep the procedure fixed. Explain what changed in the inputs and result.</w:t>
-      </w:r>
-    </w:p>
-    <w:p>
-      <w:r>
-        <w:t>________________________________________________________________</w:t>
-      </w:r>
-    </w:p>
-    <w:p>
-      <w:r>
-        <w:t>________________________________________________________________</w:t>
-      </w:r>
-    </w:p>
-    <w:p>
-      <w:r>
-        <w:t>________________________________________________________________</w:t>
-      </w:r>
-    </w:p>
-    <w:p>
-      <w:r>
-        <w:t>________________________________________________________________</w:t>
-      </w:r>
-    </w:p>
-    <w:p>
-      <w:r>
-        <w:t>________________________________________________________________</w:t>
-      </w:r>
-    </w:p>
-    <w:p>
-      <w:pPr>
-        <w:pStyle w:val="Heading3"/>
-      </w:pPr>
-      <w:r>
-        <w:t>Change one thing in the pictured case</w:t>
-      </w:r>
-    </w:p>
-    <w:p>
-      <w:pPr>
-        <w:pStyle w:val="Heading3"/>
-      </w:pPr>
-      <w:r>
-        <w:t>Change one thing</w:t>
-      </w:r>
-    </w:p>
-    <w:p>
-      <w:pPr>
-        <w:spacing w:line="336" w:lineRule="auto" w:after="180"/>
-        <w:shd w:fill="F5F1FB"/>
-      </w:pPr>
-      <w:r>
-        <w:rPr>
-          <w:b w:val="0"/>
-        </w:rPr>
-        <w:t>Change: Remove the shared failed third case after scoring.</w:t>
-      </w:r>
-    </w:p>
-    <w:p>
-      <w:pPr>
-        <w:pStyle w:val="Heading3"/>
-      </w:pPr>
-      <w:r>
-        <w:t>Predicted result</w:t>
-      </w:r>
-    </w:p>
-    <w:p>
-      <w:pPr>
-        <w:spacing w:line="336" w:lineRule="auto" w:after="180"/>
-        <w:shd w:fill="F1F6FC"/>
-      </w:pPr>
-      <w:r>
-        <w:rPr>
-          <w:b/>
-        </w:rPr>
-        <w:t>Prediction</w:t>
-      </w:r>
-      <w:r>
-        <w:rPr>
-          <w:b w:val="0"/>
-        </w:rPr>
-        <w:t>: Rates become 3/3 and 2/3, but this selectively edited evaluation is misleading.</w:t>
-      </w:r>
-    </w:p>
-    <w:p>
-      <w:pPr>
-        <w:pStyle w:val="Heading3"/>
-      </w:pPr>
-      <w:r>
-        <w:t>Why the result follows</w:t>
-      </w:r>
-    </w:p>
-    <w:p>
-      <w:pPr>
-        <w:spacing w:line="336" w:lineRule="auto" w:after="180"/>
-        <w:shd w:fill="F1F6FC"/>
-      </w:pPr>
-      <w:r>
-        <w:rPr>
-          <w:b w:val="0"/>
-        </w:rPr>
-        <w:t>Reason: The population changed after seeing failures, concealing a weakness.</w:t>
-      </w:r>
-    </w:p>
-    <w:p>
-      <w:pPr>
-        <w:pStyle w:val="Heading1"/>
-      </w:pPr>
-      <w:r>
-        <w:t>05. Words that unlock the idea</w:t>
-      </w:r>
-    </w:p>
-    <w:p>
-      <w:r>
-        <w:t>Use the vocabulary of Evaluation pipelines to explain a concrete decision, rather than only memorising definitions.</w:t>
-      </w:r>
-    </w:p>
-    <w:tbl>
-      <w:tblPr>
-        <w:tblStyle w:val="LightShading-Accent1"/>
-        <w:tblW w:type="auto" w:w="0"/>
-        <w:tblLook w:firstColumn="1" w:firstRow="1" w:lastColumn="0" w:lastRow="0" w:noHBand="0" w:noVBand="1" w:val="04A0"/>
-      </w:tblPr>
-      <w:tblGrid>
-        <w:gridCol w:w="5112"/>
-        <w:gridCol w:w="5112"/>
-      </w:tblGrid>
-      <w:tr>
-        <w:trPr>
-          <w:tblHeader/>
-        </w:trPr>
-        <w:tc>
-          <w:tcPr>
-            <w:tcW w:type="dxa" w:w="5112"/>
-          </w:tcPr>
-          <w:p>
-            <w:r>
-              <w:t>Word</w:t>
-            </w:r>
-          </w:p>
-        </w:tc>
-        <w:tc>
-          <w:tcPr>
-            <w:tcW w:type="dxa" w:w="5112"/>
-          </w:tcPr>
-          <w:p>
-            <w:r>
-              <w:t>Meaning</w:t>
-            </w:r>
-          </w:p>
-        </w:tc>
-      </w:tr>
-      <w:tr>
-        <w:tc>
-          <w:tcPr>
-            <w:tcW w:type="dxa" w:w="5112"/>
-          </w:tcPr>
-          <w:p>
-            <w:r>
-              <w:t>Pipeline manifest</w:t>
-            </w:r>
-          </w:p>
-        </w:tc>
-        <w:tc>
-          <w:tcPr>
-            <w:tcW w:type="dxa" w:w="5112"/>
-          </w:tcPr>
-          <w:p>
-            <w:r>
-              <w:t>Versions and expected stages of an evaluation run</w:t>
-            </w:r>
-          </w:p>
-        </w:tc>
-      </w:tr>
-      <w:tr>
-        <w:tc>
-          <w:tcPr>
-            <w:tcW w:type="dxa" w:w="5112"/>
-          </w:tcPr>
-          <w:p>
-            <w:r>
-              <w:t>Coverage denominator</w:t>
-            </w:r>
-          </w:p>
-        </w:tc>
-        <w:tc>
-          <w:tcPr>
-            <w:tcW w:type="dxa" w:w="5112"/>
-          </w:tcPr>
-          <w:p>
-            <w:r>
-              <w:t>The planned cases eligible for evaluation</w:t>
-            </w:r>
-          </w:p>
-        </w:tc>
-      </w:tr>
-      <w:tr>
-        <w:tc>
-          <w:tcPr>
-            <w:tcW w:type="dxa" w:w="5112"/>
-          </w:tcPr>
-          <w:p>
-            <w:r>
-              <w:t>Raw outcome</w:t>
-            </w:r>
-          </w:p>
-        </w:tc>
-        <w:tc>
-          <w:tcPr>
-            <w:tcW w:type="dxa" w:w="5112"/>
-          </w:tcPr>
-          <w:p>
-            <w:r>
-              <w:t>The stored case-level result before aggregation</w:t>
-            </w:r>
-          </w:p>
-        </w:tc>
-      </w:tr>
-    </w:tbl>
-    <w:p>
-      <w:pPr>
-        <w:pStyle w:val="Heading3"/>
-      </w:pPr>
-      <w:r>
-        <w:t>Use two terms to explain a step in this week’s example.</w:t>
-      </w:r>
-    </w:p>
-    <w:p>
-      <w:r>
-        <w:t>________________________________________________________________</w:t>
-      </w:r>
-    </w:p>
-    <w:p>
-      <w:r>
-        <w:t>________________________________________________________________</w:t>
-      </w:r>
-    </w:p>
-    <w:p>
-      <w:r>
-        <w:t>________________________________________________________________</w:t>
-      </w:r>
-    </w:p>
-    <w:p>
-      <w:pPr>
-        <w:pStyle w:val="Heading1"/>
-      </w:pPr>
-      <w:r>
-        <w:t>06. Follow a worked example</w:t>
-      </w:r>
-    </w:p>
-    <w:p>
-      <w:r>
-        <w:t>Follow the worked trace for Evaluation pipelines, predict a step, then compare with its explanation.</w:t>
-      </w:r>
-    </w:p>
-    <w:p>
-      <w:pPr>
-        <w:spacing w:line="336" w:lineRule="auto" w:after="180"/>
-      </w:pPr>
-      <w:r>
-        <w:rPr>
-          <w:b w:val="0"/>
-        </w:rPr>
-        <w:t>Six cases are planned; five run, four pass and one fails. One is skipped.</w:t>
-      </w:r>
-    </w:p>
-    <w:p>
-      <w:pPr>
-        <w:spacing w:line="336" w:lineRule="auto" w:after="180"/>
-      </w:pPr>
-      <w:r>
-        <w:rPr>
-          <w:b w:val="0"/>
-        </w:rPr>
-        <w:t>Completed-case rate 4/5=</w:t>
-      </w:r>
-      <w:r>
-        <w:rPr>
-          <w:b/>
-        </w:rPr>
-        <w:t>80%</w:t>
-      </w:r>
-      <w:r>
-        <w:rPr>
-          <w:b w:val="0"/>
-        </w:rPr>
-        <w:t>; coverage 5/6. Do not report 4/6 as completed accuracy without declaring that separate policy; skipped remains unassessed.</w:t>
-      </w:r>
-    </w:p>
-    <w:p>
-      <w:pPr>
-        <w:pStyle w:val="Heading3"/>
-      </w:pPr>
-      <w:r>
-        <w:t>Worked explanation · Evaluation pipelines</w:t>
-      </w:r>
-    </w:p>
-    <w:p>
-      <w:pPr>
-        <w:spacing w:line="336" w:lineRule="auto" w:after="180"/>
-        <w:shd w:fill="F1F6FC"/>
-      </w:pPr>
-      <w:r>
-        <w:rPr>
-          <w:b w:val="0"/>
-        </w:rPr>
-        <w:t xml:space="preserve">Compare the intermediate </w:t>
-      </w:r>
-      <w:r>
-        <w:rPr>
-          <w:b/>
-        </w:rPr>
-        <w:t>evidence</w:t>
-      </w:r>
-      <w:r>
-        <w:rPr>
-          <w:b w:val="0"/>
-        </w:rPr>
-        <w:t xml:space="preserve"> with the final statement. Explain why each number or decision follows from the stated </w:t>
-      </w:r>
-      <w:r>
-        <w:rPr>
-          <w:b/>
-        </w:rPr>
-        <w:t>input</w:t>
-      </w:r>
-      <w:r>
-        <w:rPr>
-          <w:b w:val="0"/>
-        </w:rPr>
-        <w:t>s.</w:t>
-      </w:r>
-    </w:p>
-    <w:p>
-      <w:pPr>
-        <w:spacing w:line="336" w:lineRule="auto" w:after="180"/>
-        <w:shd w:fill="F1F6FC"/>
-      </w:pPr>
-      <w:r>
-        <w:rPr>
-          <w:b w:val="0"/>
-        </w:rPr>
-        <w:t xml:space="preserve">The conclusion belongs to this scenario and procedure; changing the </w:t>
-      </w:r>
-      <w:r>
-        <w:rPr>
-          <w:b/>
-        </w:rPr>
-        <w:t>input</w:t>
-      </w:r>
-      <w:r>
-        <w:rPr>
-          <w:b w:val="0"/>
-        </w:rPr>
         <w:t>s, evaluation population or authority can change what it establishes. Retain the raw record so a later revision can be compared honestly.</w:t>
       </w:r>
     </w:p>
     <w:p>
       <w:pPr>
-        <w:pStyle w:val="Heading3"/>
-      </w:pPr>
-      <w:r>
-        <w:t>Learn from the worked case</w:t>
-      </w:r>
-    </w:p>
-    <w:p>
-      <w:pPr>
-        <w:spacing w:line="336" w:lineRule="auto" w:after="180"/>
-      </w:pPr>
-      <w:r>
-        <w:rPr>
-          <w:b w:val="0"/>
-        </w:rPr>
-        <w:t>Cover the result before checking it. Say what is given, choose the procedure, and follow one step at a time. Then uncover the result and explain your first mismatch. Ask why a step is allowed, not only what number it produces.</w:t>
-      </w:r>
-    </w:p>
-    <w:p>
-      <w:pPr>
-        <w:pStyle w:val="Heading3"/>
-      </w:pPr>
-      <w:r>
-        <w:t>A pictorial worked case: Evaluation pipelines</w:t>
+        <w:pStyle w:val="Heading2"/>
+      </w:pPr>
+      <w:r>
+        <w:t>Separate picture flags, references and denominator</w:t>
       </w:r>
     </w:p>
     <w:p>
@@ -1021,24 +1656,7 @@
     </w:p>
     <w:p>
       <w:pPr>
-        <w:pStyle w:val="Heading3"/>
-      </w:pPr>
-      <w:r>
-        <w:t>The facts we will use</w:t>
-      </w:r>
-    </w:p>
-    <w:p>
-      <w:pPr>
-        <w:pStyle w:val="Heading3"/>
-      </w:pPr>
-      <w:r>
-        <w:t>Supplied facts</w:t>
-      </w:r>
-    </w:p>
-    <w:p>
-      <w:pPr>
         <w:spacing w:line="336" w:lineRule="auto" w:after="180"/>
-        <w:shd w:fill="F1F6FC"/>
       </w:pPr>
       <w:r>
         <w:rPr>
@@ -1048,11 +1666,41 @@
       </w:r>
     </w:p>
     <w:p>
+      <w:pPr>
+        <w:spacing w:line="336" w:lineRule="auto" w:after="180"/>
+      </w:pPr>
+      <w:r>
+        <w:rPr>
+          <w:b w:val="0"/>
+        </w:rPr>
+        <w:t>The main six-case completion example and the four-case picture are separate. Picture A has supplied correctness flags [1, 1, 0, 1], B [1, 0, 0, 1]; 1 means agreement with a reference, not the predicted class. Full rates are 3/4=75% and 2/4=50%. Case2 separates the versions; case 3 fails for both.</w:t>
+      </w:r>
+    </w:p>
+    <w:p>
+      <w:pPr>
+        <w:spacing w:line="336" w:lineRule="auto" w:after="180"/>
+      </w:pPr>
+      <w:r>
+        <w:rPr>
+          <w:b w:val="0"/>
+        </w:rPr>
+        <w:t>Removing case 3 after seeing the failures changes the rates to3/3 and 2/3, but conceals a known weakness if it replaces the original report. A useful declared subgroup can be reported separately with its selection rule and full counts retained.</w:t>
+      </w:r>
+    </w:p>
+    <w:p>
+      <w:pPr>
+        <w:pStyle w:val="Heading2"/>
+      </w:pPr>
+      <w:r>
+        <w:t>Trace the full paired outcomes</w:t>
+      </w:r>
+    </w:p>
+    <w:p>
       <w:r>
         <w:drawing>
           <wp:inline xmlns:a="http://schemas.openxmlformats.org/drawingml/2006/main" xmlns:pic="http://schemas.openxmlformats.org/drawingml/2006/picture">
-            <wp:extent cx="5486400" cy="2641600"/>
-            <wp:docPr id="1" name="Picture 1" descr="Correct answers on four shared cases"/>
+            <wp:extent cx="5486400" cy="3182112"/>
+            <wp:docPr id="1" name="Picture 1" descr="Freeze cases: Keep questions and reference labels unchanged for both versions. → Compute rates: A is 3/4=75%; B is 2/4=50%. → Inspect failures: Case two separates the versions; case three fails for both."/>
             <wp:cNvGraphicFramePr>
               <a:graphicFrameLocks noChangeAspect="1"/>
             </wp:cNvGraphicFramePr>
@@ -1060,7 +1708,7 @@
               <a:graphicData uri="http://schemas.openxmlformats.org/drawingml/2006/picture">
                 <pic:pic>
                   <pic:nvPicPr>
-                    <pic:cNvPr id="0" name="academy-detail-ai-6-10.png"/>
+                    <pic:cNvPr id="0" name="academy-story-ai-6-10-02.png"/>
                     <pic:cNvPicPr/>
                   </pic:nvPicPr>
                   <pic:blipFill>
@@ -1072,43 +1720,7 @@
                   <pic:spPr>
                     <a:xfrm>
                       <a:off x="0" y="0"/>
-                      <a:ext cx="5486400" cy="2641600"/>
-                    </a:xfrm>
-                    <a:prstGeom prst="rect"/>
-                  </pic:spPr>
-                </pic:pic>
-              </a:graphicData>
-            </a:graphic>
-          </wp:inline>
-        </w:drawing>
-      </w:r>
-    </w:p>
-    <w:p>
-      <w:r>
-        <w:drawing>
-          <wp:inline xmlns:a="http://schemas.openxmlformats.org/drawingml/2006/main" xmlns:pic="http://schemas.openxmlformats.org/drawingml/2006/picture">
-            <wp:extent cx="5486400" cy="5185229"/>
-            <wp:docPr id="2" name="Picture 2" descr="Evaluation pipelines. Freeze cases: Keep questions and reference labels unchanged for both versions.. Compute rates: A is 3/4=75%; B is 2/4=50%.. Inspect failures: Case two separates the versions; case three fails for both."/>
-            <wp:cNvGraphicFramePr>
-              <a:graphicFrameLocks noChangeAspect="1"/>
-            </wp:cNvGraphicFramePr>
-            <a:graphic>
-              <a:graphicData uri="http://schemas.openxmlformats.org/drawingml/2006/picture">
-                <pic:pic>
-                  <pic:nvPicPr>
-                    <pic:cNvPr id="0" name="academy-visual-ai-6-10.png"/>
-                    <pic:cNvPicPr/>
-                  </pic:nvPicPr>
-                  <pic:blipFill>
-                    <a:blip r:embed="rId10"/>
-                    <a:stretch>
-                      <a:fillRect/>
-                    </a:stretch>
-                  </pic:blipFill>
-                  <pic:spPr>
-                    <a:xfrm>
-                      <a:off x="0" y="0"/>
-                      <a:ext cx="5486400" cy="5185229"/>
+                      <a:ext cx="5486400" cy="3182112"/>
                     </a:xfrm>
                     <a:prstGeom prst="rect"/>
                   </pic:spPr>
@@ -1236,24 +1848,7 @@
     </w:p>
     <w:p>
       <w:pPr>
-        <w:pStyle w:val="Heading3"/>
-      </w:pPr>
-      <w:r>
-        <w:t>Why this result follows</w:t>
-      </w:r>
-    </w:p>
-    <w:p>
-      <w:pPr>
-        <w:pStyle w:val="Heading3"/>
-      </w:pPr>
-      <w:r>
-        <w:t>Why the result follows</w:t>
-      </w:r>
-    </w:p>
-    <w:p>
-      <w:pPr>
         <w:spacing w:line="336" w:lineRule="auto" w:after="180"/>
-        <w:shd w:fill="F1F6FC"/>
       </w:pPr>
       <w:r>
         <w:rPr>
@@ -1264,30 +1859,113 @@
     </w:p>
     <w:p>
       <w:pPr>
+        <w:pStyle w:val="Heading2"/>
+      </w:pPr>
+      <w:r>
+        <w:t>Predict removing the shared failure</w:t>
+      </w:r>
+    </w:p>
+    <w:p>
+      <w:pPr>
+        <w:pStyle w:val="ListBullet"/>
+      </w:pPr>
+      <w:r>
+        <w:t>Change one thing: Remove the shared failed third case after scoring. Predict the result before checking the explanation. What remains the same?</w:t>
+      </w:r>
+    </w:p>
+    <w:p>
+      <w:pPr>
+        <w:pStyle w:val="Heading2"/>
+      </w:pPr>
+      <w:r>
+        <w:t>Check after predicting · reference / check after trying</w:t>
+      </w:r>
+    </w:p>
+    <w:p>
+      <w:r>
+        <w:drawing>
+          <wp:inline xmlns:a="http://schemas.openxmlformats.org/drawingml/2006/main" xmlns:pic="http://schemas.openxmlformats.org/drawingml/2006/picture">
+            <wp:extent cx="5486400" cy="3026664"/>
+            <wp:docPr id="2" name="Picture 2" descr="Original case: Case two separates the versions; case three fails for both. Changed condition: Remove the shared failed third case after scoring. Expected result: Rates become 3/3 and 2/3, but this selectively edited evaluation is misleading. Reason: The population changed after seeing failures, concealing a weakness."/>
+            <wp:cNvGraphicFramePr>
+              <a:graphicFrameLocks noChangeAspect="1"/>
+            </wp:cNvGraphicFramePr>
+            <a:graphic>
+              <a:graphicData uri="http://schemas.openxmlformats.org/drawingml/2006/picture">
+                <pic:pic>
+                  <pic:nvPicPr>
+                    <pic:cNvPr id="0" name="academy-story-ai-6-10-04.png"/>
+                    <pic:cNvPicPr/>
+                  </pic:nvPicPr>
+                  <pic:blipFill>
+                    <a:blip r:embed="rId10"/>
+                    <a:stretch>
+                      <a:fillRect/>
+                    </a:stretch>
+                  </pic:blipFill>
+                  <pic:spPr>
+                    <a:xfrm>
+                      <a:off x="0" y="0"/>
+                      <a:ext cx="5486400" cy="3026664"/>
+                    </a:xfrm>
+                    <a:prstGeom prst="rect"/>
+                  </pic:spPr>
+                </pic:pic>
+              </a:graphicData>
+            </a:graphic>
+          </wp:inline>
+        </w:drawing>
+      </w:r>
+    </w:p>
+    <w:p>
+      <w:pPr>
+        <w:pStyle w:val="Heading2"/>
+      </w:pPr>
+      <w:r>
+        <w:t>Explain shared/disagreeing cases and limited evidence</w:t>
+      </w:r>
+    </w:p>
+    <w:p>
+      <w:pPr>
+        <w:pStyle w:val="ListBullet"/>
+      </w:pPr>
+      <w:r>
+        <w:t>Four fictional cases illustrate a procedure, not broad quality or a stable future success rate.</w:t>
+      </w:r>
+    </w:p>
+    <w:p>
+      <w:pPr>
+        <w:pStyle w:val="ListBullet"/>
+      </w:pPr>
+      <w:r>
+        <w:t>Read the labelled picture: Calculate A’s and B’s correct rates on all four cases. Identify their shared failure and explain why removing that case after scoring changes the honesty of the comparison.</w:t>
+      </w:r>
+    </w:p>
+    <w:p>
+      <w:pPr>
+        <w:pStyle w:val="Heading2"/>
+      </w:pPr>
+      <w:r>
+        <w:t>Earlier wording, alternatives and picture transcripts · reference / check after trying</w:t>
+      </w:r>
+    </w:p>
+    <w:p>
+      <w:pPr>
         <w:pStyle w:val="Heading3"/>
       </w:pPr>
       <w:r>
-        <w:t>What this example does not establish</w:t>
-      </w:r>
-    </w:p>
-    <w:p>
-      <w:pPr>
-        <w:pStyle w:val="Heading3"/>
-      </w:pPr>
-      <w:r>
-        <w:t>Keep the stated limit</w:t>
+        <w:t>Learn from the worked case</w:t>
       </w:r>
     </w:p>
     <w:p>
       <w:pPr>
         <w:spacing w:line="336" w:lineRule="auto" w:after="180"/>
-        <w:shd w:fill="FFF5E6"/>
       </w:pPr>
       <w:r>
         <w:rPr>
           <w:b w:val="0"/>
         </w:rPr>
-        <w:t>Four fictional cases illustrate a procedure, not broad quality or a stable future success rate.</w:t>
+        <w:t>Cover the result before checking it. Say what is given, choose the procedure, and follow one step at a time. Then uncover the result and explain your first mismatch. Ask why a step is allowed, not only what number it produces.</w:t>
       </w:r>
     </w:p>
     <w:p>
@@ -1295,19 +1973,7 @@
         <w:pStyle w:val="Heading3"/>
       </w:pPr>
       <w:r>
-        <w:t>Keep the stated limit</w:t>
-      </w:r>
-    </w:p>
-    <w:p>
-      <w:pPr>
-        <w:spacing w:line="336" w:lineRule="auto" w:after="180"/>
-        <w:shd w:fill="FFF5E6"/>
-      </w:pPr>
-      <w:r>
-        <w:rPr>
-          <w:b w:val="0"/>
-        </w:rPr>
-        <w:t>Read the labelled picture: Calculate A’s and B’s correct rates on all four cases. Identify their shared failure and explain why removing that case after scoring changes the honesty of the comparison.</w:t>
+        <w:t>A pictorial worked case: Evaluation pipelines</w:t>
       </w:r>
     </w:p>
     <w:p>
@@ -1315,19 +1981,95 @@
         <w:pStyle w:val="Heading3"/>
       </w:pPr>
       <w:r>
-        <w:t>Keep the stated limit</w:t>
-      </w:r>
-    </w:p>
-    <w:p>
-      <w:pPr>
-        <w:spacing w:line="336" w:lineRule="auto" w:after="180"/>
-        <w:shd w:fill="FFF5E6"/>
-      </w:pPr>
-      <w:r>
-        <w:rPr>
-          <w:b w:val="0"/>
-        </w:rPr>
-        <w:t>Change one thing: Remove the shared failed third case after scoring. Predict the result before checking the explanation. What remains the same?</w:t>
+        <w:t>The facts we will use</w:t>
+      </w:r>
+    </w:p>
+    <w:p>
+      <w:r>
+        <w:drawing>
+          <wp:inline xmlns:a="http://schemas.openxmlformats.org/drawingml/2006/main" xmlns:pic="http://schemas.openxmlformats.org/drawingml/2006/picture">
+            <wp:extent cx="5486400" cy="2641600"/>
+            <wp:docPr id="3" name="Picture 3" descr="Correct answers on four shared cases"/>
+            <wp:cNvGraphicFramePr>
+              <a:graphicFrameLocks noChangeAspect="1"/>
+            </wp:cNvGraphicFramePr>
+            <a:graphic>
+              <a:graphicData uri="http://schemas.openxmlformats.org/drawingml/2006/picture">
+                <pic:pic>
+                  <pic:nvPicPr>
+                    <pic:cNvPr id="0" name="academy-detail-ai-6-10.png"/>
+                    <pic:cNvPicPr/>
+                  </pic:nvPicPr>
+                  <pic:blipFill>
+                    <a:blip r:embed="rId11"/>
+                    <a:stretch>
+                      <a:fillRect/>
+                    </a:stretch>
+                  </pic:blipFill>
+                  <pic:spPr>
+                    <a:xfrm>
+                      <a:off x="0" y="0"/>
+                      <a:ext cx="5486400" cy="2641600"/>
+                    </a:xfrm>
+                    <a:prstGeom prst="rect"/>
+                  </pic:spPr>
+                </pic:pic>
+              </a:graphicData>
+            </a:graphic>
+          </wp:inline>
+        </w:drawing>
+      </w:r>
+    </w:p>
+    <w:p>
+      <w:r>
+        <w:drawing>
+          <wp:inline xmlns:a="http://schemas.openxmlformats.org/drawingml/2006/main" xmlns:pic="http://schemas.openxmlformats.org/drawingml/2006/picture">
+            <wp:extent cx="5486400" cy="5185229"/>
+            <wp:docPr id="4" name="Picture 4" descr="Evaluation pipelines. Freeze cases: Keep questions and reference labels unchanged for both versions.. Compute rates: A is 3/4=75%; B is 2/4=50%.. Inspect failures: Case two separates the versions; case three fails for both."/>
+            <wp:cNvGraphicFramePr>
+              <a:graphicFrameLocks noChangeAspect="1"/>
+            </wp:cNvGraphicFramePr>
+            <a:graphic>
+              <a:graphicData uri="http://schemas.openxmlformats.org/drawingml/2006/picture">
+                <pic:pic>
+                  <pic:nvPicPr>
+                    <pic:cNvPr id="0" name="academy-visual-ai-6-10.png"/>
+                    <pic:cNvPicPr/>
+                  </pic:nvPicPr>
+                  <pic:blipFill>
+                    <a:blip r:embed="rId12"/>
+                    <a:stretch>
+                      <a:fillRect/>
+                    </a:stretch>
+                  </pic:blipFill>
+                  <pic:spPr>
+                    <a:xfrm>
+                      <a:off x="0" y="0"/>
+                      <a:ext cx="5486400" cy="5185229"/>
+                    </a:xfrm>
+                    <a:prstGeom prst="rect"/>
+                  </pic:spPr>
+                </pic:pic>
+              </a:graphicData>
+            </a:graphic>
+          </wp:inline>
+        </w:drawing>
+      </w:r>
+    </w:p>
+    <w:p>
+      <w:pPr>
+        <w:pStyle w:val="Heading3"/>
+      </w:pPr>
+      <w:r>
+        <w:t>Why this result follows</w:t>
+      </w:r>
+    </w:p>
+    <w:p>
+      <w:pPr>
+        <w:pStyle w:val="Heading3"/>
+      </w:pPr>
+      <w:r>
+        <w:t>What this example does not establish</w:t>
       </w:r>
     </w:p>
     <w:p>
@@ -1335,12 +2077,20 @@
         <w:pStyle w:val="Heading1"/>
       </w:pPr>
       <w:r>
-        <w:t>07. Find and repair a mistake</w:t>
-      </w:r>
-    </w:p>
-    <w:p>
-      <w:r>
-        <w:t>Find the unsupported step in the Evaluation pipelines claim and explain a repair using the supplied evidence.</w:t>
+        <w:t>07. Audit the record set before trusting its percentage</w:t>
+      </w:r>
+    </w:p>
+    <w:p>
+      <w:r>
+        <w:t>Completion and pass rates must not hide one another.</w:t>
+      </w:r>
+    </w:p>
+    <w:p>
+      <w:pPr>
+        <w:pStyle w:val="Heading2"/>
+      </w:pPr>
+      <w:r>
+        <w:t>Core missing-evaluation qualification</w:t>
       </w:r>
     </w:p>
     <w:p>
@@ -1356,16 +2106,7 @@
     </w:p>
     <w:p>
       <w:pPr>
-        <w:pStyle w:val="Heading3"/>
-      </w:pPr>
-      <w:r>
-        <w:t>Check the claim against the facts</w:t>
-      </w:r>
-    </w:p>
-    <w:p>
-      <w:pPr>
         <w:spacing w:line="336" w:lineRule="auto" w:after="180"/>
-        <w:shd w:fill="FFF5E6"/>
       </w:pPr>
       <w:r>
         <w:rPr>
@@ -1377,7 +2118,6 @@
     <w:p>
       <w:pPr>
         <w:spacing w:line="336" w:lineRule="auto" w:after="180"/>
-        <w:shd w:fill="FFF5E6"/>
       </w:pPr>
       <w:r>
         <w:rPr>
@@ -1400,6 +2140,234 @@
     </w:p>
     <w:p>
       <w:pPr>
+        <w:pStyle w:val="Heading2"/>
+      </w:pPr>
+      <w:r>
+        <w:t>Complete missing, duplicate, wrong-output and no-completion cases</w:t>
+      </w:r>
+    </w:p>
+    <w:tbl>
+      <w:tblPr>
+        <w:tblStyle w:val="LightShading-Accent1"/>
+        <w:tblW w:type="auto" w:w="0"/>
+        <w:tblLook w:firstColumn="1" w:firstRow="1" w:lastColumn="0" w:lastRow="0" w:noHBand="0" w:noVBand="1" w:val="04A0"/>
+      </w:tblPr>
+      <w:tblGrid>
+        <w:gridCol w:w="5112"/>
+        <w:gridCol w:w="5112"/>
+      </w:tblGrid>
+      <w:tr>
+        <w:trPr>
+          <w:tblHeader/>
+        </w:trPr>
+        <w:tc>
+          <w:tcPr>
+            <w:tcW w:type="dxa" w:w="5112"/>
+          </w:tcPr>
+          <w:p>
+            <w:r>
+              <w:t>Record or metric probe</w:t>
+            </w:r>
+          </w:p>
+        </w:tc>
+        <w:tc>
+          <w:tcPr>
+            <w:tcW w:type="dxa" w:w="5112"/>
+          </w:tcPr>
+          <w:p>
+            <w:r>
+              <w:t>Expected interpretation</w:t>
+            </w:r>
+          </w:p>
+        </w:tc>
+      </w:tr>
+      <w:tr>
+        <w:tc>
+          <w:tcPr>
+            <w:tcW w:type="dxa" w:w="5112"/>
+          </w:tcPr>
+          <w:p>
+            <w:r>
+              <w:t>Six planned, five completed, four passes</w:t>
+            </w:r>
+          </w:p>
+        </w:tc>
+        <w:tc>
+          <w:tcPr>
+            <w:tcW w:type="dxa" w:w="5112"/>
+          </w:tcPr>
+          <w:p>
+            <w:r>
+              <w:t>Completed pass 4/5; coverage 5/6; one explicit unassessed skip</w:t>
+            </w:r>
+          </w:p>
+        </w:tc>
+      </w:tr>
+      <w:tr>
+        <w:tc>
+          <w:tcPr>
+            <w:tcW w:type="dxa" w:w="5112"/>
+          </w:tcPr>
+          <w:p>
+            <w:r>
+              <w:t>Case C6 disappears from results</w:t>
+            </w:r>
+          </w:p>
+        </w:tc>
+        <w:tc>
+          <w:tcPr>
+            <w:tcW w:type="dxa" w:w="5112"/>
+          </w:tcPr>
+          <w:p>
+            <w:r>
+              <w:t>Reject missing record, not automatically success or intentional skip</w:t>
+            </w:r>
+          </w:p>
+        </w:tc>
+      </w:tr>
+      <w:tr>
+        <w:tc>
+          <w:tcPr>
+            <w:tcW w:type="dxa" w:w="5112"/>
+          </w:tcPr>
+          <w:p>
+            <w:r>
+              <w:t>Duplicate ID or unexpected result ID</w:t>
+            </w:r>
+          </w:p>
+        </w:tc>
+        <w:tc>
+          <w:tcPr>
+            <w:tcW w:type="dxa" w:w="5112"/>
+          </w:tcPr>
+          <w:p>
+            <w:r>
+              <w:t>Reject inconsistent result set</w:t>
+            </w:r>
+          </w:p>
+        </w:tc>
+      </w:tr>
+      <w:tr>
+        <w:tc>
+          <w:tcPr>
+            <w:tcW w:type="dxa" w:w="5112"/>
+          </w:tcPr>
+          <w:p>
+            <w:r>
+              <w:t>Completed actual output is wrong type or value</w:t>
+            </w:r>
+          </w:p>
+        </w:tc>
+        <w:tc>
+          <w:tcPr>
+            <w:tcW w:type="dxa" w:w="5112"/>
+          </w:tcPr>
+          <w:p>
+            <w:r>
+              <w:t>Completed contract failure; do not discard it from denominator</w:t>
+            </w:r>
+          </w:p>
+        </w:tc>
+      </w:tr>
+      <w:tr>
+        <w:tc>
+          <w:tcPr>
+            <w:tcW w:type="dxa" w:w="5112"/>
+          </w:tcPr>
+          <w:p>
+            <w:r>
+              <w:t>All planned cases explicitly skipped</w:t>
+            </w:r>
+          </w:p>
+        </w:tc>
+        <w:tc>
+          <w:tcPr>
+            <w:tcW w:type="dxa" w:w="5112"/>
+          </w:tcPr>
+          <w:p>
+            <w:r>
+              <w:t>Coverage0; completed pass rate undefined, not perfect</w:t>
+            </w:r>
+          </w:p>
+        </w:tc>
+      </w:tr>
+      <w:tr>
+        <w:tc>
+          <w:tcPr>
+            <w:tcW w:type="dxa" w:w="5112"/>
+          </w:tcPr>
+          <w:p>
+            <w:r>
+              <w:t>Only a pass count is reported</w:t>
+            </w:r>
+          </w:p>
+        </w:tc>
+        <w:tc>
+          <w:tcPr>
+            <w:tcW w:type="dxa" w:w="5112"/>
+          </w:tcPr>
+          <w:p>
+            <w:r>
+              <w:t>Require completion/skip counts and denominator before interpreting</w:t>
+            </w:r>
+          </w:p>
+        </w:tc>
+      </w:tr>
+      <w:tr>
+        <w:tc>
+          <w:tcPr>
+            <w:tcW w:type="dxa" w:w="5112"/>
+          </w:tcPr>
+          <w:p>
+            <w:r>
+              <w:t>Known failures removed after scoring</w:t>
+            </w:r>
+          </w:p>
+        </w:tc>
+        <w:tc>
+          <w:tcPr>
+            <w:tcW w:type="dxa" w:w="5112"/>
+          </w:tcPr>
+          <w:p>
+            <w:r>
+              <w:t>Preserve full original report and label the changed subset</w:t>
+            </w:r>
+          </w:p>
+        </w:tc>
+      </w:tr>
+      <w:tr>
+        <w:tc>
+          <w:tcPr>
+            <w:tcW w:type="dxa" w:w="5112"/>
+          </w:tcPr>
+          <w:p>
+            <w:r>
+              <w:t>Same deterministic stub replayed</w:t>
+            </w:r>
+          </w:p>
+        </w:tc>
+        <w:tc>
+          <w:tcPr>
+            <w:tcW w:type="dxa" w:w="5112"/>
+          </w:tcPr>
+          <w:p>
+            <w:r>
+              <w:t>Rechecks procedure; no independent cases or live reliability evidence added</w:t>
+            </w:r>
+          </w:p>
+        </w:tc>
+      </w:tr>
+    </w:tbl>
+    <w:p>
+      <w:pPr>
+        <w:pStyle w:val="Heading2"/>
+      </w:pPr>
+      <w:r>
+        <w:t>Guided explanation and repair</w:t>
+      </w:r>
+    </w:p>
+    <w:p>
+      <w:pPr>
         <w:pStyle w:val="Heading3"/>
       </w:pPr>
       <w:r>
@@ -1433,32 +2401,93 @@
     </w:p>
     <w:p>
       <w:pPr>
+        <w:pStyle w:val="ListBullet"/>
+      </w:pPr>
+      <w:r>
+        <w:t>A report omits this qualification: Missing evaluations can bias results; neither completion rate nor pass rate should hide the other. Explain how omitting it could change a reader's interpretation, and write an accurate replacement.</w:t>
+      </w:r>
+    </w:p>
+    <w:p>
+      <w:pPr>
         <w:pStyle w:val="Heading3"/>
       </w:pPr>
       <w:r>
+        <w:t>State one repair and the checks you would rerun.</w:t>
+      </w:r>
+    </w:p>
+    <w:p>
+      <w:r>
+        <w:t>________________________________________________________________</w:t>
+      </w:r>
+    </w:p>
+    <w:p>
+      <w:r>
+        <w:t>________________________________________________________________</w:t>
+      </w:r>
+    </w:p>
+    <w:p>
+      <w:r>
+        <w:t>________________________________________________________________</w:t>
+      </w:r>
+    </w:p>
+    <w:p>
+      <w:r>
+        <w:t>________________________________________________________________</w:t>
+      </w:r>
+    </w:p>
+    <w:p>
+      <w:r>
+        <w:t>________________________________________________________________</w:t>
+      </w:r>
+    </w:p>
+    <w:p>
+      <w:r>
+        <w:t>________________________________________________________________</w:t>
+      </w:r>
+    </w:p>
+    <w:p>
+      <w:pPr>
+        <w:pStyle w:val="Heading2"/>
+      </w:pPr>
+      <w:r>
+        <w:t>Earlier wording, alternatives and picture transcripts · reference / check after trying</w:t>
+      </w:r>
+    </w:p>
+    <w:p>
+      <w:pPr>
+        <w:pStyle w:val="Heading3"/>
+      </w:pPr>
+      <w:r>
         <w:t>Locate the earliest unsupported step</w:t>
       </w:r>
     </w:p>
     <w:p>
       <w:pPr>
-        <w:spacing w:line="336" w:lineRule="auto" w:after="180"/>
-      </w:pPr>
-      <w:r>
-        <w:rPr>
-          <w:b w:val="0"/>
-        </w:rPr>
-        <w:t>A report omits this qualification: Missing evaluations can bias results; neither completion rate nor pass rate should hide the other.</w:t>
-      </w:r>
-    </w:p>
-    <w:p>
-      <w:pPr>
-        <w:spacing w:line="336" w:lineRule="auto" w:after="180"/>
-      </w:pPr>
-      <w:r>
-        <w:rPr>
-          <w:b w:val="0"/>
-        </w:rPr>
-        <w:t>Explain how omitting it could change a reader's interpretation, and write an accurate replacement.</w:t>
+        <w:pStyle w:val="Heading1"/>
+      </w:pPr>
+      <w:r>
+        <w:t>08. Practise counts, denominators and versioned comparisons</w:t>
+      </w:r>
+    </w:p>
+    <w:p>
+      <w:r>
+        <w:t>Keep planned, completed and passed counts in separate boxes.</w:t>
+      </w:r>
+    </w:p>
+    <w:p>
+      <w:pPr>
+        <w:pStyle w:val="Heading2"/>
+      </w:pPr>
+      <w:r>
+        <w:t>Current explanation and guided scope check</w:t>
+      </w:r>
+    </w:p>
+    <w:p>
+      <w:pPr>
+        <w:pStyle w:val="ListBullet"/>
+      </w:pPr>
+      <w:r>
+        <w:t>Explain the weekly mechanism in your own words. Use the worked scenario to name its input, decision rule and output.</w:t>
       </w:r>
     </w:p>
     <w:p>
@@ -1466,7 +2495,7 @@
         <w:pStyle w:val="Heading3"/>
       </w:pPr>
       <w:r>
-        <w:t>State one repair and the checks you would rerun.</w:t>
+        <w:t>Guided: restate the worked result, then name the assumption or limitation that prevents a broader conclusion.</w:t>
       </w:r>
     </w:p>
     <w:p>
@@ -1495,79 +2524,19 @@
       </w:r>
     </w:p>
     <w:p>
+      <w:pPr>
+        <w:pStyle w:val="Heading3"/>
+      </w:pPr>
+      <w:r>
+        <w:t>Explain your prediction to a partner before comparing results.</w:t>
+      </w:r>
+    </w:p>
+    <w:p>
       <w:r>
         <w:t>________________________________________________________________</w:t>
       </w:r>
     </w:p>
     <w:p>
-      <w:pPr>
-        <w:pStyle w:val="Heading1"/>
-      </w:pPr>
-      <w:r>
-        <w:t>08. Practise together</w:t>
-      </w:r>
-    </w:p>
-    <w:p>
-      <w:r>
-        <w:t>Practise Evaluation pipelines with support, then explain the deciding step in your own words.</w:t>
-      </w:r>
-    </w:p>
-    <w:p>
-      <w:pPr>
-        <w:spacing w:line="336" w:lineRule="auto" w:after="180"/>
-      </w:pPr>
-      <w:r>
-        <w:rPr>
-          <w:b w:val="0"/>
-        </w:rPr>
-        <w:t xml:space="preserve">Explain the weekly </w:t>
-      </w:r>
-      <w:r>
-        <w:rPr>
-          <w:b/>
-        </w:rPr>
-        <w:t>mechanism</w:t>
-      </w:r>
-      <w:r>
-        <w:rPr>
-          <w:b w:val="0"/>
-        </w:rPr>
-        <w:t xml:space="preserve"> in your own words. Use the worked scenario to name its </w:t>
-      </w:r>
-      <w:r>
-        <w:rPr>
-          <w:b/>
-        </w:rPr>
-        <w:t>input</w:t>
-      </w:r>
-      <w:r>
-        <w:rPr>
-          <w:b w:val="0"/>
-        </w:rPr>
-        <w:t xml:space="preserve">, decision rule and </w:t>
-      </w:r>
-      <w:r>
-        <w:rPr>
-          <w:b/>
-        </w:rPr>
-        <w:t>output</w:t>
-      </w:r>
-      <w:r>
-        <w:rPr>
-          <w:b w:val="0"/>
-        </w:rPr>
-        <w:t>.</w:t>
-      </w:r>
-    </w:p>
-    <w:p>
-      <w:pPr>
-        <w:pStyle w:val="Heading3"/>
-      </w:pPr>
-      <w:r>
-        <w:t>Guided: restate the worked result, then name the assumption or limitation that prevents a broader conclusion.</w:t>
-      </w:r>
-    </w:p>
-    <w:p>
       <w:r>
         <w:t>________________________________________________________________</w:t>
       </w:r>
@@ -1583,49 +2552,11 @@
       </w:r>
     </w:p>
     <w:p>
-      <w:r>
-        <w:t>________________________________________________________________</w:t>
-      </w:r>
-    </w:p>
-    <w:p>
-      <w:r>
-        <w:t>________________________________________________________________</w:t>
-      </w:r>
-    </w:p>
-    <w:p>
-      <w:pPr>
-        <w:pStyle w:val="Heading3"/>
-      </w:pPr>
-      <w:r>
-        <w:t>Explain your prediction to a partner before comparing results.</w:t>
-      </w:r>
-    </w:p>
-    <w:p>
-      <w:r>
-        <w:t>________________________________________________________________</w:t>
-      </w:r>
-    </w:p>
-    <w:p>
-      <w:r>
-        <w:t>________________________________________________________________</w:t>
-      </w:r>
-    </w:p>
-    <w:p>
-      <w:r>
-        <w:t>________________________________________________________________</w:t>
-      </w:r>
-    </w:p>
-    <w:p>
-      <w:r>
-        <w:t>________________________________________________________________</w:t>
-      </w:r>
-    </w:p>
-    <w:p>
-      <w:pPr>
-        <w:pStyle w:val="Heading3"/>
-      </w:pPr>
-      <w:r>
-        <w:t>Practise with less help: Trace the worked case</w:t>
+      <w:pPr>
+        <w:pStyle w:val="Heading2"/>
+      </w:pPr>
+      <w:r>
+        <w:t>Supported W2 record</w:t>
       </w:r>
     </w:p>
     <w:p>
@@ -1743,69 +2674,49 @@
     </w:p>
     <w:p>
       <w:pPr>
+        <w:pStyle w:val="Heading2"/>
+      </w:pPr>
+      <w:r>
+        <w:t>Individual missing-evidence check</w:t>
+      </w:r>
+    </w:p>
+    <w:p>
+      <w:pPr>
+        <w:pStyle w:val="ListBullet"/>
+      </w:pPr>
+      <w:r>
+        <w:t>Use the worked case for Evaluation pipelines. Proposed explanation: “The worked result establishes every future case”. Decide whether this explanation is supported. Point to the step or supplied fact that decides; explain your repair if needed.</w:t>
+      </w:r>
+    </w:p>
+    <w:p>
+      <w:pPr>
+        <w:pStyle w:val="ListBullet"/>
+      </w:pPr>
+      <w:r>
+        <w:t>Answer on your own before discussion. If you are unsure, say which step you need help with.</w:t>
+      </w:r>
+    </w:p>
+    <w:p>
+      <w:pPr>
+        <w:pStyle w:val="Heading2"/>
+      </w:pPr>
+      <w:r>
+        <w:t>Paired-picture response</w:t>
+      </w:r>
+    </w:p>
+    <w:p>
+      <w:pPr>
+        <w:pStyle w:val="ListBullet"/>
+      </w:pPr>
+      <w:r>
+        <w:t>Calculate A’s and B’s correct rates on all four cases. Identify their shared failure and explain why removing that case after scoring changes the honesty of the comparison.</w:t>
+      </w:r>
+    </w:p>
+    <w:p>
+      <w:pPr>
         <w:pStyle w:val="Heading3"/>
       </w:pPr>
       <w:r>
-        <w:t>Check your reasoning</w:t>
-      </w:r>
-    </w:p>
-    <w:p>
-      <w:pPr>
-        <w:spacing w:line="336" w:lineRule="auto" w:after="180"/>
-      </w:pPr>
-      <w:r>
-        <w:rPr>
-          <w:b w:val="0"/>
-        </w:rPr>
-        <w:t>Use the worked case for Evaluation pipelines. Proposed explanation: “The worked result establishes every future case”. Decide whether this explanation is supported.</w:t>
-      </w:r>
-    </w:p>
-    <w:p>
-      <w:pPr>
-        <w:spacing w:line="336" w:lineRule="auto" w:after="180"/>
-      </w:pPr>
-      <w:r>
-        <w:rPr>
-          <w:b w:val="0"/>
-        </w:rPr>
-        <w:t>Point to the step or supplied fact that decides; explain your repair if needed.</w:t>
-      </w:r>
-    </w:p>
-    <w:p>
-      <w:pPr>
-        <w:spacing w:line="336" w:lineRule="auto" w:after="180"/>
-      </w:pPr>
-      <w:r>
-        <w:rPr>
-          <w:b w:val="0"/>
-        </w:rPr>
-        <w:t>Answer on your own before discussion. If you are unsure, say which step you need help with.</w:t>
-      </w:r>
-    </w:p>
-    <w:p>
-      <w:pPr>
-        <w:pStyle w:val="Heading3"/>
-      </w:pPr>
-      <w:r>
-        <w:t>Explain the picture</w:t>
-      </w:r>
-    </w:p>
-    <w:p>
-      <w:pPr>
-        <w:spacing w:line="336" w:lineRule="auto" w:after="180"/>
-      </w:pPr>
-      <w:r>
-        <w:rPr>
-          <w:b w:val="0"/>
-        </w:rPr>
-        <w:t>Calculate A’s and B’s correct rates on all four cases. Identify their shared failure and explain why removing that case after scoring changes the honesty of the comparison.</w:t>
-      </w:r>
-    </w:p>
-    <w:p>
-      <w:pPr>
-        <w:pStyle w:val="Heading3"/>
-      </w:pPr>
-      <w:r>
         <w:t>My explanation using a pictured step and the given facts</w:t>
       </w:r>
     </w:p>
@@ -1827,6 +2738,14 @@
     <w:p>
       <w:r>
         <w:t>________________________________________________________________</w:t>
+      </w:r>
+    </w:p>
+    <w:p>
+      <w:pPr>
+        <w:pStyle w:val="Heading2"/>
+      </w:pPr>
+      <w:r>
+        <w:t>Reserve the independent eight-case counts</w:t>
       </w:r>
     </w:p>
     <w:p>
@@ -1842,23 +2761,55 @@
     </w:p>
     <w:p>
       <w:pPr>
+        <w:pStyle w:val="Heading2"/>
+      </w:pPr>
+      <w:r>
+        <w:t>Earlier wording, alternatives and picture transcripts · reference / check after trying</w:t>
+      </w:r>
+    </w:p>
+    <w:p>
+      <w:pPr>
+        <w:pStyle w:val="Heading3"/>
+      </w:pPr>
+      <w:r>
+        <w:t>Practise with less help: Trace the worked case</w:t>
+      </w:r>
+    </w:p>
+    <w:p>
+      <w:pPr>
+        <w:pStyle w:val="Heading3"/>
+      </w:pPr>
+      <w:r>
+        <w:t>Check your reasoning</w:t>
+      </w:r>
+    </w:p>
+    <w:p>
+      <w:pPr>
+        <w:pStyle w:val="Heading3"/>
+      </w:pPr>
+      <w:r>
+        <w:t>Explain the picture</w:t>
+      </w:r>
+    </w:p>
+    <w:p>
+      <w:pPr>
         <w:pStyle w:val="Heading1"/>
       </w:pPr>
       <w:r>
-        <w:t>09. Run the investigation</w:t>
-      </w:r>
-    </w:p>
-    <w:p>
-      <w:r>
-        <w:t>Investigate Evaluation pipelines. Record the prediction, actual observation or labelled paper trace, explanation and next test separately.</w:t>
-      </w:r>
-    </w:p>
-    <w:p>
-      <w:pPr>
-        <w:pStyle w:val="Heading3"/>
-      </w:pPr>
-      <w:r>
-        <w:t>Predict, investigate and preserve the evidence</w:t>
+        <w:t>09. Run a complete versioned ledger and coverage audit</w:t>
+      </w:r>
+    </w:p>
+    <w:p>
+      <w:r>
+        <w:t>Missing records must be visible errors; intentional skips must be explicit unassessed rows.</w:t>
+      </w:r>
+    </w:p>
+    <w:p>
+      <w:pPr>
+        <w:pStyle w:val="Heading2"/>
+      </w:pPr>
+      <w:r>
+        <w:t>Current six-case evaluation investigation</w:t>
       </w:r>
     </w:p>
     <w:p>
@@ -1870,6 +2821,198 @@
           <w:b w:val="0"/>
         </w:rPr>
         <w:t>Six cases are planned; five run, four pass and one fails. One is skipped. Show the intermediate steps and give the conclusion with its scope.</w:t>
+      </w:r>
+    </w:p>
+    <w:p>
+      <w:pPr>
+        <w:pStyle w:val="Heading2"/>
+      </w:pPr>
+      <w:r>
+        <w:t>Complete runnable stub, record validation and scoring</w:t>
+      </w:r>
+    </w:p>
+    <w:p>
+      <w:r>
+        <w:rPr>
+          <w:rFonts w:ascii="Courier New" w:hAnsi="Courier New"/>
+          <w:sz w:val="18"/>
+        </w:rPr>
+        <w:t>"""Versioned local stub evaluation with explicit skipped rows and denominators."""</w:t>
+        <w:br/>
+        <w:t>manifest={'suite':'ROOM-CAPACITY','case_version':'classroom-v1',</w:t>
+        <w:br/>
+        <w:t xml:space="preserve">          'procedure_version':'fixed-lookup-stub-v1',</w:t>
+        <w:br/>
+        <w:t xml:space="preserve">          'scoring':'exact nonnegative integer capacity equality',</w:t>
+        <w:br/>
+        <w:t xml:space="preserve">          'skip_policy':'exclude from completed pass denominator; retain in planned coverage'}</w:t>
+        <w:br/>
+        <w:t>cases=[{'id':f'C{i+1}','input':room,'expected':expected}</w:t>
+        <w:br/>
+        <w:t xml:space="preserve">       for i,(room,expected) in enumerate(zip('ABCDEF',[12,8,10,6,4,2]))]</w:t>
+        <w:br/>
+        <w:t>STUB={'A':12,'B':8,'C':10,'D':6,'E':5,'F':2}</w:t>
+        <w:br/>
+        <w:t>def execute_fixture(cases):</w:t>
+        <w:br/>
+        <w:t xml:space="preserve">    records=[]</w:t>
+        <w:br/>
+        <w:t xml:space="preserve">    for case in cases:</w:t>
+        <w:br/>
+        <w:t xml:space="preserve">        if case['id']=='C6':</w:t>
+        <w:br/>
+        <w:t xml:space="preserve">            records.append({'id':'C6','status':'skipped','reason':'declared classroom skip'})</w:t>
+        <w:br/>
+        <w:t xml:space="preserve">        else:</w:t>
+        <w:br/>
+        <w:t xml:space="preserve">            records.append({'id':case['id'],'status':'completed','actual':STUB[case['input']]})</w:t>
+        <w:br/>
+        <w:t xml:space="preserve">    return records</w:t>
+        <w:br/>
+        <w:br/>
+        <w:t>def summarize(cases,records):</w:t>
+        <w:br/>
+        <w:t xml:space="preserve">    if not cases:raise ValueError('Need planned cases')</w:t>
+        <w:br/>
+        <w:t xml:space="preserve">    if any(type(c) is not dict or set(c)!={'id','input','expected'}</w:t>
+        <w:br/>
+        <w:t xml:space="preserve">           or type(c['id']) is not str or not c['id']</w:t>
+        <w:br/>
+        <w:t xml:space="preserve">           or type(c['input']) is not str or not c['input'] for c in cases):</w:t>
+        <w:br/>
+        <w:t xml:space="preserve">        raise ValueError('Invalid planned-case schema')</w:t>
+        <w:br/>
+        <w:t xml:space="preserve">    for record in records:</w:t>
+        <w:br/>
+        <w:t xml:space="preserve">        if (type(record) is not dict or record.get('status') not in ('completed','skipped')</w:t>
+        <w:br/>
+        <w:t xml:space="preserve">            or type(record.get('id')) is not str or not record['id']):</w:t>
+        <w:br/>
+        <w:t xml:space="preserve">            raise ValueError('Invalid result record')</w:t>
+        <w:br/>
+        <w:t xml:space="preserve">        fields=({'id','status','actual'} if record['status']=='completed' else {'id','status','reason'})</w:t>
+        <w:br/>
+        <w:t xml:space="preserve">        if set(record)!=fields:raise ValueError('Unexpected or missing result fields')</w:t>
+        <w:br/>
+        <w:t xml:space="preserve">    ids=[c['id'] for c in cases]</w:t>
+        <w:br/>
+        <w:t xml:space="preserve">    if len(ids)!=len(set(ids)):raise ValueError('Duplicate planned ID')</w:t>
+        <w:br/>
+        <w:t xml:space="preserve">    if any(type(c['expected']) is not int or c['expected']&lt;0 for c in cases):</w:t>
+        <w:br/>
+        <w:t xml:space="preserve">        raise ValueError('Invalid reference capacity')</w:t>
+        <w:br/>
+        <w:t xml:space="preserve">    result_ids=[r['id'] for r in records]</w:t>
+        <w:br/>
+        <w:t xml:space="preserve">    if len(result_ids)!=len(set(result_ids)) or set(result_ids)!=set(ids):</w:t>
+        <w:br/>
+        <w:t xml:space="preserve">        raise ValueError('Need exactly one explicit record for every planned ID')</w:t>
+        <w:br/>
+        <w:t xml:space="preserve">    by_id={r['id']:r for r in records}</w:t>
+        <w:br/>
+        <w:t xml:space="preserve">    ledger=[]</w:t>
+        <w:br/>
+        <w:t xml:space="preserve">    for case in cases:</w:t>
+        <w:br/>
+        <w:t xml:space="preserve">        record=by_id[case['id']]</w:t>
+        <w:br/>
+        <w:t xml:space="preserve">        if record['status']=='skipped':</w:t>
+        <w:br/>
+        <w:t xml:space="preserve">            if type(record.get('reason')) is not str or not record['reason']:raise ValueError('Skipped record needs a reason')</w:t>
+        <w:br/>
+        <w:t xml:space="preserve">            ledger.append({**case,**record,'pass':None})</w:t>
+        <w:br/>
+        <w:t xml:space="preserve">        elif record['status']=='completed':</w:t>
+        <w:br/>
+        <w:t xml:space="preserve">            if 'actual' not in record:raise ValueError('Completed row missing actual output')</w:t>
+        <w:br/>
+        <w:t xml:space="preserve">            actual=record['actual']</w:t>
+        <w:br/>
+        <w:t xml:space="preserve">            passed=type(actual) is int and actual&gt;=0 and actual==case['expected']</w:t>
+        <w:br/>
+        <w:t xml:space="preserve">            ledger.append({**case,**record,'pass':passed})</w:t>
+        <w:br/>
+        <w:t xml:space="preserve">        else:raise ValueError('Unknown result status')</w:t>
+        <w:br/>
+        <w:t xml:space="preserve">    completed=sum(r['status']=='completed' for r in ledger)</w:t>
+        <w:br/>
+        <w:t xml:space="preserve">    passes=sum(r['pass'] is True for r in ledger)</w:t>
+        <w:br/>
+        <w:t xml:space="preserve">    return {'planned':len(cases),'completed':completed,'passed':passes,</w:t>
+        <w:br/>
+        <w:t xml:space="preserve">            'failed':completed-passes,'skipped':len(cases)-completed,</w:t>
+        <w:br/>
+        <w:t xml:space="preserve">            'coverage':completed/len(cases),</w:t>
+        <w:br/>
+        <w:t xml:space="preserve">            'completed_pass_rate':passes/completed if completed else None,</w:t>
+        <w:br/>
+        <w:t xml:space="preserve">            'ledger':ledger}</w:t>
+        <w:br/>
+        <w:br/>
+        <w:t>records=execute_fixture(cases)</w:t>
+        <w:br/>
+        <w:t>summary=summarize(cases,records)</w:t>
+        <w:br/>
+        <w:t>assert (summary['planned'],summary['completed'],summary['passed'],summary['failed'],summary['skipped'])==(6,5,4,1,1)</w:t>
+        <w:br/>
+        <w:t>assert summary['completed_pass_rate']==.8 and summary['coverage']==5/6</w:t>
+        <w:br/>
+        <w:t>assert records==execute_fixture(cases)  # same stub replay, not independent evidence</w:t>
+        <w:br/>
+        <w:t>print('Manifest:',manifest)</w:t>
+        <w:br/>
+        <w:t>for row in summary['ledger']:print('Raw case-level row:',row)</w:t>
+        <w:br/>
+        <w:t>print('Completed pass rate:',summary['passed'],'/',summary['completed'])</w:t>
+        <w:br/>
+        <w:t>print('Coverage:',summary['completed'],'/',summary['planned'])</w:t>
+        <w:br/>
+        <w:t>try:summarize(cases,records[:-1])</w:t>
+        <w:br/>
+        <w:t>except ValueError:print('Missing result record rejected; it is not silently a pass or a skip.')</w:t>
+        <w:br/>
+        <w:t>else:raise AssertionError('Omitted planned case accepted')</w:t>
+        <w:br/>
+        <w:t>all_skipped=[{'id':c['id'],'status':'skipped','reason':'not run'} for c in cases]</w:t>
+        <w:br/>
+        <w:t>assert summarize(cases,all_skipped)['completed_pass_rate'] is None</w:t>
+        <w:br/>
+        <w:t># Separate supplied picture: correctness flags, not predicted class labels.</w:t>
+        <w:br/>
+        <w:t>a=[1,1,0,1];b=[1,0,0,1]</w:t>
+        <w:br/>
+        <w:t>assert sum(a)/4==.75 and sum(b)/4==.5</w:t>
+        <w:br/>
+        <w:t>print('Separate full picture:',sum(a),'/4;',sum(b),'/4')</w:t>
+        <w:br/>
+        <w:t>print('Selectively deleting known shared failure changes rates to 3/3 and 2/3; preserve the full original report.')</w:t>
+        <w:br/>
+        <w:t>print('Local stub only: no real model run, broader quality estimate or runtime measurement.')</w:t>
+        <w:br/>
+      </w:r>
+    </w:p>
+    <w:p>
+      <w:pPr>
+        <w:pStyle w:val="Heading2"/>
+      </w:pPr>
+      <w:r>
+        <w:t>Expected rows, guard conditions and metric scope</w:t>
+      </w:r>
+    </w:p>
+    <w:p>
+      <w:pPr>
+        <w:pStyle w:val="ListNumber"/>
+      </w:pPr>
+      <w:r>
+        <w:t>Predict the six raw rows and both rates before running or tracing. The fixed lookup stub intentionally gives the wrong value for E and explicitly skips C6; it is not a real model. The summarizer validates case/result fields, unique matching IDs, explicit skip reasons and recorded actual outputs before aggregation. It rejects an omitted C6 record and does not let result records overwrite reference fields. Wrong output types count as completed failures under the declared scoring rule. With all rows skipped, pass rate is None. The separate pictured four-case flags are not folded into the six-case denominator. Save manifest, raw rows, rates and actual run/trace status together.</w:t>
+      </w:r>
+    </w:p>
+    <w:p>
+      <w:pPr>
+        <w:pStyle w:val="Heading2"/>
+      </w:pPr>
+      <w:r>
+        <w:t>Evidence ledger and reflection</w:t>
       </w:r>
     </w:p>
     <w:tbl>
@@ -2021,14 +3164,6 @@
     </w:p>
     <w:p>
       <w:pPr>
-        <w:pStyle w:val="Heading3"/>
-      </w:pPr>
-      <w:r>
-        <w:t>Plan → try → check</w:t>
-      </w:r>
-    </w:p>
-    <w:p>
-      <w:pPr>
         <w:spacing w:line="336" w:lineRule="auto" w:after="180"/>
       </w:pPr>
       <w:r>
@@ -2040,23 +3175,47 @@
     </w:p>
     <w:p>
       <w:pPr>
+        <w:pStyle w:val="Heading2"/>
+      </w:pPr>
+      <w:r>
+        <w:t>Earlier wording, alternatives and picture transcripts · reference / check after trying</w:t>
+      </w:r>
+    </w:p>
+    <w:p>
+      <w:pPr>
+        <w:pStyle w:val="Heading3"/>
+      </w:pPr>
+      <w:r>
+        <w:t>Predict, investigate and preserve the evidence</w:t>
+      </w:r>
+    </w:p>
+    <w:p>
+      <w:pPr>
+        <w:pStyle w:val="Heading3"/>
+      </w:pPr>
+      <w:r>
+        <w:t>Plan → try → check</w:t>
+      </w:r>
+    </w:p>
+    <w:p>
+      <w:pPr>
         <w:pStyle w:val="Heading1"/>
       </w:pPr>
       <w:r>
-        <w:t>10. Build your understanding</w:t>
-      </w:r>
-    </w:p>
-    <w:p>
-      <w:r>
-        <w:t>Move from recall to tracing, diagnosis and transfer in Evaluation pipelines. Explain why each step is justified.</w:t>
-      </w:r>
-    </w:p>
-    <w:p>
-      <w:pPr>
-        <w:pStyle w:val="Heading3"/>
-      </w:pPr>
-      <w:r>
-        <w:t>Explain → apply → challenge</w:t>
+        <w:t>14. Try alone: compute both rates from fresh planned-case counts</w:t>
+      </w:r>
+    </w:p>
+    <w:p>
+      <w:r>
+        <w:t>State what happened to the uncompleted cases before making a quality claim.</w:t>
+      </w:r>
+    </w:p>
+    <w:p>
+      <w:pPr>
+        <w:pStyle w:val="Heading2"/>
+      </w:pPr>
+      <w:r>
+        <w:t>Complete independent eight-case summary task</w:t>
       </w:r>
     </w:p>
     <w:p>
@@ -2067,43 +3226,123 @@
         <w:rPr>
           <w:b w:val="0"/>
         </w:rPr>
-        <w:t xml:space="preserve">Explain the weekly </w:t>
-      </w:r>
-      <w:r>
-        <w:rPr>
-          <w:b/>
-        </w:rPr>
-        <w:t>mechanism</w:t>
-      </w:r>
+        <w:t>Eight planned cases, six complete, five pass, one fail. Give observed pass rate and coverage.</w:t>
+      </w:r>
+    </w:p>
+    <w:p>
+      <w:pPr>
+        <w:pStyle w:val="Heading2"/>
+      </w:pPr>
+      <w:r>
+        <w:t>First attempt and support record</w:t>
+      </w:r>
+    </w:p>
+    <w:p>
+      <w:pPr>
+        <w:pStyle w:val="Heading3"/>
+      </w:pPr>
+      <w:r>
+        <w:t>My independent explanation, trace and limits</w:t>
+      </w:r>
+    </w:p>
+    <w:p>
+      <w:r>
+        <w:t>________________________________________________________________</w:t>
+      </w:r>
+    </w:p>
+    <w:p>
+      <w:r>
+        <w:t>________________________________________________________________</w:t>
+      </w:r>
+    </w:p>
+    <w:p>
+      <w:r>
+        <w:t>________________________________________________________________</w:t>
+      </w:r>
+    </w:p>
+    <w:p>
+      <w:r>
+        <w:t>________________________________________________________________</w:t>
+      </w:r>
+    </w:p>
+    <w:p>
+      <w:r>
+        <w:t>________________________________________________________________</w:t>
+      </w:r>
+    </w:p>
+    <w:p>
+      <w:r>
+        <w:t>________________________________________________________________</w:t>
+      </w:r>
+    </w:p>
+    <w:p>
+      <w:r>
+        <w:t>________________________________________________________________</w:t>
+      </w:r>
+    </w:p>
+    <w:p>
+      <w:pPr>
+        <w:spacing w:line="336" w:lineRule="auto" w:after="180"/>
+      </w:pPr>
       <w:r>
         <w:rPr>
           <w:b w:val="0"/>
         </w:rPr>
-        <w:t xml:space="preserve"> in your own words. Use the worked scenario to name its </w:t>
-      </w:r>
-      <w:r>
-        <w:rPr>
-          <w:b/>
-        </w:rPr>
-        <w:t>input</w:t>
-      </w:r>
+        <w:t>Attempt this case before feedback. Record any help. Earlier examples below are further practice; a case already practised with feedback cannot establish fresh transfer.</w:t>
+      </w:r>
+    </w:p>
+    <w:p>
+      <w:pPr>
+        <w:pStyle w:val="Heading2"/>
+      </w:pPr>
+      <w:r>
+        <w:t>Feedback after trying</w:t>
+      </w:r>
+    </w:p>
+    <w:p>
+      <w:pPr>
+        <w:spacing w:line="336" w:lineRule="auto" w:after="180"/>
+      </w:pPr>
       <w:r>
         <w:rPr>
           <w:b w:val="0"/>
         </w:rPr>
-        <w:t xml:space="preserve">, decision rule and </w:t>
-      </w:r>
-      <w:r>
-        <w:rPr>
-          <w:b/>
-        </w:rPr>
-        <w:t>output</w:t>
-      </w:r>
+        <w:t>Attempt the independent case before hints. Record whether you worked alone, used a hint or followed a model. After feedback, fix the first unsupported step and explain why it changed.</w:t>
+      </w:r>
+    </w:p>
+    <w:p>
+      <w:pPr>
+        <w:spacing w:line="336" w:lineRule="auto" w:after="180"/>
+      </w:pPr>
       <w:r>
         <w:rPr>
           <w:b w:val="0"/>
         </w:rPr>
-        <w:t>.</w:t>
+        <w:t>A later check uses a changed case, not a copied answer.</w:t>
+      </w:r>
+    </w:p>
+    <w:p>
+      <w:pPr>
+        <w:pStyle w:val="Heading2"/>
+      </w:pPr>
+      <w:r>
+        <w:t>Earlier wording, alternatives and picture transcripts · reference / check after trying</w:t>
+      </w:r>
+    </w:p>
+    <w:p>
+      <w:pPr>
+        <w:pStyle w:val="Heading3"/>
+      </w:pPr>
+      <w:r>
+        <w:t>Independent case: Apply a new case independently</w:t>
+      </w:r>
+    </w:p>
+    <w:p>
+      <w:pPr>
+        <w:pStyle w:val="Heading3"/>
+      </w:pPr>
+      <w:r>
+        <w:t>Attempt this without hints</w:t>
       </w:r>
     </w:p>
     <w:p>
@@ -2114,7 +3353,55 @@
         <w:rPr>
           <w:b w:val="0"/>
         </w:rPr>
-        <w:t>A report omits this qualification: Missing evaluations can bias results; neither completion rate nor pass rate should hide the other.</w:t>
+        <w:t>Eight planned cases, six complete, five pass, one fail. Give observed pass rate and coverage.</w:t>
+      </w:r>
+    </w:p>
+    <w:p>
+      <w:pPr>
+        <w:pStyle w:val="Heading3"/>
+      </w:pPr>
+      <w:r>
+        <w:t>My independent procedure, result and limitation</w:t>
+      </w:r>
+    </w:p>
+    <w:p>
+      <w:r>
+        <w:t>________________________________________________________________</w:t>
+      </w:r>
+    </w:p>
+    <w:p>
+      <w:r>
+        <w:t>________________________________________________________________</w:t>
+      </w:r>
+    </w:p>
+    <w:p>
+      <w:r>
+        <w:t>________________________________________________________________</w:t>
+      </w:r>
+    </w:p>
+    <w:p>
+      <w:r>
+        <w:t>________________________________________________________________</w:t>
+      </w:r>
+    </w:p>
+    <w:p>
+      <w:r>
+        <w:t>________________________________________________________________</w:t>
+      </w:r>
+    </w:p>
+    <w:p>
+      <w:r>
+        <w:t>________________________________________________________________</w:t>
+      </w:r>
+    </w:p>
+    <w:p>
+      <w:r>
+        <w:t>________________________________________________________________</w:t>
+      </w:r>
+    </w:p>
+    <w:p>
+      <w:r>
+        <w:t>________________________________________________________________</w:t>
       </w:r>
     </w:p>
     <w:p>
@@ -2125,29 +3412,7 @@
         <w:rPr>
           <w:b w:val="0"/>
         </w:rPr>
-        <w:t>Explain how omitting it could change a reader's interpretation, and write an accurate replacement.</w:t>
-      </w:r>
-    </w:p>
-    <w:p>
-      <w:pPr>
-        <w:spacing w:line="336" w:lineRule="auto" w:after="180"/>
-      </w:pPr>
-      <w:r>
-        <w:rPr>
-          <w:b w:val="0"/>
-        </w:rPr>
-        <w:t>For the worked scenario, propose one additional case that could reveal a failure, describe its expected outcome before running it, and explain what would need to remain fixed for a fair comparison.</w:t>
-      </w:r>
-    </w:p>
-    <w:p>
-      <w:pPr>
-        <w:spacing w:line="336" w:lineRule="auto" w:after="180"/>
-      </w:pPr>
-      <w:r>
-        <w:rPr>
-          <w:b w:val="0"/>
-        </w:rPr>
-        <w:t>Do not reuse W4 as a new final test after receiving feedback.</w:t>
+        <w:t>Record support used: none, hint or teacher explanation. After feedback, a different case is needed to demonstrate independence.</w:t>
       </w:r>
     </w:p>
     <w:p>
@@ -2155,32 +3420,7 @@
         <w:pStyle w:val="Heading3"/>
       </w:pPr>
       <w:r>
-        <w:t>Explain which evidence supports your conclusion and which claim remains unproved.</w:t>
-      </w:r>
-    </w:p>
-    <w:p>
-      <w:r>
-        <w:t>________________________________________________________________</w:t>
-      </w:r>
-    </w:p>
-    <w:p>
-      <w:r>
-        <w:t>________________________________________________________________</w:t>
-      </w:r>
-    </w:p>
-    <w:p>
-      <w:r>
-        <w:t>________________________________________________________________</w:t>
-      </w:r>
-    </w:p>
-    <w:p>
-      <w:r>
-        <w:t>________________________________________________________________</w:t>
-      </w:r>
-    </w:p>
-    <w:p>
-      <w:r>
-        <w:t>________________________________________________________________</w:t>
+        <w:t>Use feedback to improve</w:t>
       </w:r>
     </w:p>
     <w:p>
@@ -2188,12 +3428,20 @@
         <w:pStyle w:val="Heading1"/>
       </w:pPr>
       <w:r>
-        <w:t>11. Connect your project</w:t>
-      </w:r>
-    </w:p>
-    <w:p>
-      <w:r>
-        <w:t>Apply this week’s idea to Grounded Learning Service. Keep an annotated decision and the evidence supporting it.</w:t>
+        <w:t>11. Save the manifest, raw outcomes and unchanged original report</w:t>
+      </w:r>
+    </w:p>
+    <w:p>
+      <w:r>
+        <w:t>Make rerun changes identifiable rather than silently replacing results.</w:t>
+      </w:r>
+    </w:p>
+    <w:p>
+      <w:pPr>
+        <w:pStyle w:val="Heading2"/>
+      </w:pPr>
+      <w:r>
+        <w:t>Project task and artifact</w:t>
       </w:r>
     </w:p>
     <w:p>
@@ -2384,10 +3632,10 @@
     </w:tbl>
     <w:p>
       <w:pPr>
-        <w:pStyle w:val="Heading3"/>
-      </w:pPr>
-      <w:r>
-        <w:t>Evidence for your project</w:t>
+        <w:pStyle w:val="Heading2"/>
+      </w:pPr>
+      <w:r>
+        <w:t>Actual run or trace and limitations</w:t>
       </w:r>
     </w:p>
     <w:p>
@@ -2415,15 +3663,88 @@
     </w:p>
     <w:p>
       <w:pPr>
+        <w:pStyle w:val="Heading2"/>
+      </w:pPr>
+      <w:r>
+        <w:t>Earlier wording, alternatives and picture transcripts · reference / check after trying</w:t>
+      </w:r>
+    </w:p>
+    <w:p>
+      <w:pPr>
+        <w:pStyle w:val="Heading3"/>
+      </w:pPr>
+      <w:r>
+        <w:t>Evidence for your project</w:t>
+      </w:r>
+    </w:p>
+    <w:p>
+      <w:pPr>
         <w:pStyle w:val="Heading1"/>
       </w:pPr>
       <w:r>
-        <w:t>12. Show what you know</w:t>
-      </w:r>
-    </w:p>
-    <w:p>
-      <w:r>
-        <w:t>Use a genuinely new case for independent evidence. Previously discussed examples remain practice; use the separately named independent case before feedback.</w:t>
+        <w:t>16. Finish with a percentage that exposes its denominator</w:t>
+      </w:r>
+    </w:p>
+    <w:p>
+      <w:r>
+        <w:t>Retain skipped cases and failed cases alongside passes.</w:t>
+      </w:r>
+    </w:p>
+    <w:p>
+      <w:pPr>
+        <w:pStyle w:val="Heading2"/>
+      </w:pPr>
+      <w:r>
+        <w:t>Retrieve and explain</w:t>
+      </w:r>
+    </w:p>
+    <w:p>
+      <w:pPr>
+        <w:pStyle w:val="ListBullet"/>
+      </w:pPr>
+      <w:r>
+        <w:t>Close your notes. Explain this goal in your own words: Explain the mechanism and terminology of evaluation pipelines</w:t>
+      </w:r>
+    </w:p>
+    <w:p>
+      <w:pPr>
+        <w:pStyle w:val="Heading3"/>
+      </w:pPr>
+      <w:r>
+        <w:t>My deciding step, evidence and one remaining question</w:t>
+      </w:r>
+    </w:p>
+    <w:p>
+      <w:r>
+        <w:t>________________________________________________________________</w:t>
+      </w:r>
+    </w:p>
+    <w:p>
+      <w:r>
+        <w:t>________________________________________________________________</w:t>
+      </w:r>
+    </w:p>
+    <w:p>
+      <w:r>
+        <w:t>________________________________________________________________</w:t>
+      </w:r>
+    </w:p>
+    <w:p>
+      <w:r>
+        <w:t>________________________________________________________________</w:t>
+      </w:r>
+    </w:p>
+    <w:p>
+      <w:r>
+        <w:t>________________________________________________________________</w:t>
+      </w:r>
+    </w:p>
+    <w:p>
+      <w:pPr>
+        <w:pStyle w:val="Heading2"/>
+      </w:pPr>
+      <w:r>
+        <w:t>Plan a changed-case return</w:t>
       </w:r>
     </w:p>
     <w:p>
@@ -2434,62 +3755,31 @@
         <w:rPr>
           <w:b w:val="0"/>
         </w:rPr>
-        <w:t>Complete the supported workbook tasks before attempting W4 independently. Record any hints or help used. After feedback, use the teacher's fresh retry rather than copying the earlier answer.</w:t>
-      </w:r>
-    </w:p>
-    <w:p>
-      <w:pPr>
-        <w:spacing w:line="336" w:lineRule="auto" w:after="180"/>
-      </w:pPr>
+        <w:t xml:space="preserve">If you are unsure, return to the worked picture and explain one arrow. If you are ready, change an </w:t>
+      </w:r>
+      <w:r>
+        <w:rPr>
+          <w:b/>
+        </w:rPr>
+        <w:t>input</w:t>
+      </w:r>
       <w:r>
         <w:rPr>
           <w:b w:val="0"/>
         </w:rPr>
-        <w:t>For a project, select a relevant new case, predict the outcome from the declared rule and preserve the result alongside any revision.</w:t>
-      </w:r>
-    </w:p>
-    <w:p>
-      <w:pPr>
-        <w:pStyle w:val="Heading3"/>
-      </w:pPr>
-      <w:r>
-        <w:t>Exit: propose one revealing change to the worked scenario. State the expected outcome and the evidence that would make you revise your explanation.</w:t>
-      </w:r>
-    </w:p>
-    <w:p>
-      <w:r>
-        <w:t>________________________________________________________________</w:t>
-      </w:r>
-    </w:p>
-    <w:p>
-      <w:r>
-        <w:t>________________________________________________________________</w:t>
-      </w:r>
-    </w:p>
-    <w:p>
-      <w:r>
-        <w:t>________________________________________________________________</w:t>
-      </w:r>
-    </w:p>
-    <w:p>
-      <w:r>
-        <w:t>________________________________________________________________</w:t>
-      </w:r>
-    </w:p>
-    <w:p>
-      <w:r>
-        <w:t>________________________________________________________________</w:t>
-      </w:r>
-    </w:p>
-    <w:p>
-      <w:pPr>
-        <w:spacing w:line="336" w:lineRule="auto" w:after="180"/>
-      </w:pPr>
+        <w:t xml:space="preserve"> or assumption and justify your </w:t>
+      </w:r>
+      <w:r>
+        <w:rPr>
+          <w:b/>
+        </w:rPr>
+        <w:t>prediction</w:t>
+      </w:r>
       <w:r>
         <w:rPr>
           <w:b w:val="0"/>
         </w:rPr>
-        <w:t>For the worked scenario, propose one additional case that could reveal a failure, describe its expected outcome before running it, and explain what would need to remain fixed for a fair comparison.</w:t>
+        <w:t>.</w:t>
       </w:r>
     </w:p>
     <w:p>
@@ -2500,14 +3790,336 @@
         <w:rPr>
           <w:b w:val="0"/>
         </w:rPr>
-        <w:t>Do not reuse W4 as a new final test after receiving feedback.</w:t>
-      </w:r>
-    </w:p>
+        <w:t xml:space="preserve">Save your workbook </w:t>
+      </w:r>
+      <w:r>
+        <w:rPr>
+          <w:b/>
+        </w:rPr>
+        <w:t>evidence</w:t>
+      </w:r>
+      <w:r>
+        <w:rPr>
+          <w:b w:val="0"/>
+        </w:rPr>
+        <w:t>. At the next review, try a different case before opening your old answer.</w:t>
+      </w:r>
+    </w:p>
+    <w:p>
+      <w:pPr>
+        <w:pStyle w:val="Heading1"/>
+      </w:pPr>
+      <w:r>
+        <w:t>Reference bank and extra practice</w:t>
+      </w:r>
+    </w:p>
+    <w:p>
+      <w:pPr>
+        <w:pStyle w:val="Heading1"/>
+      </w:pPr>
+      <w:r>
+        <w:t>05. Reference · Use service vocabulary precisely</w:t>
+      </w:r>
+    </w:p>
+    <w:p>
+      <w:r>
+        <w:t>Connect each term to an input, operation, evidence source or outcome.</w:t>
+      </w:r>
+    </w:p>
+    <w:p>
+      <w:pPr>
+        <w:pStyle w:val="Heading2"/>
+      </w:pPr>
+      <w:r>
+        <w:t>Vocabulary and your explanation</w:t>
+      </w:r>
+    </w:p>
+    <w:tbl>
+      <w:tblPr>
+        <w:tblStyle w:val="LightShading-Accent1"/>
+        <w:tblW w:type="auto" w:w="0"/>
+        <w:tblLook w:firstColumn="1" w:firstRow="1" w:lastColumn="0" w:lastRow="0" w:noHBand="0" w:noVBand="1" w:val="04A0"/>
+      </w:tblPr>
+      <w:tblGrid>
+        <w:gridCol w:w="5112"/>
+        <w:gridCol w:w="5112"/>
+      </w:tblGrid>
+      <w:tr>
+        <w:trPr>
+          <w:tblHeader/>
+        </w:trPr>
+        <w:tc>
+          <w:tcPr>
+            <w:tcW w:type="dxa" w:w="5112"/>
+          </w:tcPr>
+          <w:p>
+            <w:r>
+              <w:t>Word</w:t>
+            </w:r>
+          </w:p>
+        </w:tc>
+        <w:tc>
+          <w:tcPr>
+            <w:tcW w:type="dxa" w:w="5112"/>
+          </w:tcPr>
+          <w:p>
+            <w:r>
+              <w:t>Meaning</w:t>
+            </w:r>
+          </w:p>
+        </w:tc>
+      </w:tr>
+      <w:tr>
+        <w:tc>
+          <w:tcPr>
+            <w:tcW w:type="dxa" w:w="5112"/>
+          </w:tcPr>
+          <w:p>
+            <w:r>
+              <w:t>Pipeline manifest</w:t>
+            </w:r>
+          </w:p>
+        </w:tc>
+        <w:tc>
+          <w:tcPr>
+            <w:tcW w:type="dxa" w:w="5112"/>
+          </w:tcPr>
+          <w:p>
+            <w:r>
+              <w:t>Versions and expected stages of an evaluation run</w:t>
+            </w:r>
+          </w:p>
+        </w:tc>
+      </w:tr>
+      <w:tr>
+        <w:tc>
+          <w:tcPr>
+            <w:tcW w:type="dxa" w:w="5112"/>
+          </w:tcPr>
+          <w:p>
+            <w:r>
+              <w:t>Coverage denominator</w:t>
+            </w:r>
+          </w:p>
+        </w:tc>
+        <w:tc>
+          <w:tcPr>
+            <w:tcW w:type="dxa" w:w="5112"/>
+          </w:tcPr>
+          <w:p>
+            <w:r>
+              <w:t>The planned cases eligible for evaluation</w:t>
+            </w:r>
+          </w:p>
+        </w:tc>
+      </w:tr>
+      <w:tr>
+        <w:tc>
+          <w:tcPr>
+            <w:tcW w:type="dxa" w:w="5112"/>
+          </w:tcPr>
+          <w:p>
+            <w:r>
+              <w:t>Raw outcome</w:t>
+            </w:r>
+          </w:p>
+        </w:tc>
+        <w:tc>
+          <w:tcPr>
+            <w:tcW w:type="dxa" w:w="5112"/>
+          </w:tcPr>
+          <w:p>
+            <w:r>
+              <w:t>The stored case-level result before aggregation</w:t>
+            </w:r>
+          </w:p>
+        </w:tc>
+      </w:tr>
+    </w:tbl>
     <w:p>
       <w:pPr>
         <w:pStyle w:val="Heading3"/>
       </w:pPr>
       <w:r>
+        <w:t>Use two terms to explain a step in this week’s example.</w:t>
+      </w:r>
+    </w:p>
+    <w:p>
+      <w:r>
+        <w:t>________________________________________________________________</w:t>
+      </w:r>
+    </w:p>
+    <w:p>
+      <w:r>
+        <w:t>________________________________________________________________</w:t>
+      </w:r>
+    </w:p>
+    <w:p>
+      <w:r>
+        <w:t>________________________________________________________________</w:t>
+      </w:r>
+    </w:p>
+    <w:p>
+      <w:pPr>
+        <w:pStyle w:val="Heading1"/>
+      </w:pPr>
+      <w:r>
+        <w:t>10. Extra challenge · Explain a stronger case</w:t>
+      </w:r>
+    </w:p>
+    <w:p>
+      <w:r>
+        <w:t>Choose the next challenge after the main route.</w:t>
+      </w:r>
+    </w:p>
+    <w:p>
+      <w:pPr>
+        <w:pStyle w:val="Heading2"/>
+      </w:pPr>
+      <w:r>
+        <w:t>Explain,repair and extend</w:t>
+      </w:r>
+    </w:p>
+    <w:p>
+      <w:pPr>
+        <w:pStyle w:val="Heading3"/>
+      </w:pPr>
+      <w:r>
+        <w:t>Explain → apply → challenge</w:t>
+      </w:r>
+    </w:p>
+    <w:p>
+      <w:pPr>
+        <w:pStyle w:val="ListBullet"/>
+      </w:pPr>
+      <w:r>
+        <w:t>Explain the weekly mechanism in your own words. Use the worked scenario to name its input, decision rule and output.</w:t>
+      </w:r>
+    </w:p>
+    <w:p>
+      <w:pPr>
+        <w:pStyle w:val="ListBullet"/>
+      </w:pPr>
+      <w:r>
+        <w:t>A report omits this qualification: Missing evaluations can bias results; neither completion rate nor pass rate should hide the other. Explain how omitting it could change a reader's interpretation, and write an accurate replacement.</w:t>
+      </w:r>
+    </w:p>
+    <w:p>
+      <w:pPr>
+        <w:pStyle w:val="ListBullet"/>
+      </w:pPr>
+      <w:r>
+        <w:t>For the worked scenario, propose one additional case that could reveal a failure, describe its expected outcome before running it, and explain what would need to remain fixed for a fair comparison. Do not reuse W4 as a new final test after receiving feedback.</w:t>
+      </w:r>
+    </w:p>
+    <w:p>
+      <w:pPr>
+        <w:pStyle w:val="Heading3"/>
+      </w:pPr>
+      <w:r>
+        <w:t>Explain which evidence supports your conclusion and which claim remains unproved.</w:t>
+      </w:r>
+    </w:p>
+    <w:p>
+      <w:r>
+        <w:t>________________________________________________________________</w:t>
+      </w:r>
+    </w:p>
+    <w:p>
+      <w:r>
+        <w:t>________________________________________________________________</w:t>
+      </w:r>
+    </w:p>
+    <w:p>
+      <w:r>
+        <w:t>________________________________________________________________</w:t>
+      </w:r>
+    </w:p>
+    <w:p>
+      <w:r>
+        <w:t>________________________________________________________________</w:t>
+      </w:r>
+    </w:p>
+    <w:p>
+      <w:r>
+        <w:t>________________________________________________________________</w:t>
+      </w:r>
+    </w:p>
+    <w:p>
+      <w:pPr>
+        <w:pStyle w:val="Heading1"/>
+      </w:pPr>
+      <w:r>
+        <w:t>12. Reference · Check the service reasoning and its limits</w:t>
+      </w:r>
+    </w:p>
+    <w:p>
+      <w:r>
+        <w:t>Use after practice; keep the selected independent case for its first attempt.</w:t>
+      </w:r>
+    </w:p>
+    <w:p>
+      <w:pPr>
+        <w:pStyle w:val="Heading2"/>
+      </w:pPr>
+      <w:r>
+        <w:t>Current explanation and response</w:t>
+      </w:r>
+    </w:p>
+    <w:p>
+      <w:pPr>
+        <w:pStyle w:val="ListBullet"/>
+      </w:pPr>
+      <w:r>
+        <w:t>Complete the supported workbook tasks before attempting W4 independently. Record any hints or help used. After feedback, use the teacher's fresh retry rather than copying the earlier answer. For a project, select a relevant new case, predict the outcome from the declared rule and preserve the result alongside any revision.</w:t>
+      </w:r>
+    </w:p>
+    <w:p>
+      <w:pPr>
+        <w:pStyle w:val="Heading3"/>
+      </w:pPr>
+      <w:r>
+        <w:t>Exit: propose one revealing change to the worked scenario. State the expected outcome and the evidence that would make you revise your explanation.</w:t>
+      </w:r>
+    </w:p>
+    <w:p>
+      <w:r>
+        <w:t>________________________________________________________________</w:t>
+      </w:r>
+    </w:p>
+    <w:p>
+      <w:r>
+        <w:t>________________________________________________________________</w:t>
+      </w:r>
+    </w:p>
+    <w:p>
+      <w:r>
+        <w:t>________________________________________________________________</w:t>
+      </w:r>
+    </w:p>
+    <w:p>
+      <w:r>
+        <w:t>________________________________________________________________</w:t>
+      </w:r>
+    </w:p>
+    <w:p>
+      <w:r>
+        <w:t>________________________________________________________________</w:t>
+      </w:r>
+    </w:p>
+    <w:p>
+      <w:pPr>
+        <w:pStyle w:val="ListBullet"/>
+      </w:pPr>
+      <w:r>
+        <w:t>For the worked scenario, propose one additional case that could reveal a failure, describe its expected outcome before running it, and explain what would need to remain fixed for a fair comparison. Do not reuse W4 as a new final test after receiving feedback.</w:t>
+      </w:r>
+    </w:p>
+    <w:p>
+      <w:pPr>
+        <w:pStyle w:val="Heading3"/>
+      </w:pPr>
+      <w:r>
         <w:t>My limited claim and a useful next check</w:t>
       </w:r>
     </w:p>
@@ -2536,12 +4148,20 @@
         <w:pStyle w:val="Heading1"/>
       </w:pPr>
       <w:r>
-        <w:t>13. Study a complete case</w:t>
-      </w:r>
-    </w:p>
-    <w:p>
-      <w:r>
-        <w:t>Revisit the complete Evaluation pipelines case for supported practice. Repeated examples do not become fresh assessments.</w:t>
+        <w:t>13. Extra practice · Revisit the complete trace</w:t>
+      </w:r>
+    </w:p>
+    <w:p>
+      <w:r>
+        <w:t>Predict before reading the supplied steps.</w:t>
+      </w:r>
+    </w:p>
+    <w:p>
+      <w:pPr>
+        <w:pStyle w:val="Heading2"/>
+      </w:pPr>
+      <w:r>
+        <w:t>Complete trace and evidence</w:t>
       </w:r>
     </w:p>
     <w:p>
@@ -2710,206 +4330,20 @@
         <w:pStyle w:val="Heading1"/>
       </w:pPr>
       <w:r>
-        <w:t>14. Try a new case independently</w:t>
-      </w:r>
-    </w:p>
-    <w:p>
-      <w:r>
-        <w:t>Attempt the reserved new case before feedback. Record support; the earlier examples below remain additional practice.</w:t>
-      </w:r>
-    </w:p>
-    <w:p>
-      <w:pPr>
-        <w:pStyle w:val="Heading3"/>
-      </w:pPr>
-      <w:r>
-        <w:t>Independent case: Apply a new case independently</w:t>
-      </w:r>
-    </w:p>
-    <w:p>
-      <w:pPr>
-        <w:spacing w:line="336" w:lineRule="auto" w:after="180"/>
-      </w:pPr>
-      <w:r>
-        <w:rPr>
-          <w:b w:val="0"/>
-        </w:rPr>
-        <w:t>Eight planned cases, six complete, five pass, one fail. Give observed pass rate and coverage.</w:t>
-      </w:r>
-    </w:p>
-    <w:p>
-      <w:pPr>
-        <w:pStyle w:val="Heading3"/>
-      </w:pPr>
-      <w:r>
-        <w:t>My independent explanation, trace and limits</w:t>
-      </w:r>
-    </w:p>
-    <w:p>
-      <w:r>
-        <w:t>________________________________________________________________</w:t>
-      </w:r>
-    </w:p>
-    <w:p>
-      <w:r>
-        <w:t>________________________________________________________________</w:t>
-      </w:r>
-    </w:p>
-    <w:p>
-      <w:r>
-        <w:t>________________________________________________________________</w:t>
-      </w:r>
-    </w:p>
-    <w:p>
-      <w:r>
-        <w:t>________________________________________________________________</w:t>
-      </w:r>
-    </w:p>
-    <w:p>
-      <w:r>
-        <w:t>________________________________________________________________</w:t>
-      </w:r>
-    </w:p>
-    <w:p>
-      <w:r>
-        <w:t>________________________________________________________________</w:t>
-      </w:r>
-    </w:p>
-    <w:p>
-      <w:r>
-        <w:t>________________________________________________________________</w:t>
-      </w:r>
-    </w:p>
-    <w:p>
-      <w:pPr>
-        <w:spacing w:line="336" w:lineRule="auto" w:after="180"/>
-      </w:pPr>
-      <w:r>
-        <w:rPr>
-          <w:b w:val="0"/>
-        </w:rPr>
-        <w:t>Attempt this case before feedback. Record any help. Earlier examples below are further practice; a case already practised with feedback cannot establish fresh transfer.</w:t>
-      </w:r>
-    </w:p>
-    <w:p>
-      <w:pPr>
-        <w:pStyle w:val="Heading3"/>
-      </w:pPr>
-      <w:r>
-        <w:t>Attempt this without hints</w:t>
-      </w:r>
-    </w:p>
-    <w:p>
-      <w:pPr>
-        <w:spacing w:line="336" w:lineRule="auto" w:after="180"/>
-      </w:pPr>
-      <w:r>
-        <w:rPr>
-          <w:b w:val="0"/>
-        </w:rPr>
-        <w:t>Eight planned cases, six complete, five pass, one fail. Give observed pass rate and coverage.</w:t>
-      </w:r>
-    </w:p>
-    <w:p>
-      <w:pPr>
-        <w:pStyle w:val="Heading3"/>
-      </w:pPr>
-      <w:r>
-        <w:t>My independent procedure, result and limitation</w:t>
-      </w:r>
-    </w:p>
-    <w:p>
-      <w:r>
-        <w:t>________________________________________________________________</w:t>
-      </w:r>
-    </w:p>
-    <w:p>
-      <w:r>
-        <w:t>________________________________________________________________</w:t>
-      </w:r>
-    </w:p>
-    <w:p>
-      <w:r>
-        <w:t>________________________________________________________________</w:t>
-      </w:r>
-    </w:p>
-    <w:p>
-      <w:r>
-        <w:t>________________________________________________________________</w:t>
-      </w:r>
-    </w:p>
-    <w:p>
-      <w:r>
-        <w:t>________________________________________________________________</w:t>
-      </w:r>
-    </w:p>
-    <w:p>
-      <w:r>
-        <w:t>________________________________________________________________</w:t>
-      </w:r>
-    </w:p>
-    <w:p>
-      <w:r>
-        <w:t>________________________________________________________________</w:t>
-      </w:r>
-    </w:p>
-    <w:p>
-      <w:r>
-        <w:t>________________________________________________________________</w:t>
-      </w:r>
-    </w:p>
-    <w:p>
-      <w:pPr>
-        <w:spacing w:line="336" w:lineRule="auto" w:after="180"/>
-      </w:pPr>
-      <w:r>
-        <w:rPr>
-          <w:b w:val="0"/>
-        </w:rPr>
-        <w:t>Record support used: none, hint or teacher explanation. After feedback, a different case is needed to demonstrate independence.</w:t>
-      </w:r>
-    </w:p>
-    <w:p>
-      <w:pPr>
-        <w:pStyle w:val="Heading3"/>
-      </w:pPr>
-      <w:r>
-        <w:t>Use feedback to improve</w:t>
-      </w:r>
-    </w:p>
-    <w:p>
-      <w:pPr>
-        <w:spacing w:line="336" w:lineRule="auto" w:after="180"/>
-      </w:pPr>
-      <w:r>
-        <w:rPr>
-          <w:b w:val="0"/>
-        </w:rPr>
-        <w:t>Attempt the independent case before hints. Record whether you worked alone, used a hint or followed a model. After feedback, fix the first unsupported step and explain why it changed.</w:t>
-      </w:r>
-    </w:p>
-    <w:p>
-      <w:pPr>
-        <w:spacing w:line="336" w:lineRule="auto" w:after="180"/>
-      </w:pPr>
-      <w:r>
-        <w:rPr>
-          <w:b w:val="0"/>
-        </w:rPr>
-        <w:t>A later check uses a changed case, not a copied answer.</w:t>
-      </w:r>
-    </w:p>
-    <w:p>
-      <w:pPr>
-        <w:pStyle w:val="Heading1"/>
-      </w:pPr>
-      <w:r>
-        <w:t>15. Your lesson route</w:t>
-      </w:r>
-    </w:p>
-    <w:p>
-      <w:r>
-        <w:t>Use this map to navigate Evaluation pipelines, connect the goals to tasks and keep one evidence record for each attempt.</w:t>
+        <w:t>15. Reference · The earlier route checklist</w:t>
+      </w:r>
+    </w:p>
+    <w:p>
+      <w:r>
+        <w:t>Use one main route rather than repeating the lesson.</w:t>
+      </w:r>
+    </w:p>
+    <w:p>
+      <w:pPr>
+        <w:pStyle w:val="Heading2"/>
+      </w:pPr>
+      <w:r>
+        <w:t>Targets,route and first prediction</w:t>
       </w:r>
     </w:p>
     <w:p>
@@ -3088,12 +4522,117 @@
         <w:pStyle w:val="Heading1"/>
       </w:pPr>
       <w:r>
-        <w:t>16. Finish and return</w:t>
-      </w:r>
-    </w:p>
-    <w:p>
-      <w:r>
-        <w:t>Explain Evaluation pipelines without notes, identify a remaining question and plan a later check with a changed case.</w:t>
+        <w:t>17. Extra practice · Predict,check and repair</w:t>
+      </w:r>
+    </w:p>
+    <w:p>
+      <w:r>
+        <w:t>Keep supported feedback separate from the independent case.</w:t>
+      </w:r>
+    </w:p>
+    <w:p>
+      <w:pPr>
+        <w:pStyle w:val="Heading2"/>
+      </w:pPr>
+      <w:r>
+        <w:t>First supported question and optional hint</w:t>
+      </w:r>
+    </w:p>
+    <w:p>
+      <w:pPr>
+        <w:pStyle w:val="ListBullet"/>
+      </w:pPr>
+      <w:r>
+        <w:t>Four cases through a scoring pipeline. Two fixed versions answer the same four questions with frozen correct-or-incorrect labels.</w:t>
+      </w:r>
+    </w:p>
+    <w:p>
+      <w:pPr>
+        <w:pStyle w:val="Heading3"/>
+      </w:pPr>
+      <w:r>
+        <w:t>Practice 1: explain the deciding evidence</w:t>
+      </w:r>
+    </w:p>
+    <w:p>
+      <w:pPr>
+        <w:pStyle w:val="ListBullet"/>
+      </w:pPr>
+      <w:r>
+        <w:t>Which labelled step matches this detail? Case two separates the versions; case three fails for both.</w:t>
+      </w:r>
+    </w:p>
+    <w:p>
+      <w:pPr>
+        <w:pStyle w:val="ListBullet"/>
+      </w:pPr>
+      <w:r>
+        <w:t>1. Freeze cases</w:t>
+      </w:r>
+    </w:p>
+    <w:p>
+      <w:pPr>
+        <w:pStyle w:val="ListBullet"/>
+      </w:pPr>
+      <w:r>
+        <w:t>2. Inspect failures</w:t>
+      </w:r>
+    </w:p>
+    <w:p>
+      <w:pPr>
+        <w:pStyle w:val="ListBullet"/>
+      </w:pPr>
+      <w:r>
+        <w:t>3. Compute rates</w:t>
+      </w:r>
+    </w:p>
+    <w:p>
+      <w:pPr>
+        <w:pStyle w:val="Heading3"/>
+      </w:pPr>
+      <w:r>
+        <w:t>My selected conclusion, deciding fact and explanation</w:t>
+      </w:r>
+    </w:p>
+    <w:p>
+      <w:r>
+        <w:t>________________________________________________________________</w:t>
+      </w:r>
+    </w:p>
+    <w:p>
+      <w:r>
+        <w:t>________________________________________________________________</w:t>
+      </w:r>
+    </w:p>
+    <w:p>
+      <w:r>
+        <w:t>________________________________________________________________</w:t>
+      </w:r>
+    </w:p>
+    <w:p>
+      <w:r>
+        <w:t>________________________________________________________________</w:t>
+      </w:r>
+    </w:p>
+    <w:p>
+      <w:r>
+        <w:t>________________________________________________________________</w:t>
+      </w:r>
+    </w:p>
+    <w:p>
+      <w:pPr>
+        <w:pStyle w:val="ListBullet"/>
+      </w:pPr>
+      <w:r>
+        <w:t>Hint if needed: Read the steps in the pictorial case. Match the supplied detail to the stage that performs or records it.</w:t>
+      </w:r>
+    </w:p>
+    <w:p>
+      <w:pPr>
+        <w:pStyle w:val="Heading2"/>
+      </w:pPr>
+      <w:r>
+        <w:t>Check after the first attempt · reference / check after trying</w:t>
       </w:r>
     </w:p>
     <w:p>
@@ -3104,7 +4643,145 @@
         <w:rPr>
           <w:b w:val="0"/>
         </w:rPr>
-        <w:t xml:space="preserve">Close your notes. Explain this goal in your own words: Explain the </w:t>
+        <w:t>After your attempt, compare with the supported explanation: Inspect failures Case two separates the versions; case three fails for both. A pipeline preserves comparable cases, version labels and scoring.</w:t>
+      </w:r>
+    </w:p>
+    <w:p>
+      <w:pPr>
+        <w:spacing w:line="336" w:lineRule="auto" w:after="180"/>
+      </w:pPr>
+      <w:r>
+        <w:rPr>
+          <w:b w:val="0"/>
+        </w:rPr>
+        <w:t>Report the denominator and disagreements alongside percentages.</w:t>
+      </w:r>
+    </w:p>
+    <w:p>
+      <w:pPr>
+        <w:pStyle w:val="Heading2"/>
+      </w:pPr>
+      <w:r>
+        <w:t>Changed-case question and optional hint</w:t>
+      </w:r>
+    </w:p>
+    <w:p>
+      <w:pPr>
+        <w:pStyle w:val="Heading3"/>
+      </w:pPr>
+      <w:r>
+        <w:t>Practice 2: explain the deciding evidence</w:t>
+      </w:r>
+    </w:p>
+    <w:p>
+      <w:pPr>
+        <w:pStyle w:val="ListBullet"/>
+      </w:pPr>
+      <w:r>
+        <w:t>Changed-case practice: Remove the shared failed third case after scoring. Which conclusion is supported by the supplied facts?</w:t>
+      </w:r>
+    </w:p>
+    <w:p>
+      <w:pPr>
+        <w:pStyle w:val="ListBullet"/>
+      </w:pPr>
+      <w:r>
+        <w:t>1. Rates become 3/3 and 2/3, but this selectively edited evaluation is misleading.</w:t>
+      </w:r>
+    </w:p>
+    <w:p>
+      <w:pPr>
+        <w:pStyle w:val="ListBullet"/>
+      </w:pPr>
+      <w:r>
+        <w:t>2. This one example guarantees correct results for every future input.</w:t>
+      </w:r>
+    </w:p>
+    <w:p>
+      <w:pPr>
+        <w:pStyle w:val="ListBullet"/>
+      </w:pPr>
+      <w:r>
+        <w:t>3. We can decide the result without examining the changed input or the procedure.</w:t>
+      </w:r>
+    </w:p>
+    <w:p>
+      <w:pPr>
+        <w:pStyle w:val="Heading3"/>
+      </w:pPr>
+      <w:r>
+        <w:t>My selected conclusion, deciding fact and explanation</w:t>
+      </w:r>
+    </w:p>
+    <w:p>
+      <w:r>
+        <w:t>________________________________________________________________</w:t>
+      </w:r>
+    </w:p>
+    <w:p>
+      <w:r>
+        <w:t>________________________________________________________________</w:t>
+      </w:r>
+    </w:p>
+    <w:p>
+      <w:r>
+        <w:t>________________________________________________________________</w:t>
+      </w:r>
+    </w:p>
+    <w:p>
+      <w:r>
+        <w:t>________________________________________________________________</w:t>
+      </w:r>
+    </w:p>
+    <w:p>
+      <w:r>
+        <w:t>________________________________________________________________</w:t>
+      </w:r>
+    </w:p>
+    <w:p>
+      <w:pPr>
+        <w:pStyle w:val="ListBullet"/>
+      </w:pPr>
+      <w:r>
+        <w:t>Hint if needed: Use the changed condition and the deciding step in the pictorial trace. The answer must say what follows from those facts.</w:t>
+      </w:r>
+    </w:p>
+    <w:p>
+      <w:pPr>
+        <w:pStyle w:val="Heading2"/>
+      </w:pPr>
+      <w:r>
+        <w:t>Check after the changed attempt · reference / check after trying</w:t>
+      </w:r>
+    </w:p>
+    <w:p>
+      <w:pPr>
+        <w:spacing w:line="336" w:lineRule="auto" w:after="180"/>
+      </w:pPr>
+      <w:r>
+        <w:rPr>
+          <w:b w:val="0"/>
+        </w:rPr>
+        <w:t>After your attempt, compare with the supported explanation: Rates become 3/3 and 2/3, but this selectively edited evaluation is misleading. The population changed after seeing failures, concealing a weakness.</w:t>
+      </w:r>
+    </w:p>
+    <w:p>
+      <w:pPr>
+        <w:pStyle w:val="Heading2"/>
+      </w:pPr>
+      <w:r>
+        <w:t>Repair and retain the record</w:t>
+      </w:r>
+    </w:p>
+    <w:p>
+      <w:pPr>
+        <w:spacing w:line="336" w:lineRule="auto" w:after="180"/>
+      </w:pPr>
+      <w:r>
+        <w:rPr>
+          <w:b w:val="0"/>
+        </w:rPr>
+        <w:t xml:space="preserve">Review Integration tests and fixtures (ai-6/9). Goal: Explain the </w:t>
       </w:r>
       <w:r>
         <w:rPr>
@@ -3116,40 +4793,7 @@
         <w:rPr>
           <w:b w:val="0"/>
         </w:rPr>
-        <w:t xml:space="preserve"> and terminology of evaluation pipelines</w:t>
-      </w:r>
-    </w:p>
-    <w:p>
-      <w:pPr>
-        <w:pStyle w:val="Heading3"/>
-      </w:pPr>
-      <w:r>
-        <w:t>My deciding step, evidence and one remaining question</w:t>
-      </w:r>
-    </w:p>
-    <w:p>
-      <w:r>
-        <w:t>________________________________________________________________</w:t>
-      </w:r>
-    </w:p>
-    <w:p>
-      <w:r>
-        <w:t>________________________________________________________________</w:t>
-      </w:r>
-    </w:p>
-    <w:p>
-      <w:r>
-        <w:t>________________________________________________________________</w:t>
-      </w:r>
-    </w:p>
-    <w:p>
-      <w:r>
-        <w:t>________________________________________________________________</w:t>
-      </w:r>
-    </w:p>
-    <w:p>
-      <w:r>
-        <w:t>________________________________________________________________</w:t>
+        <w:t xml:space="preserve"> and terminology of integration tests and fixtures. Short practice: Follow request N through the fixture and adapter.</w:t>
       </w:r>
     </w:p>
     <w:p>
@@ -3160,7 +4804,53 @@
         <w:rPr>
           <w:b w:val="0"/>
         </w:rPr>
-        <w:t xml:space="preserve">If you are unsure, return to the worked picture and explain one arrow. If you are ready, change an </w:t>
+        <w:t>Which source and item should appear in the reply, and what precisely fails when the adapter returns M?. Return to this week and explain what you changed.</w:t>
+      </w:r>
+    </w:p>
+    <w:p>
+      <w:pPr>
+        <w:spacing w:line="336" w:lineRule="auto" w:after="180"/>
+      </w:pPr>
+      <w:r>
+        <w:rPr>
+          <w:b w:val="0"/>
+        </w:rPr>
+        <w:t xml:space="preserve">Review Testing pure components (ai-6/7). Goal: Explain the </w:t>
+      </w:r>
+      <w:r>
+        <w:rPr>
+          <w:b/>
+        </w:rPr>
+        <w:t>mechanism</w:t>
+      </w:r>
+      <w:r>
+        <w:rPr>
+          <w:b w:val="0"/>
+        </w:rPr>
+        <w:t xml:space="preserve"> and terminology of testing pure components. Short practice: Predict the formatter </w:t>
+      </w:r>
+      <w:r>
+        <w:rPr>
+          <w:b/>
+        </w:rPr>
+        <w:t>output</w:t>
+      </w:r>
+      <w:r>
+        <w:rPr>
+          <w:b w:val="0"/>
+        </w:rPr>
+        <w:t>s for 7 and 12, including spacing.</w:t>
+      </w:r>
+    </w:p>
+    <w:p>
+      <w:pPr>
+        <w:spacing w:line="336" w:lineRule="auto" w:after="180"/>
+      </w:pPr>
+      <w:r>
+        <w:rPr>
+          <w:b w:val="0"/>
+        </w:rPr>
+        <w:t xml:space="preserve">Why does </w:t>
       </w:r>
       <w:r>
         <w:rPr>
@@ -3172,19 +4862,30 @@
         <w:rPr>
           <w:b w:val="0"/>
         </w:rPr>
-        <w:t xml:space="preserve"> or assumption and justify your </w:t>
+        <w:t xml:space="preserve"> 0 need rejection under this contract rather than an ordinary formatted response?. Return to this week and explain what you changed.</w:t>
+      </w:r>
+    </w:p>
+    <w:p>
+      <w:pPr>
+        <w:spacing w:line="336" w:lineRule="auto" w:after="180"/>
+      </w:pPr>
+      <w:r>
+        <w:rPr>
+          <w:b w:val="0"/>
+        </w:rPr>
+        <w:t xml:space="preserve">Review Configuration and secrets (ai-6/4). Goal: Explain the </w:t>
       </w:r>
       <w:r>
         <w:rPr>
           <w:b/>
         </w:rPr>
-        <w:t>prediction</w:t>
+        <w:t>mechanism</w:t>
       </w:r>
       <w:r>
         <w:rPr>
           <w:b w:val="0"/>
         </w:rPr>
-        <w:t>.</w:t>
+        <w:t xml:space="preserve"> and terminology of configuration and secrets. Short practice: Point to the public setting and the protected credential.</w:t>
       </w:r>
     </w:p>
     <w:p>
@@ -3195,7 +4896,18 @@
         <w:rPr>
           <w:b w:val="0"/>
         </w:rPr>
-        <w:t xml:space="preserve">Save your workbook </w:t>
+        <w:t>What changes when maximum_words becomes 60, and which information must never appear in the startup log?. Return to this week and explain what you changed.</w:t>
+      </w:r>
+    </w:p>
+    <w:p>
+      <w:pPr>
+        <w:spacing w:line="336" w:lineRule="auto" w:after="180"/>
+      </w:pPr>
+      <w:r>
+        <w:rPr>
+          <w:b w:val="0"/>
+        </w:rPr>
+        <w:t xml:space="preserve">Use Download completed work in the hosted lesson to export your answers, reflections, practice feedback and code-run </w:t>
       </w:r>
       <w:r>
         <w:rPr>
@@ -3207,20 +4919,26 @@
         <w:rPr>
           <w:b w:val="0"/>
         </w:rPr>
-        <w:t>. At the next review, try a different case before opening your old answer.</w:t>
-      </w:r>
-    </w:p>
-    <w:p>
-      <w:pPr>
-        <w:pStyle w:val="Heading1"/>
-      </w:pPr>
-      <w:r>
-        <w:t>17. Supported practice, repair and portfolio</w:t>
-      </w:r>
-    </w:p>
-    <w:p>
-      <w:r>
-        <w:t>Attempt supported questions before using hints or feedback. Review a missing building block, then keep the completed work.</w:t>
+        <w:t>. Open the HTML copy to read or print it.</w:t>
+      </w:r>
+    </w:p>
+    <w:p>
+      <w:pPr>
+        <w:spacing w:line="336" w:lineRule="auto" w:after="180"/>
+      </w:pPr>
+      <w:r>
+        <w:rPr>
+          <w:b w:val="0"/>
+        </w:rPr>
+        <w:t>Drafts stay in this browser when storage is available; clear drafts on a shared device.</w:t>
+      </w:r>
+    </w:p>
+    <w:p>
+      <w:pPr>
+        <w:pStyle w:val="Heading2"/>
+      </w:pPr>
+      <w:r>
+        <w:t>Earlier wording, alternatives and picture transcripts · reference / check after trying</w:t>
       </w:r>
     </w:p>
     <w:p>
@@ -3236,68 +4954,10 @@
     </w:p>
     <w:p>
       <w:pPr>
-        <w:spacing w:line="336" w:lineRule="auto" w:after="180"/>
-      </w:pPr>
-      <w:r>
-        <w:rPr>
-          <w:b w:val="0"/>
-        </w:rPr>
-        <w:t>Four cases through a scoring pipeline. Two fixed versions answer the same four questions with frozen correct-or-incorrect labels.</w:t>
-      </w:r>
-    </w:p>
-    <w:p>
-      <w:pPr>
         <w:pStyle w:val="Heading3"/>
       </w:pPr>
       <w:r>
-        <w:t>Practice 1: explain the deciding evidence</w:t>
-      </w:r>
-    </w:p>
-    <w:p>
-      <w:pPr>
-        <w:spacing w:line="336" w:lineRule="auto" w:after="180"/>
-      </w:pPr>
-      <w:r>
-        <w:rPr>
-          <w:b w:val="0"/>
-        </w:rPr>
-        <w:t>Which labelled step matches this detail? Case two separates the versions; case three fails for both.</w:t>
-      </w:r>
-    </w:p>
-    <w:p>
-      <w:pPr>
-        <w:spacing w:line="336" w:lineRule="auto" w:after="180"/>
-        <w:shd w:fill="F4F9FC"/>
-      </w:pPr>
-      <w:r>
-        <w:rPr>
-          <w:b w:val="0"/>
-        </w:rPr>
-        <w:t>1. Freeze cases</w:t>
-      </w:r>
-    </w:p>
-    <w:p>
-      <w:pPr>
-        <w:spacing w:line="336" w:lineRule="auto" w:after="180"/>
-        <w:shd w:fill="F4F9FC"/>
-      </w:pPr>
-      <w:r>
-        <w:rPr>
-          <w:b w:val="0"/>
-        </w:rPr>
-        <w:t>2. Inspect failures</w:t>
-      </w:r>
-    </w:p>
-    <w:p>
-      <w:pPr>
-        <w:spacing w:line="336" w:lineRule="auto" w:after="180"/>
-        <w:shd w:fill="F4F9FC"/>
-      </w:pPr>
-      <w:r>
-        <w:rPr>
-          <w:b w:val="0"/>
-        </w:rPr>
-        <w:t>3. Compute rates</w:t>
+        <w:t>Repair a missing building block</w:t>
       </w:r>
     </w:p>
     <w:p>
@@ -3305,439 +4965,25 @@
         <w:pStyle w:val="Heading3"/>
       </w:pPr>
       <w:r>
-        <w:t>My selected conclusion, deciding fact and explanation</w:t>
-      </w:r>
-    </w:p>
-    <w:p>
-      <w:r>
-        <w:t>________________________________________________________________</w:t>
-      </w:r>
-    </w:p>
-    <w:p>
-      <w:r>
-        <w:t>________________________________________________________________</w:t>
-      </w:r>
-    </w:p>
-    <w:p>
-      <w:r>
-        <w:t>________________________________________________________________</w:t>
-      </w:r>
-    </w:p>
-    <w:p>
-      <w:r>
-        <w:t>________________________________________________________________</w:t>
-      </w:r>
-    </w:p>
-    <w:p>
-      <w:r>
-        <w:t>________________________________________________________________</w:t>
-      </w:r>
-    </w:p>
-    <w:p>
-      <w:pPr>
-        <w:pStyle w:val="Heading3"/>
-      </w:pPr>
-      <w:r>
-        <w:t>Hint · try first</w:t>
-      </w:r>
-    </w:p>
-    <w:p>
-      <w:pPr>
-        <w:spacing w:line="336" w:lineRule="auto" w:after="180"/>
-        <w:shd w:fill="F1F6F8"/>
-      </w:pPr>
-      <w:r>
-        <w:rPr>
-          <w:b w:val="0"/>
-        </w:rPr>
-        <w:t>Hint if needed: Read the steps in the pictorial case. Match the supplied detail to the stage that performs or records it.</w:t>
-      </w:r>
-    </w:p>
-    <w:p>
-      <w:pPr>
-        <w:pStyle w:val="Heading3"/>
-      </w:pPr>
-      <w:r>
-        <w:t>Feedback · compare after trying</w:t>
-      </w:r>
-    </w:p>
-    <w:p>
-      <w:pPr>
-        <w:spacing w:line="336" w:lineRule="auto" w:after="180"/>
-        <w:shd w:fill="F1F6FC"/>
-      </w:pPr>
-      <w:r>
-        <w:rPr>
-          <w:b w:val="0"/>
-        </w:rPr>
-        <w:t>After your attempt, compare with the supported explanation: Inspect failures Case two separates the versions; case three fails for both. A pipeline preserves comparable cases, version labels and scoring.</w:t>
-      </w:r>
-    </w:p>
-    <w:p>
-      <w:pPr>
-        <w:spacing w:line="336" w:lineRule="auto" w:after="180"/>
-        <w:shd w:fill="F1F6FC"/>
-      </w:pPr>
-      <w:r>
-        <w:rPr>
-          <w:b w:val="0"/>
-        </w:rPr>
-        <w:t>Report the denominator and disagreements alongside percentages.</w:t>
-      </w:r>
-    </w:p>
-    <w:p>
-      <w:pPr>
-        <w:pStyle w:val="Heading3"/>
-      </w:pPr>
-      <w:r>
-        <w:t>Practice 2: explain the deciding evidence</w:t>
-      </w:r>
-    </w:p>
-    <w:p>
-      <w:pPr>
-        <w:pStyle w:val="Heading3"/>
-      </w:pPr>
-      <w:r>
-        <w:t>Changed case · predict first</w:t>
-      </w:r>
-    </w:p>
-    <w:p>
-      <w:pPr>
-        <w:spacing w:line="336" w:lineRule="auto" w:after="180"/>
-        <w:shd w:fill="F5F1FB"/>
-      </w:pPr>
-      <w:r>
-        <w:rPr>
-          <w:b w:val="0"/>
-        </w:rPr>
-        <w:t>Changed-case practice: Remove the shared failed third case after scoring. Which conclusion is supported by the supplied facts?</w:t>
-      </w:r>
-    </w:p>
-    <w:p>
-      <w:pPr>
-        <w:spacing w:line="336" w:lineRule="auto" w:after="180"/>
-        <w:shd w:fill="F4F9FC"/>
-      </w:pPr>
-      <w:r>
-        <w:rPr>
-          <w:b w:val="0"/>
-        </w:rPr>
-        <w:t>1. Rates become 3/3 and 2/3, but this selectively edited evaluation is misleading.</w:t>
-      </w:r>
-    </w:p>
-    <w:p>
-      <w:pPr>
-        <w:spacing w:line="336" w:lineRule="auto" w:after="180"/>
-        <w:shd w:fill="F4F9FC"/>
-      </w:pPr>
-      <w:r>
-        <w:rPr>
-          <w:b w:val="0"/>
-        </w:rPr>
-        <w:t xml:space="preserve">2. This one example guarantees correct results for every future </w:t>
-      </w:r>
-      <w:r>
-        <w:rPr>
-          <w:b/>
-        </w:rPr>
-        <w:t>input</w:t>
-      </w:r>
-      <w:r>
-        <w:rPr>
-          <w:b w:val="0"/>
-        </w:rPr>
-        <w:t>.</w:t>
-      </w:r>
-    </w:p>
-    <w:p>
-      <w:pPr>
-        <w:spacing w:line="336" w:lineRule="auto" w:after="180"/>
-        <w:shd w:fill="F4F9FC"/>
-      </w:pPr>
-      <w:r>
-        <w:rPr>
-          <w:b w:val="0"/>
-        </w:rPr>
-        <w:t xml:space="preserve">3. We can decide the result without examining the changed </w:t>
-      </w:r>
-      <w:r>
-        <w:rPr>
-          <w:b/>
-        </w:rPr>
-        <w:t>input</w:t>
-      </w:r>
-      <w:r>
-        <w:rPr>
-          <w:b w:val="0"/>
-        </w:rPr>
-        <w:t xml:space="preserve"> or the procedure.</w:t>
-      </w:r>
-    </w:p>
-    <w:p>
-      <w:pPr>
-        <w:pStyle w:val="Heading3"/>
-      </w:pPr>
-      <w:r>
-        <w:t>My selected conclusion, deciding fact and explanation</w:t>
-      </w:r>
-    </w:p>
-    <w:p>
-      <w:r>
-        <w:t>________________________________________________________________</w:t>
-      </w:r>
-    </w:p>
-    <w:p>
-      <w:r>
-        <w:t>________________________________________________________________</w:t>
-      </w:r>
-    </w:p>
-    <w:p>
-      <w:r>
-        <w:t>________________________________________________________________</w:t>
-      </w:r>
-    </w:p>
-    <w:p>
-      <w:r>
-        <w:t>________________________________________________________________</w:t>
-      </w:r>
-    </w:p>
-    <w:p>
-      <w:r>
-        <w:t>________________________________________________________________</w:t>
-      </w:r>
-    </w:p>
-    <w:p>
-      <w:pPr>
-        <w:pStyle w:val="Heading3"/>
-      </w:pPr>
-      <w:r>
-        <w:t>Hint · try first</w:t>
-      </w:r>
-    </w:p>
-    <w:p>
-      <w:pPr>
-        <w:spacing w:line="336" w:lineRule="auto" w:after="180"/>
-        <w:shd w:fill="F1F6F8"/>
-      </w:pPr>
-      <w:r>
-        <w:rPr>
-          <w:b w:val="0"/>
-        </w:rPr>
-        <w:t>Hint if needed: Use the changed condition and the deciding step in the pictorial trace. The answer must say what follows from those facts.</w:t>
-      </w:r>
-    </w:p>
-    <w:p>
-      <w:pPr>
-        <w:pStyle w:val="Heading3"/>
-      </w:pPr>
-      <w:r>
-        <w:t>Feedback · compare after trying</w:t>
-      </w:r>
-    </w:p>
-    <w:p>
-      <w:pPr>
-        <w:spacing w:line="336" w:lineRule="auto" w:after="180"/>
-        <w:shd w:fill="F1F6FC"/>
-      </w:pPr>
-      <w:r>
-        <w:rPr>
-          <w:b w:val="0"/>
-        </w:rPr>
-        <w:t>After your attempt, compare with the supported explanation: Rates become 3/3 and 2/3, but this selectively edited evaluation is misleading. The population changed after seeing failures, concealing a weakness.</w:t>
-      </w:r>
-    </w:p>
-    <w:p>
-      <w:pPr>
-        <w:pStyle w:val="Heading3"/>
-      </w:pPr>
-      <w:r>
-        <w:t>Repair a missing building block</w:t>
-      </w:r>
-    </w:p>
-    <w:p>
-      <w:pPr>
-        <w:spacing w:line="336" w:lineRule="auto" w:after="180"/>
-      </w:pPr>
-      <w:r>
-        <w:rPr>
-          <w:b w:val="0"/>
-        </w:rPr>
-        <w:t xml:space="preserve">Review Integration tests and fixtures (ai-6/9). Goal: Explain the </w:t>
-      </w:r>
-      <w:r>
-        <w:rPr>
-          <w:b/>
-        </w:rPr>
-        <w:t>mechanism</w:t>
-      </w:r>
-      <w:r>
-        <w:rPr>
-          <w:b w:val="0"/>
-        </w:rPr>
-        <w:t xml:space="preserve"> and terminology of integration tests and fixtures. Short practice: Follow request N through the fixture and adapter.</w:t>
-      </w:r>
-    </w:p>
-    <w:p>
-      <w:pPr>
-        <w:spacing w:line="336" w:lineRule="auto" w:after="180"/>
-      </w:pPr>
-      <w:r>
-        <w:rPr>
-          <w:b w:val="0"/>
-        </w:rPr>
-        <w:t>Which source and item should appear in the reply, and what precisely fails when the adapter returns M?. Return to this week and explain what you changed.</w:t>
-      </w:r>
-    </w:p>
-    <w:p>
-      <w:pPr>
-        <w:spacing w:line="336" w:lineRule="auto" w:after="180"/>
-      </w:pPr>
-      <w:r>
-        <w:rPr>
-          <w:b w:val="0"/>
-        </w:rPr>
-        <w:t xml:space="preserve">Review Testing pure components (ai-6/7). Goal: Explain the </w:t>
-      </w:r>
-      <w:r>
-        <w:rPr>
-          <w:b/>
-        </w:rPr>
-        <w:t>mechanism</w:t>
-      </w:r>
-      <w:r>
-        <w:rPr>
-          <w:b w:val="0"/>
-        </w:rPr>
-        <w:t xml:space="preserve"> and terminology of testing pure components. Short practice: Predict the formatter </w:t>
-      </w:r>
-      <w:r>
-        <w:rPr>
-          <w:b/>
-        </w:rPr>
-        <w:t>output</w:t>
-      </w:r>
-      <w:r>
-        <w:rPr>
-          <w:b w:val="0"/>
-        </w:rPr>
-        <w:t>s for 7 and 12, including spacing.</w:t>
-      </w:r>
-    </w:p>
-    <w:p>
-      <w:pPr>
-        <w:spacing w:line="336" w:lineRule="auto" w:after="180"/>
-      </w:pPr>
-      <w:r>
-        <w:rPr>
-          <w:b w:val="0"/>
-        </w:rPr>
-        <w:t xml:space="preserve">Why does </w:t>
-      </w:r>
-      <w:r>
-        <w:rPr>
-          <w:b/>
-        </w:rPr>
-        <w:t>input</w:t>
-      </w:r>
-      <w:r>
-        <w:rPr>
-          <w:b w:val="0"/>
-        </w:rPr>
-        <w:t xml:space="preserve"> 0 need rejection under this contract rather than an ordinary formatted response?. Return to this week and explain what you changed.</w:t>
-      </w:r>
-    </w:p>
-    <w:p>
-      <w:pPr>
-        <w:spacing w:line="336" w:lineRule="auto" w:after="180"/>
-      </w:pPr>
-      <w:r>
-        <w:rPr>
-          <w:b w:val="0"/>
-        </w:rPr>
-        <w:t xml:space="preserve">Review Configuration and secrets (ai-6/4). Goal: Explain the </w:t>
-      </w:r>
-      <w:r>
-        <w:rPr>
-          <w:b/>
-        </w:rPr>
-        <w:t>mechanism</w:t>
-      </w:r>
-      <w:r>
-        <w:rPr>
-          <w:b w:val="0"/>
-        </w:rPr>
-        <w:t xml:space="preserve"> and terminology of configuration and secrets. Short practice: Point to the public setting and the protected credential.</w:t>
-      </w:r>
-    </w:p>
-    <w:p>
-      <w:pPr>
-        <w:spacing w:line="336" w:lineRule="auto" w:after="180"/>
-      </w:pPr>
-      <w:r>
-        <w:rPr>
-          <w:b w:val="0"/>
-        </w:rPr>
-        <w:t>What changes when maximum_words becomes 60, and which information must never appear in the startup log?. Return to this week and explain what you changed.</w:t>
-      </w:r>
-    </w:p>
-    <w:p>
-      <w:pPr>
-        <w:pStyle w:val="Heading3"/>
-      </w:pPr>
-      <w:r>
         <w:t>Keep your completed work</w:t>
       </w:r>
     </w:p>
     <w:p>
       <w:pPr>
-        <w:spacing w:line="336" w:lineRule="auto" w:after="180"/>
-      </w:pPr>
-      <w:r>
-        <w:rPr>
-          <w:b w:val="0"/>
-        </w:rPr>
-        <w:t xml:space="preserve">Use Download completed work in the hosted lesson to export your answers, reflections, practice feedback and code-run </w:t>
-      </w:r>
-      <w:r>
-        <w:rPr>
-          <w:b/>
-        </w:rPr>
-        <w:t>evidence</w:t>
-      </w:r>
-      <w:r>
-        <w:rPr>
-          <w:b w:val="0"/>
-        </w:rPr>
-        <w:t>. Open the HTML copy to read or print it.</w:t>
-      </w:r>
-    </w:p>
-    <w:p>
-      <w:pPr>
-        <w:spacing w:line="336" w:lineRule="auto" w:after="180"/>
-      </w:pPr>
-      <w:r>
-        <w:rPr>
-          <w:b w:val="0"/>
-        </w:rPr>
-        <w:t>Drafts stay in this browser when storage is available; clear drafts on a shared device.</w:t>
-      </w:r>
-    </w:p>
-    <w:p>
-      <w:pPr>
         <w:pStyle w:val="Heading1"/>
       </w:pPr>
       <w:r>
-        <w:t>18. Visual concept journey</w:t>
-      </w:r>
-    </w:p>
-    <w:p>
-      <w:r>
-        <w:t>Explain each Evaluation pipelines graphic using its labels, deciding evidence and relevant limitation.</w:t>
-      </w:r>
-    </w:p>
-    <w:p>
-      <w:pPr>
-        <w:pStyle w:val="Heading3"/>
+        <w:t>18. Reference · Six-picture concept journey</w:t>
+      </w:r>
+    </w:p>
+    <w:p>
+      <w:r>
+        <w:t>Choose the picture that supports the current explanation.</w:t>
+      </w:r>
+    </w:p>
+    <w:p>
+      <w:pPr>
+        <w:pStyle w:val="Heading2"/>
       </w:pPr>
       <w:r>
         <w:t>01. Evaluation pipelines: the case</w:t>
@@ -3748,7 +4994,7 @@
         <w:drawing>
           <wp:inline xmlns:a="http://schemas.openxmlformats.org/drawingml/2006/main" xmlns:pic="http://schemas.openxmlformats.org/drawingml/2006/picture">
             <wp:extent cx="5486400" cy="2834640"/>
-            <wp:docPr id="3" name="Picture 3" descr="Four cases through a scoring pipeline. Two fixed versions answer the same four questions with frozen correct-or-incorrect labels. Supplied facts: A scores [1,1,0,1]; B scores [1,0,0,1]. Each 1 means agreement with the reference answer."/>
+            <wp:docPr id="5" name="Picture 5" descr="Four cases through a scoring pipeline. Two fixed versions answer the same four questions with frozen correct-or-incorrect labels. Supplied facts: A scores [1,1,0,1]; B scores [1,0,0,1]. Each 1 means agreement with the reference answer."/>
             <wp:cNvGraphicFramePr>
               <a:graphicFrameLocks noChangeAspect="1"/>
             </wp:cNvGraphicFramePr>
@@ -3757,163 +5003,6 @@
                 <pic:pic>
                   <pic:nvPicPr>
                     <pic:cNvPr id="0" name="academy-story-ai-6-10-01.png"/>
-                    <pic:cNvPicPr/>
-                  </pic:nvPicPr>
-                  <pic:blipFill>
-                    <a:blip r:embed="rId11"/>
-                    <a:stretch>
-                      <a:fillRect/>
-                    </a:stretch>
-                  </pic:blipFill>
-                  <pic:spPr>
-                    <a:xfrm>
-                      <a:off x="0" y="0"/>
-                      <a:ext cx="5486400" cy="2834640"/>
-                    </a:xfrm>
-                    <a:prstGeom prst="rect"/>
-                  </pic:spPr>
-                </pic:pic>
-              </a:graphicData>
-            </a:graphic>
-          </wp:inline>
-        </w:drawing>
-      </w:r>
-    </w:p>
-    <w:p>
-      <w:pPr>
-        <w:spacing w:line="336" w:lineRule="auto" w:after="180"/>
-      </w:pPr>
-      <w:r>
-        <w:rPr>
-          <w:b w:val="0"/>
-        </w:rPr>
-        <w:t>Four cases through a scoring pipeline. Two fixed versions answer the same four questions with frozen correct-or-incorrect labels. Supplied facts: A scores [1,1,0,1]; B scores [1,0,0,1].</w:t>
-      </w:r>
-    </w:p>
-    <w:p>
-      <w:pPr>
-        <w:spacing w:line="336" w:lineRule="auto" w:after="180"/>
-      </w:pPr>
-      <w:r>
-        <w:rPr>
-          <w:b w:val="0"/>
-        </w:rPr>
-        <w:t>Each 1 means agreement with the reference answer.</w:t>
-      </w:r>
-    </w:p>
-    <w:p>
-      <w:pPr>
-        <w:spacing w:line="336" w:lineRule="auto" w:after="180"/>
-        <w:shd w:fill="F5F1FB"/>
-      </w:pPr>
-      <w:r>
-        <w:rPr>
-          <w:b w:val="0"/>
-        </w:rPr>
-        <w:t>Point to the given fact that matters most. Explain why it matters.</w:t>
-      </w:r>
-    </w:p>
-    <w:p>
-      <w:pPr>
-        <w:pStyle w:val="Heading3"/>
-      </w:pPr>
-      <w:r>
-        <w:t>02. Follow the deciding steps</w:t>
-      </w:r>
-    </w:p>
-    <w:p>
-      <w:r>
-        <w:drawing>
-          <wp:inline xmlns:a="http://schemas.openxmlformats.org/drawingml/2006/main" xmlns:pic="http://schemas.openxmlformats.org/drawingml/2006/picture">
-            <wp:extent cx="5486400" cy="3182112"/>
-            <wp:docPr id="4" name="Picture 4" descr="Freeze cases: Keep questions and reference labels unchanged for both versions. → Compute rates: A is 3/4=75%; B is 2/4=50%. → Inspect failures: Case two separates the versions; case three fails for both."/>
-            <wp:cNvGraphicFramePr>
-              <a:graphicFrameLocks noChangeAspect="1"/>
-            </wp:cNvGraphicFramePr>
-            <a:graphic>
-              <a:graphicData uri="http://schemas.openxmlformats.org/drawingml/2006/picture">
-                <pic:pic>
-                  <pic:nvPicPr>
-                    <pic:cNvPr id="0" name="academy-story-ai-6-10-02.png"/>
-                    <pic:cNvPicPr/>
-                  </pic:nvPicPr>
-                  <pic:blipFill>
-                    <a:blip r:embed="rId12"/>
-                    <a:stretch>
-                      <a:fillRect/>
-                    </a:stretch>
-                  </pic:blipFill>
-                  <pic:spPr>
-                    <a:xfrm>
-                      <a:off x="0" y="0"/>
-                      <a:ext cx="5486400" cy="3182112"/>
-                    </a:xfrm>
-                    <a:prstGeom prst="rect"/>
-                  </pic:spPr>
-                </pic:pic>
-              </a:graphicData>
-            </a:graphic>
-          </wp:inline>
-        </w:drawing>
-      </w:r>
-    </w:p>
-    <w:p>
-      <w:pPr>
-        <w:spacing w:line="336" w:lineRule="auto" w:after="180"/>
-      </w:pPr>
-      <w:r>
-        <w:rPr>
-          <w:b w:val="0"/>
-        </w:rPr>
-        <w:t>Freeze cases: Keep questions and reference labels unchanged for both versions. → Compute rates: A is 3/4=75%; B is 2/4=50%. → Inspect failures: Case two separates the versions; case three fails for both.</w:t>
-      </w:r>
-    </w:p>
-    <w:p>
-      <w:pPr>
-        <w:spacing w:line="336" w:lineRule="auto" w:after="180"/>
-        <w:shd w:fill="F5F1FB"/>
-      </w:pPr>
-      <w:r>
-        <w:rPr>
-          <w:b w:val="0"/>
-        </w:rPr>
-        <w:t xml:space="preserve">Point to each numbered stage and explain which recorded </w:t>
-      </w:r>
-      <w:r>
-        <w:rPr>
-          <w:b/>
-        </w:rPr>
-        <w:t>input</w:t>
-      </w:r>
-      <w:r>
-        <w:rPr>
-          <w:b w:val="0"/>
-        </w:rPr>
-        <w:t xml:space="preserve"> it uses.</w:t>
-      </w:r>
-    </w:p>
-    <w:p>
-      <w:pPr>
-        <w:pStyle w:val="Heading3"/>
-      </w:pPr>
-      <w:r>
-        <w:t>03. Correct answers on four shared cases</w:t>
-      </w:r>
-    </w:p>
-    <w:p>
-      <w:r>
-        <w:drawing>
-          <wp:inline xmlns:a="http://schemas.openxmlformats.org/drawingml/2006/main" xmlns:pic="http://schemas.openxmlformats.org/drawingml/2006/picture">
-            <wp:extent cx="5486400" cy="2834640"/>
-            <wp:docPr id="5" name="Picture 5" descr="Correct answers on four shared cases. Units: correct answers out of 4. A: 3. B: 2."/>
-            <wp:cNvGraphicFramePr>
-              <a:graphicFrameLocks noChangeAspect="1"/>
-            </wp:cNvGraphicFramePr>
-            <a:graphic>
-              <a:graphicData uri="http://schemas.openxmlformats.org/drawingml/2006/picture">
-                <pic:pic>
-                  <pic:nvPicPr>
-                    <pic:cNvPr id="0" name="academy-story-ai-6-10-03.png"/>
                     <pic:cNvPicPr/>
                   </pic:nvPicPr>
                   <pic:blipFill>
@@ -3944,13 +5033,167 @@
         <w:rPr>
           <w:b w:val="0"/>
         </w:rPr>
+        <w:t>Four cases through a scoring pipeline. Two fixed versions answer the same four questions with frozen correct-or-incorrect labels. Supplied facts: A scores [1,1,0,1]; B scores [1,0,0,1].</w:t>
+      </w:r>
+    </w:p>
+    <w:p>
+      <w:pPr>
+        <w:spacing w:line="336" w:lineRule="auto" w:after="180"/>
+      </w:pPr>
+      <w:r>
+        <w:rPr>
+          <w:b w:val="0"/>
+        </w:rPr>
+        <w:t>Each 1 means agreement with the reference answer.</w:t>
+      </w:r>
+    </w:p>
+    <w:p>
+      <w:pPr>
+        <w:spacing w:line="336" w:lineRule="auto" w:after="180"/>
+      </w:pPr>
+      <w:r>
+        <w:rPr>
+          <w:b w:val="0"/>
+        </w:rPr>
+        <w:t>Point to the given fact that matters most. Explain why it matters.</w:t>
+      </w:r>
+    </w:p>
+    <w:p>
+      <w:pPr>
+        <w:pStyle w:val="Heading2"/>
+      </w:pPr>
+      <w:r>
+        <w:t>02. Follow the deciding steps</w:t>
+      </w:r>
+    </w:p>
+    <w:p>
+      <w:r>
+        <w:drawing>
+          <wp:inline xmlns:a="http://schemas.openxmlformats.org/drawingml/2006/main" xmlns:pic="http://schemas.openxmlformats.org/drawingml/2006/picture">
+            <wp:extent cx="5486400" cy="3182112"/>
+            <wp:docPr id="6" name="Picture 6" descr="Freeze cases: Keep questions and reference labels unchanged for both versions. → Compute rates: A is 3/4=75%; B is 2/4=50%. → Inspect failures: Case two separates the versions; case three fails for both."/>
+            <wp:cNvGraphicFramePr>
+              <a:graphicFrameLocks noChangeAspect="1"/>
+            </wp:cNvGraphicFramePr>
+            <a:graphic>
+              <a:graphicData uri="http://schemas.openxmlformats.org/drawingml/2006/picture">
+                <pic:pic>
+                  <pic:nvPicPr>
+                    <pic:cNvPr id="0" name="academy-story-ai-6-10-02.png"/>
+                    <pic:cNvPicPr/>
+                  </pic:nvPicPr>
+                  <pic:blipFill>
+                    <a:blip r:embed="rId9"/>
+                    <a:stretch>
+                      <a:fillRect/>
+                    </a:stretch>
+                  </pic:blipFill>
+                  <pic:spPr>
+                    <a:xfrm>
+                      <a:off x="0" y="0"/>
+                      <a:ext cx="5486400" cy="3182112"/>
+                    </a:xfrm>
+                    <a:prstGeom prst="rect"/>
+                  </pic:spPr>
+                </pic:pic>
+              </a:graphicData>
+            </a:graphic>
+          </wp:inline>
+        </w:drawing>
+      </w:r>
+    </w:p>
+    <w:p>
+      <w:pPr>
+        <w:spacing w:line="336" w:lineRule="auto" w:after="180"/>
+      </w:pPr>
+      <w:r>
+        <w:rPr>
+          <w:b w:val="0"/>
+        </w:rPr>
+        <w:t>Freeze cases: Keep questions and reference labels unchanged for both versions. → Compute rates: A is 3/4=75%; B is 2/4=50%. → Inspect failures: Case two separates the versions; case three fails for both.</w:t>
+      </w:r>
+    </w:p>
+    <w:p>
+      <w:pPr>
+        <w:spacing w:line="336" w:lineRule="auto" w:after="180"/>
+      </w:pPr>
+      <w:r>
+        <w:rPr>
+          <w:b w:val="0"/>
+        </w:rPr>
+        <w:t xml:space="preserve">Point to each numbered stage and explain which recorded </w:t>
+      </w:r>
+      <w:r>
+        <w:rPr>
+          <w:b/>
+        </w:rPr>
+        <w:t>input</w:t>
+      </w:r>
+      <w:r>
+        <w:rPr>
+          <w:b w:val="0"/>
+        </w:rPr>
+        <w:t xml:space="preserve"> it uses.</w:t>
+      </w:r>
+    </w:p>
+    <w:p>
+      <w:pPr>
+        <w:pStyle w:val="Heading2"/>
+      </w:pPr>
+      <w:r>
+        <w:t>03. Correct answers on four shared cases</w:t>
+      </w:r>
+    </w:p>
+    <w:p>
+      <w:r>
+        <w:drawing>
+          <wp:inline xmlns:a="http://schemas.openxmlformats.org/drawingml/2006/main" xmlns:pic="http://schemas.openxmlformats.org/drawingml/2006/picture">
+            <wp:extent cx="5486400" cy="2834640"/>
+            <wp:docPr id="7" name="Picture 7" descr="Correct answers on four shared cases. Units: correct answers out of 4. A: 3. B: 2."/>
+            <wp:cNvGraphicFramePr>
+              <a:graphicFrameLocks noChangeAspect="1"/>
+            </wp:cNvGraphicFramePr>
+            <a:graphic>
+              <a:graphicData uri="http://schemas.openxmlformats.org/drawingml/2006/picture">
+                <pic:pic>
+                  <pic:nvPicPr>
+                    <pic:cNvPr id="0" name="academy-story-ai-6-10-03.png"/>
+                    <pic:cNvPicPr/>
+                  </pic:nvPicPr>
+                  <pic:blipFill>
+                    <a:blip r:embed="rId14"/>
+                    <a:stretch>
+                      <a:fillRect/>
+                    </a:stretch>
+                  </pic:blipFill>
+                  <pic:spPr>
+                    <a:xfrm>
+                      <a:off x="0" y="0"/>
+                      <a:ext cx="5486400" cy="2834640"/>
+                    </a:xfrm>
+                    <a:prstGeom prst="rect"/>
+                  </pic:spPr>
+                </pic:pic>
+              </a:graphicData>
+            </a:graphic>
+          </wp:inline>
+        </w:drawing>
+      </w:r>
+    </w:p>
+    <w:p>
+      <w:pPr>
+        <w:spacing w:line="336" w:lineRule="auto" w:after="180"/>
+      </w:pPr>
+      <w:r>
+        <w:rPr>
+          <w:b w:val="0"/>
+        </w:rPr>
         <w:t>Correct answers on four shared cases. Units: correct answers out of 4. A: 3. B: 2.</w:t>
       </w:r>
     </w:p>
     <w:p>
       <w:pPr>
         <w:spacing w:line="336" w:lineRule="auto" w:after="180"/>
-        <w:shd w:fill="F5F1FB"/>
       </w:pPr>
       <w:r>
         <w:rPr>
@@ -3961,7 +5204,7 @@
     </w:p>
     <w:p>
       <w:pPr>
-        <w:pStyle w:val="Heading3"/>
+        <w:pStyle w:val="Heading2"/>
       </w:pPr>
       <w:r>
         <w:t>04. Change one thing. Trace what follows.</w:t>
@@ -3972,7 +5215,7 @@
         <w:drawing>
           <wp:inline xmlns:a="http://schemas.openxmlformats.org/drawingml/2006/main" xmlns:pic="http://schemas.openxmlformats.org/drawingml/2006/picture">
             <wp:extent cx="5486400" cy="3026664"/>
-            <wp:docPr id="6" name="Picture 6" descr="Original case: Case two separates the versions; case three fails for both. Changed condition: Remove the shared failed third case after scoring. Expected result: Rates become 3/3 and 2/3, but this selectively edited evaluation is misleading. Reason: The population changed after seeing failures, concealing a weakness."/>
+            <wp:docPr id="8" name="Picture 8" descr="Original case: Case two separates the versions; case three fails for both. Changed condition: Remove the shared failed third case after scoring. Expected result: Rates become 3/3 and 2/3, but this selectively edited evaluation is misleading. Reason: The population changed after seeing failures, concealing a weakness."/>
             <wp:cNvGraphicFramePr>
               <a:graphicFrameLocks noChangeAspect="1"/>
             </wp:cNvGraphicFramePr>
@@ -3984,7 +5227,7 @@
                     <pic:cNvPicPr/>
                   </pic:nvPicPr>
                   <pic:blipFill>
-                    <a:blip r:embed="rId14"/>
+                    <a:blip r:embed="rId10"/>
                     <a:stretch>
                       <a:fillRect/>
                     </a:stretch>
@@ -4028,7 +5271,6 @@
     <w:p>
       <w:pPr>
         <w:spacing w:line="336" w:lineRule="auto" w:after="180"/>
-        <w:shd w:fill="F5F1FB"/>
       </w:pPr>
       <w:r>
         <w:rPr>
@@ -4039,7 +5281,7 @@
     </w:p>
     <w:p>
       <w:pPr>
-        <w:pStyle w:val="Heading3"/>
+        <w:pStyle w:val="Heading2"/>
       </w:pPr>
       <w:r>
         <w:t>05. Connect the explanation to its limit</w:t>
@@ -4050,7 +5292,7 @@
         <w:drawing>
           <wp:inline xmlns:a="http://schemas.openxmlformats.org/drawingml/2006/main" xmlns:pic="http://schemas.openxmlformats.org/drawingml/2006/picture">
             <wp:extent cx="5486400" cy="2834640"/>
-            <wp:docPr id="7" name="Picture 7" descr="A pipeline preserves comparable cases, version labels and scoring. Report the denominator and disagreements alongside percentages. Limit: Four fictional cases illustrate a procedure, not broad quality or a stable future success rate."/>
+            <wp:docPr id="9" name="Picture 9" descr="A pipeline preserves comparable cases, version labels and scoring. Report the denominator and disagreements alongside percentages. Limit: Four fictional cases illustrate a procedure, not broad quality or a stable future success rate."/>
             <wp:cNvGraphicFramePr>
               <a:graphicFrameLocks noChangeAspect="1"/>
             </wp:cNvGraphicFramePr>
@@ -4106,7 +5348,6 @@
     <w:p>
       <w:pPr>
         <w:spacing w:line="336" w:lineRule="auto" w:after="180"/>
-        <w:shd w:fill="F5F1FB"/>
       </w:pPr>
       <w:r>
         <w:rPr>
@@ -4117,7 +5358,7 @@
     </w:p>
     <w:p>
       <w:pPr>
-        <w:pStyle w:val="Heading3"/>
+        <w:pStyle w:val="Heading2"/>
       </w:pPr>
       <w:r>
         <w:t>06. Make the idea visible in your project</w:t>
@@ -4128,7 +5369,7 @@
         <w:drawing>
           <wp:inline xmlns:a="http://schemas.openxmlformats.org/drawingml/2006/main" xmlns:pic="http://schemas.openxmlformats.org/drawingml/2006/picture">
             <wp:extent cx="5486400" cy="3529584"/>
-            <wp:docPr id="8" name="Picture 8" descr="For the Grounded Learning Service, retain an annotated trace and the changed-case result. Name the contract or evidence that makes the deciding step valid, so another team can review it. Draw your input, deciding step, result and limit. Supported question: Calculate A’s and B’s correct rates on all four cases. Identify their shared failure and explain why removing that case after scoring changes the honesty of the comparison."/>
+            <wp:docPr id="10" name="Picture 10" descr="For the Grounded Learning Service, retain an annotated trace and the changed-case result. Name the contract or evidence that makes the deciding step valid, so another team can review it. Draw your input, deciding step, result and limit. Supported question: Calculate A’s and B’s correct rates on all four cases. Identify their shared failure and explain why removing that case after scoring changes the honesty of the comparison."/>
             <wp:cNvGraphicFramePr>
               <a:graphicFrameLocks noChangeAspect="1"/>
             </wp:cNvGraphicFramePr>
@@ -4219,7 +5460,6 @@
     <w:p>
       <w:pPr>
         <w:spacing w:line="336" w:lineRule="auto" w:after="180"/>
-        <w:shd w:fill="F5F1FB"/>
       </w:pPr>
       <w:r>
         <w:rPr>
@@ -4238,6 +5478,62 @@
           <w:b w:val="0"/>
         </w:rPr>
         <w:t>.</w:t>
+      </w:r>
+    </w:p>
+    <w:p>
+      <w:pPr>
+        <w:pStyle w:val="Heading2"/>
+      </w:pPr>
+      <w:r>
+        <w:t>Earlier wording, alternatives and picture transcripts · reference / check after trying</w:t>
+      </w:r>
+    </w:p>
+    <w:p>
+      <w:pPr>
+        <w:pStyle w:val="Heading3"/>
+      </w:pPr>
+      <w:r>
+        <w:t>01. Evaluation pipelines: the case</w:t>
+      </w:r>
+    </w:p>
+    <w:p>
+      <w:pPr>
+        <w:pStyle w:val="Heading3"/>
+      </w:pPr>
+      <w:r>
+        <w:t>02. Follow the deciding steps</w:t>
+      </w:r>
+    </w:p>
+    <w:p>
+      <w:pPr>
+        <w:pStyle w:val="Heading3"/>
+      </w:pPr>
+      <w:r>
+        <w:t>03. Correct answers on four shared cases</w:t>
+      </w:r>
+    </w:p>
+    <w:p>
+      <w:pPr>
+        <w:pStyle w:val="Heading3"/>
+      </w:pPr>
+      <w:r>
+        <w:t>04. Change one thing. Trace what follows.</w:t>
+      </w:r>
+    </w:p>
+    <w:p>
+      <w:pPr>
+        <w:pStyle w:val="Heading3"/>
+      </w:pPr>
+      <w:r>
+        <w:t>05. Connect the explanation to its limit</w:t>
+      </w:r>
+    </w:p>
+    <w:p>
+      <w:pPr>
+        <w:pStyle w:val="Heading3"/>
+      </w:pPr>
+      <w:r>
+        <w:t>06. Make the idea visible in your project</w:t>
       </w:r>
     </w:p>
     <w:sectPr>
